--- a/Проектирование и разрабботка ИС .docx
+++ b/Проектирование и разрабботка ИС .docx
@@ -1,6 +1,6 @@
 
 <file path=word/document.xml><?xml version="1.0" encoding="utf-8"?>
-<w:document xmlns:wpc="http://schemas.microsoft.com/office/word/2010/wordprocessingCanvas" xmlns:cx="http://schemas.microsoft.com/office/drawing/2014/chartex" xmlns:cx1="http://schemas.microsoft.com/office/drawing/2015/9/8/chartex" xmlns:cx2="http://schemas.microsoft.com/office/drawing/2015/10/21/chartex" xmlns:cx3="http://schemas.microsoft.com/office/drawing/2016/5/9/chartex" xmlns:cx4="http://schemas.microsoft.com/office/drawing/2016/5/10/chartex" xmlns:cx5="http://schemas.microsoft.com/office/drawing/2016/5/11/chartex" xmlns:cx6="http://schemas.microsoft.com/office/drawing/2016/5/12/chartex" xmlns:cx7="http://schemas.microsoft.com/office/drawing/2016/5/13/chartex" xmlns:cx8="http://schemas.microsoft.com/office/drawing/2016/5/14/chartex" xmlns:mc="http://schemas.openxmlformats.org/markup-compatibility/2006" xmlns:aink="http://schemas.microsoft.com/office/drawing/2016/ink" xmlns:am3d="http://schemas.microsoft.com/office/drawing/2017/model3d" xmlns:o="urn:schemas-microsoft-com:office:office" xmlns:r="http://schemas.openxmlformats.org/officeDocument/2006/relationships" xmlns:m="http://schemas.openxmlformats.org/officeDocument/2006/math" xmlns:v="urn:schemas-microsoft-com:vml" xmlns:wp14="http://schemas.microsoft.com/office/word/2010/wordprocessingDrawing" xmlns:wp="http://schemas.openxmlformats.org/drawingml/2006/wordprocessingDrawing" xmlns:w10="urn:schemas-microsoft-com:office:word" xmlns:w="http://schemas.openxmlformats.org/wordprocessingml/2006/main" xmlns:w14="http://schemas.microsoft.com/office/word/2010/wordml" xmlns:w15="http://schemas.microsoft.com/office/word/2012/wordml" xmlns:w16cex="http://schemas.microsoft.com/office/word/2018/wordml/cex" xmlns:w16cid="http://schemas.microsoft.com/office/word/2016/wordml/cid" xmlns:w16="http://schemas.microsoft.com/office/word/2018/wordml" xmlns:w16sdtdh="http://schemas.microsoft.com/office/word/2020/wordml/sdtdatahash" xmlns:w16se="http://schemas.microsoft.com/office/word/2015/wordml/symex" xmlns:wpg="http://schemas.microsoft.com/office/word/2010/wordprocessingGroup" xmlns:wpi="http://schemas.microsoft.com/office/word/2010/wordprocessingInk" xmlns:wne="http://schemas.microsoft.com/office/word/2006/wordml" xmlns:wps="http://schemas.microsoft.com/office/word/2010/wordprocessingShape" mc:Ignorable="w14 w15 w16se w16cid w16 w16cex w16sdtdh wp14">
+<w:document xmlns:wpc="http://schemas.microsoft.com/office/word/2010/wordprocessingCanvas" xmlns:cx="http://schemas.microsoft.com/office/drawing/2014/chartex" xmlns:cx1="http://schemas.microsoft.com/office/drawing/2015/9/8/chartex" xmlns:cx2="http://schemas.microsoft.com/office/drawing/2015/10/21/chartex" xmlns:cx3="http://schemas.microsoft.com/office/drawing/2016/5/9/chartex" xmlns:cx4="http://schemas.microsoft.com/office/drawing/2016/5/10/chartex" xmlns:cx5="http://schemas.microsoft.com/office/drawing/2016/5/11/chartex" xmlns:cx6="http://schemas.microsoft.com/office/drawing/2016/5/12/chartex" xmlns:cx7="http://schemas.microsoft.com/office/drawing/2016/5/13/chartex" xmlns:cx8="http://schemas.microsoft.com/office/drawing/2016/5/14/chartex" xmlns:mc="http://schemas.openxmlformats.org/markup-compatibility/2006" xmlns:aink="http://schemas.microsoft.com/office/drawing/2016/ink" xmlns:am3d="http://schemas.microsoft.com/office/drawing/2017/model3d" xmlns:o="urn:schemas-microsoft-com:office:office" xmlns:r="http://schemas.openxmlformats.org/officeDocument/2006/relationships" xmlns:m="http://schemas.openxmlformats.org/officeDocument/2006/math" xmlns:v="urn:schemas-microsoft-com:vml" xmlns:wp14="http://schemas.microsoft.com/office/word/2010/wordprocessingDrawing" xmlns:wp="http://schemas.openxmlformats.org/drawingml/2006/wordprocessingDrawing" xmlns:w10="urn:schemas-microsoft-com:office:word" xmlns:w="http://schemas.openxmlformats.org/wordprocessingml/2006/main" xmlns:w14="http://schemas.microsoft.com/office/word/2010/wordml" xmlns:w15="http://schemas.microsoft.com/office/word/2012/wordml" xmlns:w16cid="http://schemas.microsoft.com/office/word/2016/wordml/cid" xmlns:w16se="http://schemas.microsoft.com/office/word/2015/wordml/symex" xmlns:wpg="http://schemas.microsoft.com/office/word/2010/wordprocessingGroup" xmlns:wpi="http://schemas.microsoft.com/office/word/2010/wordprocessingInk" xmlns:wne="http://schemas.microsoft.com/office/word/2006/wordml" xmlns:wps="http://schemas.microsoft.com/office/word/2010/wordprocessingShape" mc:Ignorable="w14 w15 w16se w16cid wp14">
   <w:body>
     <w:p>
       <w:pPr>
@@ -1792,7 +1792,25 @@
           <w:sz w:val="28"/>
           <w:szCs w:val="28"/>
         </w:rPr>
-        <w:t xml:space="preserve">Технологический стек включает: среду разработки Visual Studio, язык C#, интерфейс WPF, СУБД MySQL, управление БД — MySQL </w:t>
+        <w:t xml:space="preserve">Технологический стек включает: среду разработки Visual Studio, язык C#, интерфейс WPF, СУБД MySQL, управление БД — </w:t>
+      </w:r>
+      <w:proofErr w:type="spellStart"/>
+      <w:r>
+        <w:rPr>
+          <w:rFonts w:ascii="Times New Roman" w:hAnsi="Times New Roman" w:cs="Times New Roman"/>
+          <w:sz w:val="28"/>
+          <w:szCs w:val="28"/>
+        </w:rPr>
+        <w:t>MySQL</w:t>
+      </w:r>
+      <w:proofErr w:type="spellEnd"/>
+      <w:r>
+        <w:rPr>
+          <w:rFonts w:ascii="Times New Roman" w:hAnsi="Times New Roman" w:cs="Times New Roman"/>
+          <w:sz w:val="28"/>
+          <w:szCs w:val="28"/>
+        </w:rPr>
+        <w:t xml:space="preserve"> </w:t>
       </w:r>
       <w:proofErr w:type="spellStart"/>
       <w:r>
@@ -4098,7 +4116,25 @@
           <w:sz w:val="28"/>
           <w:szCs w:val="28"/>
         </w:rPr>
-        <w:t>Импорт данных из документа. Загрузка файла Word (.</w:t>
+        <w:t xml:space="preserve">Импорт данных из документа. Загрузка файла </w:t>
+      </w:r>
+      <w:proofErr w:type="spellStart"/>
+      <w:r>
+        <w:rPr>
+          <w:rFonts w:ascii="Times New Roman" w:hAnsi="Times New Roman" w:cs="Times New Roman"/>
+          <w:sz w:val="28"/>
+          <w:szCs w:val="28"/>
+        </w:rPr>
+        <w:t>Word</w:t>
+      </w:r>
+      <w:proofErr w:type="spellEnd"/>
+      <w:r>
+        <w:rPr>
+          <w:rFonts w:ascii="Times New Roman" w:hAnsi="Times New Roman" w:cs="Times New Roman"/>
+          <w:sz w:val="28"/>
+          <w:szCs w:val="28"/>
+        </w:rPr>
+        <w:t xml:space="preserve"> (.</w:t>
       </w:r>
       <w:proofErr w:type="spellStart"/>
       <w:r>
@@ -4116,7 +4152,25 @@
           <w:sz w:val="28"/>
           <w:szCs w:val="28"/>
         </w:rPr>
-        <w:t>), Excel (.</w:t>
+        <w:t xml:space="preserve">), </w:t>
+      </w:r>
+      <w:proofErr w:type="spellStart"/>
+      <w:r>
+        <w:rPr>
+          <w:rFonts w:ascii="Times New Roman" w:hAnsi="Times New Roman" w:cs="Times New Roman"/>
+          <w:sz w:val="28"/>
+          <w:szCs w:val="28"/>
+        </w:rPr>
+        <w:t>Excel</w:t>
+      </w:r>
+      <w:proofErr w:type="spellEnd"/>
+      <w:r>
+        <w:rPr>
+          <w:rFonts w:ascii="Times New Roman" w:hAnsi="Times New Roman" w:cs="Times New Roman"/>
+          <w:sz w:val="28"/>
+          <w:szCs w:val="28"/>
+        </w:rPr>
+        <w:t xml:space="preserve"> (.</w:t>
       </w:r>
       <w:proofErr w:type="spellStart"/>
       <w:r>
@@ -4458,7 +4512,25 @@
           <w:sz w:val="28"/>
           <w:szCs w:val="28"/>
         </w:rPr>
-        <w:t>), телефон (Phone), признак активности (</w:t>
+        <w:t>), телефон (</w:t>
+      </w:r>
+      <w:proofErr w:type="spellStart"/>
+      <w:r>
+        <w:rPr>
+          <w:rFonts w:ascii="Times New Roman" w:hAnsi="Times New Roman" w:cs="Times New Roman"/>
+          <w:sz w:val="28"/>
+          <w:szCs w:val="28"/>
+        </w:rPr>
+        <w:t>Phone</w:t>
+      </w:r>
+      <w:proofErr w:type="spellEnd"/>
+      <w:r>
+        <w:rPr>
+          <w:rFonts w:ascii="Times New Roman" w:hAnsi="Times New Roman" w:cs="Times New Roman"/>
+          <w:sz w:val="28"/>
+          <w:szCs w:val="28"/>
+        </w:rPr>
+        <w:t>), признак активности (</w:t>
       </w:r>
       <w:proofErr w:type="spellStart"/>
       <w:r>
@@ -4594,7 +4666,25 @@
           <w:sz w:val="28"/>
           <w:szCs w:val="28"/>
         </w:rPr>
-        <w:t>), тип обращения (Type), приоритет (</w:t>
+        <w:t>), тип обращения (</w:t>
+      </w:r>
+      <w:proofErr w:type="spellStart"/>
+      <w:r>
+        <w:rPr>
+          <w:rFonts w:ascii="Times New Roman" w:hAnsi="Times New Roman" w:cs="Times New Roman"/>
+          <w:sz w:val="28"/>
+          <w:szCs w:val="28"/>
+        </w:rPr>
+        <w:t>Type</w:t>
+      </w:r>
+      <w:proofErr w:type="spellEnd"/>
+      <w:r>
+        <w:rPr>
+          <w:rFonts w:ascii="Times New Roman" w:hAnsi="Times New Roman" w:cs="Times New Roman"/>
+          <w:sz w:val="28"/>
+          <w:szCs w:val="28"/>
+        </w:rPr>
+        <w:t>), приоритет (</w:t>
       </w:r>
       <w:proofErr w:type="spellStart"/>
       <w:r>
@@ -4838,7 +4928,25 @@
           <w:sz w:val="28"/>
           <w:szCs w:val="28"/>
         </w:rPr>
-        <w:t>), название (Name). Содержит записи: «Новое», «Назначено», «В работе», «Выполнено», «Закрыто», «Отменено».</w:t>
+        <w:t>), название (</w:t>
+      </w:r>
+      <w:proofErr w:type="spellStart"/>
+      <w:r>
+        <w:rPr>
+          <w:rFonts w:ascii="Times New Roman" w:hAnsi="Times New Roman" w:cs="Times New Roman"/>
+          <w:sz w:val="28"/>
+          <w:szCs w:val="28"/>
+        </w:rPr>
+        <w:t>Name</w:t>
+      </w:r>
+      <w:proofErr w:type="spellEnd"/>
+      <w:r>
+        <w:rPr>
+          <w:rFonts w:ascii="Times New Roman" w:hAnsi="Times New Roman" w:cs="Times New Roman"/>
+          <w:sz w:val="28"/>
+          <w:szCs w:val="28"/>
+        </w:rPr>
+        <w:t>). Содержит записи: «Новое», «Назначено», «В работе», «Выполнено», «Закрыто», «Отменено».</w:t>
       </w:r>
     </w:p>
     <w:p>
@@ -5110,7 +5218,25 @@
           <w:sz w:val="28"/>
           <w:szCs w:val="28"/>
         </w:rPr>
-        <w:t>), текст (Content), дата создания (</w:t>
+        <w:t>), текст (</w:t>
+      </w:r>
+      <w:proofErr w:type="spellStart"/>
+      <w:r>
+        <w:rPr>
+          <w:rFonts w:ascii="Times New Roman" w:hAnsi="Times New Roman" w:cs="Times New Roman"/>
+          <w:sz w:val="28"/>
+          <w:szCs w:val="28"/>
+        </w:rPr>
+        <w:t>Content</w:t>
+      </w:r>
+      <w:proofErr w:type="spellEnd"/>
+      <w:r>
+        <w:rPr>
+          <w:rFonts w:ascii="Times New Roman" w:hAnsi="Times New Roman" w:cs="Times New Roman"/>
+          <w:sz w:val="28"/>
+          <w:szCs w:val="28"/>
+        </w:rPr>
+        <w:t>), дата создания (</w:t>
       </w:r>
       <w:proofErr w:type="spellStart"/>
       <w:r>
@@ -5210,7 +5336,25 @@
           <w:sz w:val="28"/>
           <w:szCs w:val="28"/>
         </w:rPr>
-        <w:t>), название (Name), тип файла (</w:t>
+        <w:t>), название (</w:t>
+      </w:r>
+      <w:proofErr w:type="spellStart"/>
+      <w:r>
+        <w:rPr>
+          <w:rFonts w:ascii="Times New Roman" w:hAnsi="Times New Roman" w:cs="Times New Roman"/>
+          <w:sz w:val="28"/>
+          <w:szCs w:val="28"/>
+        </w:rPr>
+        <w:t>Name</w:t>
+      </w:r>
+      <w:proofErr w:type="spellEnd"/>
+      <w:r>
+        <w:rPr>
+          <w:rFonts w:ascii="Times New Roman" w:hAnsi="Times New Roman" w:cs="Times New Roman"/>
+          <w:sz w:val="28"/>
+          <w:szCs w:val="28"/>
+        </w:rPr>
+        <w:t>), тип файла (</w:t>
       </w:r>
       <w:proofErr w:type="spellStart"/>
       <w:r>
@@ -5328,7 +5472,25 @@
           <w:sz w:val="28"/>
           <w:szCs w:val="28"/>
         </w:rPr>
-        <w:t>), название (Name), условие (</w:t>
+        <w:t>), название (</w:t>
+      </w:r>
+      <w:proofErr w:type="spellStart"/>
+      <w:r>
+        <w:rPr>
+          <w:rFonts w:ascii="Times New Roman" w:hAnsi="Times New Roman" w:cs="Times New Roman"/>
+          <w:sz w:val="28"/>
+          <w:szCs w:val="28"/>
+        </w:rPr>
+        <w:t>Name</w:t>
+      </w:r>
+      <w:proofErr w:type="spellEnd"/>
+      <w:r>
+        <w:rPr>
+          <w:rFonts w:ascii="Times New Roman" w:hAnsi="Times New Roman" w:cs="Times New Roman"/>
+          <w:sz w:val="28"/>
+          <w:szCs w:val="28"/>
+        </w:rPr>
+        <w:t>), условие (</w:t>
       </w:r>
       <w:proofErr w:type="spellStart"/>
       <w:r>
@@ -5851,6 +6013,22 @@
         </w:rPr>
         <w:t xml:space="preserve">Рисунок 2 – Концептуальная модель </w:t>
       </w:r>
+      <w:r>
+        <w:rPr>
+          <w:rFonts w:ascii="Times New Roman" w:hAnsi="Times New Roman" w:cs="Times New Roman"/>
+          <w:sz w:val="28"/>
+          <w:szCs w:val="28"/>
+        </w:rPr>
+        <w:t xml:space="preserve">информационной системы </w:t>
+      </w:r>
+      <w:r>
+        <w:rPr>
+          <w:rFonts w:ascii="Times New Roman" w:hAnsi="Times New Roman" w:cs="Times New Roman"/>
+          <w:sz w:val="28"/>
+          <w:szCs w:val="28"/>
+        </w:rPr>
+        <w:t>для учёта обращений в службу доставки курьерской службы</w:t>
+      </w:r>
     </w:p>
     <w:p>
       <w:pPr>
@@ -6739,25 +6917,59 @@
           <w:szCs w:val="28"/>
         </w:rPr>
         <w:lastRenderedPageBreak/>
-        <w:t>**</w:t>
-      </w:r>
-      <w:proofErr w:type="gramStart"/>
-      <w:r>
-        <w:rPr>
-          <w:rFonts w:ascii="Times New Roman" w:hAnsi="Times New Roman" w:cs="Times New Roman"/>
-          <w:sz w:val="28"/>
-          <w:szCs w:val="28"/>
-        </w:rPr>
-        <w:t>Вывод:*</w:t>
-      </w:r>
-      <w:proofErr w:type="gramEnd"/>
-      <w:r>
-        <w:rPr>
-          <w:rFonts w:ascii="Times New Roman" w:hAnsi="Times New Roman" w:cs="Times New Roman"/>
-          <w:sz w:val="28"/>
-          <w:szCs w:val="28"/>
-        </w:rPr>
-        <w:t xml:space="preserve">* существующие решения либо избыточны, либо дороги, либо не поддерживают требуемый функционал. Ни одно из них не реализует импорт данных из документов Word/Excel и </w:t>
+        <w:t>Вывод:</w:t>
+      </w:r>
+      <w:r>
+        <w:rPr>
+          <w:rFonts w:ascii="Times New Roman" w:hAnsi="Times New Roman" w:cs="Times New Roman"/>
+          <w:sz w:val="28"/>
+          <w:szCs w:val="28"/>
+        </w:rPr>
+        <w:t xml:space="preserve"> </w:t>
+      </w:r>
+      <w:r>
+        <w:rPr>
+          <w:rFonts w:ascii="Times New Roman" w:hAnsi="Times New Roman" w:cs="Times New Roman"/>
+          <w:sz w:val="28"/>
+          <w:szCs w:val="28"/>
+        </w:rPr>
+        <w:t xml:space="preserve">существующие решения либо избыточны, либо дороги, либо не поддерживают требуемый функционал. Ни одно из них не реализует импорт данных из документов </w:t>
+      </w:r>
+      <w:proofErr w:type="spellStart"/>
+      <w:r>
+        <w:rPr>
+          <w:rFonts w:ascii="Times New Roman" w:hAnsi="Times New Roman" w:cs="Times New Roman"/>
+          <w:sz w:val="28"/>
+          <w:szCs w:val="28"/>
+        </w:rPr>
+        <w:t>Word</w:t>
+      </w:r>
+      <w:proofErr w:type="spellEnd"/>
+      <w:r>
+        <w:rPr>
+          <w:rFonts w:ascii="Times New Roman" w:hAnsi="Times New Roman" w:cs="Times New Roman"/>
+          <w:sz w:val="28"/>
+          <w:szCs w:val="28"/>
+        </w:rPr>
+        <w:t>/</w:t>
+      </w:r>
+      <w:proofErr w:type="spellStart"/>
+      <w:r>
+        <w:rPr>
+          <w:rFonts w:ascii="Times New Roman" w:hAnsi="Times New Roman" w:cs="Times New Roman"/>
+          <w:sz w:val="28"/>
+          <w:szCs w:val="28"/>
+        </w:rPr>
+        <w:t>Excel</w:t>
+      </w:r>
+      <w:proofErr w:type="spellEnd"/>
+      <w:r>
+        <w:rPr>
+          <w:rFonts w:ascii="Times New Roman" w:hAnsi="Times New Roman" w:cs="Times New Roman"/>
+          <w:sz w:val="28"/>
+          <w:szCs w:val="28"/>
+        </w:rPr>
+        <w:t xml:space="preserve"> и </w:t>
       </w:r>
       <w:proofErr w:type="spellStart"/>
       <w:r>
@@ -6776,14 +6988,6 @@
           <w:szCs w:val="28"/>
         </w:rPr>
         <w:t xml:space="preserve"> в необходимом объёме. Это обосновывает необходимость собственной разработки.</w:t>
-      </w:r>
-      <w:r>
-        <w:rPr>
-          <w:rFonts w:ascii="Times New Roman" w:hAnsi="Times New Roman" w:cs="Times New Roman"/>
-          <w:sz w:val="28"/>
-          <w:szCs w:val="28"/>
-        </w:rPr>
-        <w:br/>
       </w:r>
     </w:p>
     <w:p>
@@ -6803,25 +7007,7 @@
           <w:sz w:val="28"/>
           <w:szCs w:val="28"/>
         </w:rPr>
-        <w:t xml:space="preserve">Для создания User Story </w:t>
-      </w:r>
-      <w:proofErr w:type="spellStart"/>
-      <w:r>
-        <w:rPr>
-          <w:rFonts w:ascii="Times New Roman" w:hAnsi="Times New Roman" w:cs="Times New Roman"/>
-          <w:sz w:val="28"/>
-          <w:szCs w:val="28"/>
-        </w:rPr>
-        <w:t>Mapping</w:t>
-      </w:r>
-      <w:proofErr w:type="spellEnd"/>
-      <w:r>
-        <w:rPr>
-          <w:rFonts w:ascii="Times New Roman" w:hAnsi="Times New Roman" w:cs="Times New Roman"/>
-          <w:sz w:val="28"/>
-          <w:szCs w:val="28"/>
-        </w:rPr>
-        <w:t xml:space="preserve"> (карты пользовательских историй) существует несколько удобных инструментов.</w:t>
+        <w:t>Проведённый анализ предметной области показал, что существующий процесс обработки обращений в курьерской службе неэффективен: информация хранится разрозненно, отсутствует история изменений, нет разграничения доступа, страдает контроль. Предлагаемая информационная система решает эти проблемы за счёт единой базы обращений, разграничения ролей, логирования статусов, автоматизации ввода (импорт документов), автоматизации распределения (автодиспетчер) и автоматизации отчётности (Excel-отчёты).</w:t>
       </w:r>
       <w:r>
         <w:rPr>
@@ -6831,59 +7017,69 @@
         </w:rPr>
         <w:t xml:space="preserve"> </w:t>
       </w:r>
-      <w:proofErr w:type="spellStart"/>
-      <w:r>
-        <w:rPr>
-          <w:rFonts w:ascii="Times New Roman" w:hAnsi="Times New Roman" w:cs="Times New Roman"/>
-          <w:sz w:val="28"/>
-          <w:szCs w:val="28"/>
-        </w:rPr>
-        <w:t>Miro</w:t>
-      </w:r>
-      <w:proofErr w:type="spellEnd"/>
-      <w:r>
-        <w:rPr>
-          <w:rFonts w:ascii="Times New Roman" w:hAnsi="Times New Roman" w:cs="Times New Roman"/>
-          <w:sz w:val="28"/>
-          <w:szCs w:val="28"/>
-        </w:rPr>
-        <w:t xml:space="preserve"> — самый популярный и удобный инструмент для User Story </w:t>
-      </w:r>
-      <w:proofErr w:type="spellStart"/>
-      <w:r>
-        <w:rPr>
-          <w:rFonts w:ascii="Times New Roman" w:hAnsi="Times New Roman" w:cs="Times New Roman"/>
-          <w:sz w:val="28"/>
-          <w:szCs w:val="28"/>
-        </w:rPr>
-        <w:t>Mapping</w:t>
-      </w:r>
-      <w:proofErr w:type="spellEnd"/>
-      <w:r>
-        <w:rPr>
-          <w:rFonts w:ascii="Times New Roman" w:hAnsi="Times New Roman" w:cs="Times New Roman"/>
-          <w:sz w:val="28"/>
-          <w:szCs w:val="28"/>
-        </w:rPr>
-        <w:t xml:space="preserve">. У него есть бесплатный тариф и готовая интерактивная шаблон-карта, созданная по методу Джеффа </w:t>
-      </w:r>
-      <w:proofErr w:type="spellStart"/>
-      <w:r>
-        <w:rPr>
-          <w:rFonts w:ascii="Times New Roman" w:hAnsi="Times New Roman" w:cs="Times New Roman"/>
-          <w:sz w:val="28"/>
-          <w:szCs w:val="28"/>
-        </w:rPr>
-        <w:t>Паттона</w:t>
-      </w:r>
-      <w:proofErr w:type="spellEnd"/>
-      <w:r>
-        <w:rPr>
-          <w:rFonts w:ascii="Times New Roman" w:hAnsi="Times New Roman" w:cs="Times New Roman"/>
-          <w:sz w:val="28"/>
-          <w:szCs w:val="28"/>
-        </w:rPr>
-        <w:t>.</w:t>
+      <w:r>
+        <w:rPr>
+          <w:rFonts w:ascii="Times New Roman" w:hAnsi="Times New Roman" w:cs="Times New Roman"/>
+          <w:sz w:val="28"/>
+          <w:szCs w:val="28"/>
+        </w:rPr>
+        <w:t xml:space="preserve">Ключевым отличием от типовых решений является отсутствие колл-центра и наличие трёх модулей, повышающих бизнес-ценность и техническую сложность. Выбранный технологический стек (C# + WPF + MySQL) полностью соответствует поставленной задаче. Добавленные модули реализуемы в рамках курсовой работы и демонстрируют навыки </w:t>
+      </w:r>
+      <w:proofErr w:type="spellStart"/>
+      <w:r>
+        <w:rPr>
+          <w:rFonts w:ascii="Times New Roman" w:hAnsi="Times New Roman" w:cs="Times New Roman"/>
+          <w:sz w:val="28"/>
+          <w:szCs w:val="28"/>
+        </w:rPr>
+        <w:t>парсинга</w:t>
+      </w:r>
+      <w:proofErr w:type="spellEnd"/>
+      <w:r>
+        <w:rPr>
+          <w:rFonts w:ascii="Times New Roman" w:hAnsi="Times New Roman" w:cs="Times New Roman"/>
+          <w:sz w:val="28"/>
+          <w:szCs w:val="28"/>
+        </w:rPr>
+        <w:t xml:space="preserve"> документов, алгоритмизации и работы с файлами, что подтверждает практическую значимость и научную обоснованность выбранной темы.</w:t>
+      </w:r>
+    </w:p>
+    <w:p>
+      <w:pPr>
+        <w:rPr>
+          <w:rFonts w:ascii="Times New Roman" w:hAnsi="Times New Roman" w:cs="Times New Roman"/>
+          <w:sz w:val="28"/>
+          <w:szCs w:val="28"/>
+        </w:rPr>
+      </w:pPr>
+      <w:r>
+        <w:rPr>
+          <w:rFonts w:ascii="Times New Roman" w:hAnsi="Times New Roman" w:cs="Times New Roman"/>
+          <w:sz w:val="28"/>
+          <w:szCs w:val="28"/>
+        </w:rPr>
+        <w:br w:type="page"/>
+      </w:r>
+    </w:p>
+    <w:p>
+      <w:pPr>
+        <w:spacing w:after="240"/>
+        <w:ind w:firstLine="567"/>
+        <w:jc w:val="center"/>
+        <w:rPr>
+          <w:rFonts w:ascii="Times New Roman" w:hAnsi="Times New Roman" w:cs="Times New Roman"/>
+          <w:sz w:val="28"/>
+          <w:szCs w:val="28"/>
+        </w:rPr>
+      </w:pPr>
+      <w:r>
+        <w:rPr>
+          <w:rFonts w:ascii="Times New Roman" w:hAnsi="Times New Roman" w:cs="Times New Roman"/>
+          <w:sz w:val="28"/>
+          <w:szCs w:val="28"/>
+        </w:rPr>
+        <w:lastRenderedPageBreak/>
+        <w:t>Анализ существующих решений</w:t>
       </w:r>
     </w:p>
     <w:p>
@@ -6903,43 +7099,7 @@
           <w:sz w:val="28"/>
           <w:szCs w:val="28"/>
         </w:rPr>
-        <w:t xml:space="preserve">User Story </w:t>
-      </w:r>
-      <w:proofErr w:type="spellStart"/>
-      <w:r>
-        <w:rPr>
-          <w:rFonts w:ascii="Times New Roman" w:hAnsi="Times New Roman" w:cs="Times New Roman"/>
-          <w:sz w:val="28"/>
-          <w:szCs w:val="28"/>
-        </w:rPr>
-        <w:t>Mapping</w:t>
-      </w:r>
-      <w:proofErr w:type="spellEnd"/>
-      <w:r>
-        <w:rPr>
-          <w:rFonts w:ascii="Times New Roman" w:hAnsi="Times New Roman" w:cs="Times New Roman"/>
-          <w:sz w:val="28"/>
-          <w:szCs w:val="28"/>
-        </w:rPr>
-        <w:t xml:space="preserve"> — это инструмент </w:t>
-      </w:r>
-      <w:proofErr w:type="spellStart"/>
-      <w:r>
-        <w:rPr>
-          <w:rFonts w:ascii="Times New Roman" w:hAnsi="Times New Roman" w:cs="Times New Roman"/>
-          <w:sz w:val="28"/>
-          <w:szCs w:val="28"/>
-        </w:rPr>
-        <w:t>Agile</w:t>
-      </w:r>
-      <w:proofErr w:type="spellEnd"/>
-      <w:r>
-        <w:rPr>
-          <w:rFonts w:ascii="Times New Roman" w:hAnsi="Times New Roman" w:cs="Times New Roman"/>
-          <w:sz w:val="28"/>
-          <w:szCs w:val="28"/>
-        </w:rPr>
-        <w:t>-разработки, который позволяет представить функциональность системы в виде упорядоченной структуры. Суть метода: все пользовательские истории (User Story) группируются по версиям продукта (релизам). Это помогает разработчику понять, что нужно сделать в первую очередь, что можно отложить на потом, и как каждая функция связана с потребностями конкретного пользователя.</w:t>
+        <w:t>На рынке программного обеспечения представлен широкий спектр решений, предназначенных для автоматизации учёта заявок, управления выездным обслуживанием и логистическими процессами. Для сравнительного анализа отобраны пять систем, в разной степени соответствующих функциональным требованиям разрабатываемой ИС.</w:t>
       </w:r>
     </w:p>
     <w:p>
@@ -6959,13 +7119,2655 @@
           <w:sz w:val="28"/>
           <w:szCs w:val="28"/>
         </w:rPr>
+        <w:t xml:space="preserve">1. </w:t>
+      </w:r>
+      <w:proofErr w:type="spellStart"/>
+      <w:r>
+        <w:rPr>
+          <w:rFonts w:ascii="Times New Roman" w:hAnsi="Times New Roman" w:cs="Times New Roman"/>
+          <w:sz w:val="28"/>
+          <w:szCs w:val="28"/>
+        </w:rPr>
+        <w:t>Wialon</w:t>
+      </w:r>
+      <w:proofErr w:type="spellEnd"/>
+      <w:r>
+        <w:rPr>
+          <w:rFonts w:ascii="Times New Roman" w:hAnsi="Times New Roman" w:cs="Times New Roman"/>
+          <w:sz w:val="28"/>
+          <w:szCs w:val="28"/>
+        </w:rPr>
+        <w:t xml:space="preserve"> </w:t>
+      </w:r>
+      <w:proofErr w:type="spellStart"/>
+      <w:r>
+        <w:rPr>
+          <w:rFonts w:ascii="Times New Roman" w:hAnsi="Times New Roman" w:cs="Times New Roman"/>
+          <w:sz w:val="28"/>
+          <w:szCs w:val="28"/>
+        </w:rPr>
+        <w:t>Logistics</w:t>
+      </w:r>
+      <w:proofErr w:type="spellEnd"/>
+      <w:r>
+        <w:rPr>
+          <w:rFonts w:ascii="Times New Roman" w:hAnsi="Times New Roman" w:cs="Times New Roman"/>
+          <w:sz w:val="28"/>
+          <w:szCs w:val="28"/>
+        </w:rPr>
+        <w:t xml:space="preserve"> — универсальный сервис по работе с заявками, предназначенный для контроля всех этапов работы служб доставки. Система включает веб-версию для администрирования и мобильное приложение для водителей и курьеров. Веб-версия обеспечивает создание и импорт заявок, планирование и оптимизацию маршрутов, мониторинг доставки и формирование отчётов. Мобильное приложение позволяет курьеру видеть назначенные заявки, выставлять статусы («подтвердить»</w:t>
+      </w:r>
+      <w:proofErr w:type="gramStart"/>
+      <w:r>
+        <w:rPr>
+          <w:rFonts w:ascii="Times New Roman" w:hAnsi="Times New Roman" w:cs="Times New Roman"/>
+          <w:sz w:val="28"/>
+          <w:szCs w:val="28"/>
+        </w:rPr>
+        <w:t>/«</w:t>
+      </w:r>
+      <w:proofErr w:type="gramEnd"/>
+      <w:r>
+        <w:rPr>
+          <w:rFonts w:ascii="Times New Roman" w:hAnsi="Times New Roman" w:cs="Times New Roman"/>
+          <w:sz w:val="28"/>
+          <w:szCs w:val="28"/>
+        </w:rPr>
+        <w:t>отклонить»), отправлять комментарии и фотографии, а также общаться с диспетчером через встроенный чат. Система ориентирована на логистические компании с развитой маршрутной сетью и требует постоянного подключения к интернету.</w:t>
+      </w:r>
+    </w:p>
+    <w:p>
+      <w:pPr>
+        <w:spacing w:after="0"/>
+        <w:ind w:firstLine="567"/>
+        <w:jc w:val="both"/>
+        <w:rPr>
+          <w:rFonts w:ascii="Times New Roman" w:hAnsi="Times New Roman" w:cs="Times New Roman"/>
+          <w:sz w:val="28"/>
+          <w:szCs w:val="28"/>
+        </w:rPr>
+      </w:pPr>
+      <w:r>
+        <w:rPr>
+          <w:rFonts w:ascii="Times New Roman" w:hAnsi="Times New Roman" w:cs="Times New Roman"/>
+          <w:sz w:val="28"/>
+          <w:szCs w:val="28"/>
+        </w:rPr>
+        <w:t xml:space="preserve">2. </w:t>
+      </w:r>
+      <w:proofErr w:type="spellStart"/>
+      <w:r>
+        <w:rPr>
+          <w:rFonts w:ascii="Times New Roman" w:hAnsi="Times New Roman" w:cs="Times New Roman"/>
+          <w:sz w:val="28"/>
+          <w:szCs w:val="28"/>
+        </w:rPr>
+        <w:t>OKdesk</w:t>
+      </w:r>
+      <w:proofErr w:type="spellEnd"/>
+      <w:r>
+        <w:rPr>
+          <w:rFonts w:ascii="Times New Roman" w:hAnsi="Times New Roman" w:cs="Times New Roman"/>
+          <w:sz w:val="28"/>
+          <w:szCs w:val="28"/>
+        </w:rPr>
+        <w:t xml:space="preserve"> — платформа для управления заявками и выездным обслуживанием, позиционируемая как Help Desk для сервисных и выездных служб. Система поддерживает множество каналов регистрации заявок, включая мобильное приложение, и позволяет регистрировать заявки голосом. Ключевые возможности включают отслеживание местоположения исполнителей и заявок на карте в режиме онлайн, назначение работ на ближайших специалистов, планирование маршрутов на день и общение по заявкам прямо в системе. </w:t>
+      </w:r>
+      <w:proofErr w:type="spellStart"/>
+      <w:r>
+        <w:rPr>
+          <w:rFonts w:ascii="Times New Roman" w:hAnsi="Times New Roman" w:cs="Times New Roman"/>
+          <w:sz w:val="28"/>
+          <w:szCs w:val="28"/>
+        </w:rPr>
+        <w:t>OKdesk</w:t>
+      </w:r>
+      <w:proofErr w:type="spellEnd"/>
+      <w:r>
+        <w:rPr>
+          <w:rFonts w:ascii="Times New Roman" w:hAnsi="Times New Roman" w:cs="Times New Roman"/>
+          <w:sz w:val="28"/>
+          <w:szCs w:val="28"/>
+        </w:rPr>
+        <w:t xml:space="preserve"> обеспечивает сокращение сроков выполнения заявок до 40% и экономию расходов на логистику до 30%. Система является облачным решением с абонентской платой.</w:t>
+      </w:r>
+    </w:p>
+    <w:p>
+      <w:pPr>
+        <w:spacing w:after="0"/>
+        <w:ind w:firstLine="567"/>
+        <w:jc w:val="both"/>
+        <w:rPr>
+          <w:rFonts w:ascii="Times New Roman" w:hAnsi="Times New Roman" w:cs="Times New Roman"/>
+          <w:sz w:val="28"/>
+          <w:szCs w:val="28"/>
+        </w:rPr>
+      </w:pPr>
+      <w:r>
+        <w:rPr>
+          <w:rFonts w:ascii="Times New Roman" w:hAnsi="Times New Roman" w:cs="Times New Roman"/>
+          <w:sz w:val="28"/>
+          <w:szCs w:val="28"/>
+        </w:rPr>
+        <w:t xml:space="preserve">3. </w:t>
+      </w:r>
+      <w:proofErr w:type="spellStart"/>
+      <w:r>
+        <w:rPr>
+          <w:rFonts w:ascii="Times New Roman" w:hAnsi="Times New Roman" w:cs="Times New Roman"/>
+          <w:sz w:val="28"/>
+          <w:szCs w:val="28"/>
+        </w:rPr>
+        <w:t>HubEx</w:t>
+      </w:r>
+      <w:proofErr w:type="spellEnd"/>
+      <w:r>
+        <w:rPr>
+          <w:rFonts w:ascii="Times New Roman" w:hAnsi="Times New Roman" w:cs="Times New Roman"/>
+          <w:sz w:val="28"/>
+          <w:szCs w:val="28"/>
+        </w:rPr>
+        <w:t xml:space="preserve"> — система для автоматизации сервисных процессов и выездных услуг, включающая модули Help Desk, управления заявками и полевыми специалистами. Система реализует </w:t>
+      </w:r>
+      <w:proofErr w:type="spellStart"/>
+      <w:r>
+        <w:rPr>
+          <w:rFonts w:ascii="Times New Roman" w:hAnsi="Times New Roman" w:cs="Times New Roman"/>
+          <w:sz w:val="28"/>
+          <w:szCs w:val="28"/>
+        </w:rPr>
+        <w:t>автодиспетчеризацию</w:t>
+      </w:r>
+      <w:proofErr w:type="spellEnd"/>
+      <w:r>
+        <w:rPr>
+          <w:rFonts w:ascii="Times New Roman" w:hAnsi="Times New Roman" w:cs="Times New Roman"/>
+          <w:sz w:val="28"/>
+          <w:szCs w:val="28"/>
+        </w:rPr>
+        <w:t xml:space="preserve">, сокращая время назначения заявки до 1 минуты, и автоматизирует распределение заявок и планирование расписаний. Исполнитель управляет своими заявками через смартфон: видит актуальный статус работ, ведёт учёт оборудования, согласовывает стоимость работ, пишет комментарии и прикрепляет фотографии. Вся история обслуживания сохраняется в системе. </w:t>
+      </w:r>
+      <w:proofErr w:type="spellStart"/>
+      <w:r>
+        <w:rPr>
+          <w:rFonts w:ascii="Times New Roman" w:hAnsi="Times New Roman" w:cs="Times New Roman"/>
+          <w:sz w:val="28"/>
+          <w:szCs w:val="28"/>
+        </w:rPr>
+        <w:t>HubEx</w:t>
+      </w:r>
+      <w:proofErr w:type="spellEnd"/>
+      <w:r>
+        <w:rPr>
+          <w:rFonts w:ascii="Times New Roman" w:hAnsi="Times New Roman" w:cs="Times New Roman"/>
+          <w:sz w:val="28"/>
+          <w:szCs w:val="28"/>
+        </w:rPr>
+        <w:t xml:space="preserve"> ориентирован на сервисные компании и выездное обслуживание, что частично соответствует задачам курьерской службы.</w:t>
+      </w:r>
+    </w:p>
+    <w:p>
+      <w:pPr>
+        <w:spacing w:after="0"/>
+        <w:ind w:firstLine="567"/>
+        <w:jc w:val="both"/>
+        <w:rPr>
+          <w:rFonts w:ascii="Times New Roman" w:hAnsi="Times New Roman" w:cs="Times New Roman"/>
+          <w:sz w:val="28"/>
+          <w:szCs w:val="28"/>
+        </w:rPr>
+      </w:pPr>
+      <w:r>
+        <w:rPr>
+          <w:rFonts w:ascii="Times New Roman" w:hAnsi="Times New Roman" w:cs="Times New Roman"/>
+          <w:sz w:val="28"/>
+          <w:szCs w:val="28"/>
+        </w:rPr>
+        <w:t xml:space="preserve">4. </w:t>
+      </w:r>
+      <w:proofErr w:type="spellStart"/>
+      <w:r>
+        <w:rPr>
+          <w:rFonts w:ascii="Times New Roman" w:hAnsi="Times New Roman" w:cs="Times New Roman"/>
+          <w:sz w:val="28"/>
+          <w:szCs w:val="28"/>
+        </w:rPr>
+        <w:t>Zendesk</w:t>
+      </w:r>
+      <w:proofErr w:type="spellEnd"/>
+      <w:r>
+        <w:rPr>
+          <w:rFonts w:ascii="Times New Roman" w:hAnsi="Times New Roman" w:cs="Times New Roman"/>
+          <w:sz w:val="28"/>
+          <w:szCs w:val="28"/>
+        </w:rPr>
+        <w:t xml:space="preserve"> — облачная платформа для управления поддержкой клиентов, широко используемая в логистике и курьерских службах. </w:t>
+      </w:r>
+      <w:proofErr w:type="spellStart"/>
+      <w:r>
+        <w:rPr>
+          <w:rFonts w:ascii="Times New Roman" w:hAnsi="Times New Roman" w:cs="Times New Roman"/>
+          <w:sz w:val="28"/>
+          <w:szCs w:val="28"/>
+        </w:rPr>
+        <w:t>Zendesk</w:t>
+      </w:r>
+      <w:proofErr w:type="spellEnd"/>
+      <w:r>
+        <w:rPr>
+          <w:rFonts w:ascii="Times New Roman" w:hAnsi="Times New Roman" w:cs="Times New Roman"/>
+          <w:sz w:val="28"/>
+          <w:szCs w:val="28"/>
+        </w:rPr>
+        <w:t xml:space="preserve"> представляет собой </w:t>
+      </w:r>
+      <w:proofErr w:type="spellStart"/>
+      <w:r>
+        <w:rPr>
+          <w:rFonts w:ascii="Times New Roman" w:hAnsi="Times New Roman" w:cs="Times New Roman"/>
+          <w:sz w:val="28"/>
+          <w:szCs w:val="28"/>
+        </w:rPr>
+        <w:t>тикет</w:t>
+      </w:r>
+      <w:proofErr w:type="spellEnd"/>
+      <w:r>
+        <w:rPr>
+          <w:rFonts w:ascii="Times New Roman" w:hAnsi="Times New Roman" w:cs="Times New Roman"/>
+          <w:sz w:val="28"/>
+          <w:szCs w:val="28"/>
+        </w:rPr>
+        <w:t>-систему, которая централизует обращения из различных каналов (</w:t>
+      </w:r>
+      <w:proofErr w:type="spellStart"/>
+      <w:r>
+        <w:rPr>
+          <w:rFonts w:ascii="Times New Roman" w:hAnsi="Times New Roman" w:cs="Times New Roman"/>
+          <w:sz w:val="28"/>
+          <w:szCs w:val="28"/>
+        </w:rPr>
+        <w:t>email</w:t>
+      </w:r>
+      <w:proofErr w:type="spellEnd"/>
+      <w:r>
+        <w:rPr>
+          <w:rFonts w:ascii="Times New Roman" w:hAnsi="Times New Roman" w:cs="Times New Roman"/>
+          <w:sz w:val="28"/>
+          <w:szCs w:val="28"/>
+        </w:rPr>
+        <w:t xml:space="preserve">, чат, телефон, социальные сети) и автоматически направляет их нужной команде. Для интеграции с курьерскими службами </w:t>
+      </w:r>
+      <w:r>
+        <w:rPr>
+          <w:rFonts w:ascii="Times New Roman" w:hAnsi="Times New Roman" w:cs="Times New Roman"/>
+          <w:sz w:val="28"/>
+          <w:szCs w:val="28"/>
+        </w:rPr>
+        <w:lastRenderedPageBreak/>
+        <w:t xml:space="preserve">существует приложение </w:t>
+      </w:r>
+      <w:proofErr w:type="spellStart"/>
+      <w:r>
+        <w:rPr>
+          <w:rFonts w:ascii="Times New Roman" w:hAnsi="Times New Roman" w:cs="Times New Roman"/>
+          <w:sz w:val="28"/>
+          <w:szCs w:val="28"/>
+        </w:rPr>
+        <w:t>Onro</w:t>
+      </w:r>
+      <w:proofErr w:type="spellEnd"/>
+      <w:r>
+        <w:rPr>
+          <w:rFonts w:ascii="Times New Roman" w:hAnsi="Times New Roman" w:cs="Times New Roman"/>
+          <w:sz w:val="28"/>
+          <w:szCs w:val="28"/>
+        </w:rPr>
+        <w:t xml:space="preserve">, которое позволяет агентам поддержки получать информацию о доставке прямо в боковой панели </w:t>
+      </w:r>
+      <w:proofErr w:type="spellStart"/>
+      <w:r>
+        <w:rPr>
+          <w:rFonts w:ascii="Times New Roman" w:hAnsi="Times New Roman" w:cs="Times New Roman"/>
+          <w:sz w:val="28"/>
+          <w:szCs w:val="28"/>
+        </w:rPr>
+        <w:t>тикета</w:t>
+      </w:r>
+      <w:proofErr w:type="spellEnd"/>
+      <w:r>
+        <w:rPr>
+          <w:rFonts w:ascii="Times New Roman" w:hAnsi="Times New Roman" w:cs="Times New Roman"/>
+          <w:sz w:val="28"/>
+          <w:szCs w:val="28"/>
+        </w:rPr>
+        <w:t xml:space="preserve"> </w:t>
+      </w:r>
+      <w:proofErr w:type="spellStart"/>
+      <w:r>
+        <w:rPr>
+          <w:rFonts w:ascii="Times New Roman" w:hAnsi="Times New Roman" w:cs="Times New Roman"/>
+          <w:sz w:val="28"/>
+          <w:szCs w:val="28"/>
+        </w:rPr>
+        <w:t>Zendesk</w:t>
+      </w:r>
+      <w:proofErr w:type="spellEnd"/>
+      <w:r>
+        <w:rPr>
+          <w:rFonts w:ascii="Times New Roman" w:hAnsi="Times New Roman" w:cs="Times New Roman"/>
+          <w:sz w:val="28"/>
+          <w:szCs w:val="28"/>
+        </w:rPr>
+        <w:t xml:space="preserve">: статус заказа, тип доставки, метод доставки и время последнего обновления. </w:t>
+      </w:r>
+      <w:proofErr w:type="spellStart"/>
+      <w:r>
+        <w:rPr>
+          <w:rFonts w:ascii="Times New Roman" w:hAnsi="Times New Roman" w:cs="Times New Roman"/>
+          <w:sz w:val="28"/>
+          <w:szCs w:val="28"/>
+        </w:rPr>
+        <w:t>Zendesk</w:t>
+      </w:r>
+      <w:proofErr w:type="spellEnd"/>
+      <w:r>
+        <w:rPr>
+          <w:rFonts w:ascii="Times New Roman" w:hAnsi="Times New Roman" w:cs="Times New Roman"/>
+          <w:sz w:val="28"/>
+          <w:szCs w:val="28"/>
+        </w:rPr>
+        <w:t xml:space="preserve"> является мощным, но избыточным решением для небольших курьерских служб, ориентированным на клиентскую поддержку, а не на внутреннее управление задачами.</w:t>
+      </w:r>
+    </w:p>
+    <w:p>
+      <w:pPr>
+        <w:spacing w:after="0"/>
+        <w:ind w:firstLine="567"/>
+        <w:jc w:val="both"/>
+        <w:rPr>
+          <w:rFonts w:ascii="Times New Roman" w:hAnsi="Times New Roman" w:cs="Times New Roman"/>
+          <w:sz w:val="28"/>
+          <w:szCs w:val="28"/>
+        </w:rPr>
+      </w:pPr>
+      <w:r>
+        <w:rPr>
+          <w:rFonts w:ascii="Times New Roman" w:hAnsi="Times New Roman" w:cs="Times New Roman"/>
+          <w:sz w:val="28"/>
+          <w:szCs w:val="28"/>
+        </w:rPr>
+        <w:t xml:space="preserve">5. </w:t>
+      </w:r>
+      <w:r>
+        <w:rPr>
+          <w:rFonts w:ascii="Times New Roman" w:hAnsi="Times New Roman" w:cs="Times New Roman"/>
+          <w:sz w:val="28"/>
+          <w:szCs w:val="28"/>
+        </w:rPr>
+        <w:t>1</w:t>
+      </w:r>
+      <w:proofErr w:type="gramStart"/>
+      <w:r>
+        <w:rPr>
+          <w:rFonts w:ascii="Times New Roman" w:hAnsi="Times New Roman" w:cs="Times New Roman"/>
+          <w:sz w:val="28"/>
+          <w:szCs w:val="28"/>
+        </w:rPr>
+        <w:t>С:Логистика</w:t>
+      </w:r>
+      <w:proofErr w:type="gramEnd"/>
+      <w:r>
+        <w:rPr>
+          <w:rFonts w:ascii="Times New Roman" w:hAnsi="Times New Roman" w:cs="Times New Roman"/>
+          <w:sz w:val="28"/>
+          <w:szCs w:val="28"/>
+        </w:rPr>
+        <w:t xml:space="preserve"> — ERP-решение для управления логистическими процессами, включающее функционал работы с заказами, складскими операциями и претензионной работой. В системе реализовано оформление новых заказов на доставку, расчёт стоимости доставки, проведение складских операций (приём/расход отправления, консолидация груза, адресное хранение) и работа по претензионным вопросам клиентов с возможностью уточнения информации о нахождении отправления и отслеживания его передвижения. 1</w:t>
+      </w:r>
+      <w:proofErr w:type="gramStart"/>
+      <w:r>
+        <w:rPr>
+          <w:rFonts w:ascii="Times New Roman" w:hAnsi="Times New Roman" w:cs="Times New Roman"/>
+          <w:sz w:val="28"/>
+          <w:szCs w:val="28"/>
+        </w:rPr>
+        <w:t>С:Логистика</w:t>
+      </w:r>
+      <w:proofErr w:type="gramEnd"/>
+      <w:r>
+        <w:rPr>
+          <w:rFonts w:ascii="Times New Roman" w:hAnsi="Times New Roman" w:cs="Times New Roman"/>
+          <w:sz w:val="28"/>
+          <w:szCs w:val="28"/>
+        </w:rPr>
+        <w:t xml:space="preserve"> является локальным решением, работающим без интернета, однако требует значительных затрат на внедрение, настройку и сопровождение.</w:t>
+      </w:r>
+    </w:p>
+    <w:p>
+      <w:pPr>
+        <w:spacing w:after="0"/>
+        <w:ind w:firstLine="567"/>
+        <w:jc w:val="both"/>
+        <w:rPr>
+          <w:rFonts w:ascii="Times New Roman" w:hAnsi="Times New Roman" w:cs="Times New Roman"/>
+          <w:sz w:val="28"/>
+          <w:szCs w:val="28"/>
+        </w:rPr>
+      </w:pPr>
+      <w:r>
+        <w:rPr>
+          <w:rFonts w:ascii="Times New Roman" w:hAnsi="Times New Roman" w:cs="Times New Roman"/>
+          <w:sz w:val="28"/>
+          <w:szCs w:val="28"/>
+        </w:rPr>
+        <w:t>Для объективной оценки аналогов определены десять критериев, отражающих ключевые требования разрабатываемой ИС: учёт обращений (заявок), разграничение ролей, назначение курьера, автоматическое распределение, логирование статусов, импорт данных из документов Word/Excel, формирование Excel-отчётов, работа без интернета, стоимость внедрения и сложность внедрения.</w:t>
+      </w:r>
+    </w:p>
+    <w:p>
+      <w:pPr>
+        <w:spacing w:after="0"/>
+        <w:ind w:firstLine="567"/>
+        <w:jc w:val="both"/>
+        <w:rPr>
+          <w:rFonts w:ascii="Times New Roman" w:hAnsi="Times New Roman" w:cs="Times New Roman"/>
+          <w:sz w:val="28"/>
+          <w:szCs w:val="28"/>
+        </w:rPr>
+      </w:pPr>
+    </w:p>
+    <w:p>
+      <w:pPr>
+        <w:spacing w:after="0"/>
+        <w:ind w:firstLine="567"/>
+        <w:jc w:val="both"/>
+        <w:rPr>
+          <w:rFonts w:ascii="Times New Roman" w:hAnsi="Times New Roman" w:cs="Times New Roman"/>
+          <w:sz w:val="28"/>
+          <w:szCs w:val="28"/>
+        </w:rPr>
+      </w:pPr>
+      <w:r>
+        <w:rPr>
+          <w:rFonts w:ascii="Times New Roman" w:hAnsi="Times New Roman" w:cs="Times New Roman"/>
+          <w:sz w:val="28"/>
+          <w:szCs w:val="28"/>
+        </w:rPr>
+        <w:t xml:space="preserve">| Критерий | </w:t>
+      </w:r>
+      <w:proofErr w:type="spellStart"/>
+      <w:r>
+        <w:rPr>
+          <w:rFonts w:ascii="Times New Roman" w:hAnsi="Times New Roman" w:cs="Times New Roman"/>
+          <w:sz w:val="28"/>
+          <w:szCs w:val="28"/>
+        </w:rPr>
+        <w:t>Wialon</w:t>
+      </w:r>
+      <w:proofErr w:type="spellEnd"/>
+      <w:r>
+        <w:rPr>
+          <w:rFonts w:ascii="Times New Roman" w:hAnsi="Times New Roman" w:cs="Times New Roman"/>
+          <w:sz w:val="28"/>
+          <w:szCs w:val="28"/>
+        </w:rPr>
+        <w:t xml:space="preserve"> </w:t>
+      </w:r>
+      <w:proofErr w:type="spellStart"/>
+      <w:r>
+        <w:rPr>
+          <w:rFonts w:ascii="Times New Roman" w:hAnsi="Times New Roman" w:cs="Times New Roman"/>
+          <w:sz w:val="28"/>
+          <w:szCs w:val="28"/>
+        </w:rPr>
+        <w:t>Logistics</w:t>
+      </w:r>
+      <w:proofErr w:type="spellEnd"/>
+      <w:r>
+        <w:rPr>
+          <w:rFonts w:ascii="Times New Roman" w:hAnsi="Times New Roman" w:cs="Times New Roman"/>
+          <w:sz w:val="28"/>
+          <w:szCs w:val="28"/>
+        </w:rPr>
+        <w:t xml:space="preserve"> | </w:t>
+      </w:r>
+      <w:proofErr w:type="spellStart"/>
+      <w:r>
+        <w:rPr>
+          <w:rFonts w:ascii="Times New Roman" w:hAnsi="Times New Roman" w:cs="Times New Roman"/>
+          <w:sz w:val="28"/>
+          <w:szCs w:val="28"/>
+        </w:rPr>
+        <w:t>OKdesk</w:t>
+      </w:r>
+      <w:proofErr w:type="spellEnd"/>
+      <w:r>
+        <w:rPr>
+          <w:rFonts w:ascii="Times New Roman" w:hAnsi="Times New Roman" w:cs="Times New Roman"/>
+          <w:sz w:val="28"/>
+          <w:szCs w:val="28"/>
+        </w:rPr>
+        <w:t xml:space="preserve"> | </w:t>
+      </w:r>
+      <w:proofErr w:type="spellStart"/>
+      <w:r>
+        <w:rPr>
+          <w:rFonts w:ascii="Times New Roman" w:hAnsi="Times New Roman" w:cs="Times New Roman"/>
+          <w:sz w:val="28"/>
+          <w:szCs w:val="28"/>
+        </w:rPr>
+        <w:t>HubEx</w:t>
+      </w:r>
+      <w:proofErr w:type="spellEnd"/>
+      <w:r>
+        <w:rPr>
+          <w:rFonts w:ascii="Times New Roman" w:hAnsi="Times New Roman" w:cs="Times New Roman"/>
+          <w:sz w:val="28"/>
+          <w:szCs w:val="28"/>
+        </w:rPr>
+        <w:t xml:space="preserve"> | </w:t>
+      </w:r>
+      <w:proofErr w:type="spellStart"/>
+      <w:r>
+        <w:rPr>
+          <w:rFonts w:ascii="Times New Roman" w:hAnsi="Times New Roman" w:cs="Times New Roman"/>
+          <w:sz w:val="28"/>
+          <w:szCs w:val="28"/>
+        </w:rPr>
+        <w:t>Zendesk</w:t>
+      </w:r>
+      <w:proofErr w:type="spellEnd"/>
+      <w:r>
+        <w:rPr>
+          <w:rFonts w:ascii="Times New Roman" w:hAnsi="Times New Roman" w:cs="Times New Roman"/>
+          <w:sz w:val="28"/>
+          <w:szCs w:val="28"/>
+        </w:rPr>
+        <w:t xml:space="preserve"> | 1</w:t>
+      </w:r>
+      <w:proofErr w:type="gramStart"/>
+      <w:r>
+        <w:rPr>
+          <w:rFonts w:ascii="Times New Roman" w:hAnsi="Times New Roman" w:cs="Times New Roman"/>
+          <w:sz w:val="28"/>
+          <w:szCs w:val="28"/>
+        </w:rPr>
+        <w:t>С:Логистика</w:t>
+      </w:r>
+      <w:proofErr w:type="gramEnd"/>
+      <w:r>
+        <w:rPr>
+          <w:rFonts w:ascii="Times New Roman" w:hAnsi="Times New Roman" w:cs="Times New Roman"/>
+          <w:sz w:val="28"/>
+          <w:szCs w:val="28"/>
+        </w:rPr>
+        <w:t xml:space="preserve"> | Разрабатываемая ИС |</w:t>
+      </w:r>
+    </w:p>
+    <w:p>
+      <w:pPr>
+        <w:spacing w:after="0"/>
+        <w:ind w:firstLine="567"/>
+        <w:jc w:val="both"/>
+        <w:rPr>
+          <w:rFonts w:ascii="Times New Roman" w:hAnsi="Times New Roman" w:cs="Times New Roman"/>
+          <w:sz w:val="28"/>
+          <w:szCs w:val="28"/>
+        </w:rPr>
+      </w:pPr>
+      <w:r>
+        <w:rPr>
+          <w:rFonts w:ascii="Times New Roman" w:hAnsi="Times New Roman" w:cs="Times New Roman"/>
+          <w:sz w:val="28"/>
+          <w:szCs w:val="28"/>
+        </w:rPr>
+        <w:t>|:---|:---:|:---:|:---:|:---:|:---:|:---:|</w:t>
+      </w:r>
+    </w:p>
+    <w:p>
+      <w:pPr>
+        <w:spacing w:after="0"/>
+        <w:ind w:firstLine="567"/>
+        <w:jc w:val="both"/>
+        <w:rPr>
+          <w:rFonts w:ascii="Times New Roman" w:hAnsi="Times New Roman" w:cs="Times New Roman"/>
+          <w:sz w:val="28"/>
+          <w:szCs w:val="28"/>
+        </w:rPr>
+      </w:pPr>
+      <w:r>
+        <w:rPr>
+          <w:rFonts w:ascii="Times New Roman" w:hAnsi="Times New Roman" w:cs="Times New Roman"/>
+          <w:sz w:val="28"/>
+          <w:szCs w:val="28"/>
+        </w:rPr>
+        <w:t xml:space="preserve">| Учёт обращений (заявок) | </w:t>
+      </w:r>
+      <w:r>
+        <w:rPr>
+          <w:rFonts w:ascii="Segoe UI Emoji" w:hAnsi="Segoe UI Emoji" w:cs="Segoe UI Emoji"/>
+          <w:sz w:val="28"/>
+          <w:szCs w:val="28"/>
+        </w:rPr>
+        <w:t>✅</w:t>
+      </w:r>
+      <w:r>
+        <w:rPr>
+          <w:rFonts w:ascii="Times New Roman" w:hAnsi="Times New Roman" w:cs="Times New Roman"/>
+          <w:sz w:val="28"/>
+          <w:szCs w:val="28"/>
+        </w:rPr>
+        <w:t xml:space="preserve"> | </w:t>
+      </w:r>
+      <w:r>
+        <w:rPr>
+          <w:rFonts w:ascii="Segoe UI Emoji" w:hAnsi="Segoe UI Emoji" w:cs="Segoe UI Emoji"/>
+          <w:sz w:val="28"/>
+          <w:szCs w:val="28"/>
+        </w:rPr>
+        <w:t>✅</w:t>
+      </w:r>
+      <w:r>
+        <w:rPr>
+          <w:rFonts w:ascii="Times New Roman" w:hAnsi="Times New Roman" w:cs="Times New Roman"/>
+          <w:sz w:val="28"/>
+          <w:szCs w:val="28"/>
+        </w:rPr>
+        <w:t xml:space="preserve"> | </w:t>
+      </w:r>
+      <w:r>
+        <w:rPr>
+          <w:rFonts w:ascii="Segoe UI Emoji" w:hAnsi="Segoe UI Emoji" w:cs="Segoe UI Emoji"/>
+          <w:sz w:val="28"/>
+          <w:szCs w:val="28"/>
+        </w:rPr>
+        <w:t>✅</w:t>
+      </w:r>
+      <w:r>
+        <w:rPr>
+          <w:rFonts w:ascii="Times New Roman" w:hAnsi="Times New Roman" w:cs="Times New Roman"/>
+          <w:sz w:val="28"/>
+          <w:szCs w:val="28"/>
+        </w:rPr>
+        <w:t xml:space="preserve"> | </w:t>
+      </w:r>
+      <w:r>
+        <w:rPr>
+          <w:rFonts w:ascii="Segoe UI Emoji" w:hAnsi="Segoe UI Emoji" w:cs="Segoe UI Emoji"/>
+          <w:sz w:val="28"/>
+          <w:szCs w:val="28"/>
+        </w:rPr>
+        <w:t>✅</w:t>
+      </w:r>
+      <w:r>
+        <w:rPr>
+          <w:rFonts w:ascii="Times New Roman" w:hAnsi="Times New Roman" w:cs="Times New Roman"/>
+          <w:sz w:val="28"/>
+          <w:szCs w:val="28"/>
+        </w:rPr>
+        <w:t xml:space="preserve"> | </w:t>
+      </w:r>
+      <w:r>
+        <w:rPr>
+          <w:rFonts w:ascii="Segoe UI Emoji" w:hAnsi="Segoe UI Emoji" w:cs="Segoe UI Emoji"/>
+          <w:sz w:val="28"/>
+          <w:szCs w:val="28"/>
+        </w:rPr>
+        <w:t>✅</w:t>
+      </w:r>
+      <w:r>
+        <w:rPr>
+          <w:rFonts w:ascii="Times New Roman" w:hAnsi="Times New Roman" w:cs="Times New Roman"/>
+          <w:sz w:val="28"/>
+          <w:szCs w:val="28"/>
+        </w:rPr>
+        <w:t xml:space="preserve"> | </w:t>
+      </w:r>
+      <w:r>
+        <w:rPr>
+          <w:rFonts w:ascii="Segoe UI Emoji" w:hAnsi="Segoe UI Emoji" w:cs="Segoe UI Emoji"/>
+          <w:sz w:val="28"/>
+          <w:szCs w:val="28"/>
+        </w:rPr>
+        <w:t>✅</w:t>
+      </w:r>
+      <w:r>
+        <w:rPr>
+          <w:rFonts w:ascii="Times New Roman" w:hAnsi="Times New Roman" w:cs="Times New Roman"/>
+          <w:sz w:val="28"/>
+          <w:szCs w:val="28"/>
+        </w:rPr>
+        <w:t xml:space="preserve"> |</w:t>
+      </w:r>
+    </w:p>
+    <w:p>
+      <w:pPr>
+        <w:spacing w:after="0"/>
+        <w:ind w:firstLine="567"/>
+        <w:jc w:val="both"/>
+        <w:rPr>
+          <w:rFonts w:ascii="Times New Roman" w:hAnsi="Times New Roman" w:cs="Times New Roman"/>
+          <w:sz w:val="28"/>
+          <w:szCs w:val="28"/>
+        </w:rPr>
+      </w:pPr>
+      <w:r>
+        <w:rPr>
+          <w:rFonts w:ascii="Times New Roman" w:hAnsi="Times New Roman" w:cs="Times New Roman"/>
+          <w:sz w:val="28"/>
+          <w:szCs w:val="28"/>
+        </w:rPr>
+        <w:t xml:space="preserve">| Разграничение ролей | </w:t>
+      </w:r>
+      <w:r>
+        <w:rPr>
+          <w:rFonts w:ascii="Segoe UI Emoji" w:hAnsi="Segoe UI Emoji" w:cs="Segoe UI Emoji"/>
+          <w:sz w:val="28"/>
+          <w:szCs w:val="28"/>
+        </w:rPr>
+        <w:t>✅</w:t>
+      </w:r>
+      <w:r>
+        <w:rPr>
+          <w:rFonts w:ascii="Times New Roman" w:hAnsi="Times New Roman" w:cs="Times New Roman"/>
+          <w:sz w:val="28"/>
+          <w:szCs w:val="28"/>
+        </w:rPr>
+        <w:t xml:space="preserve"> | </w:t>
+      </w:r>
+      <w:r>
+        <w:rPr>
+          <w:rFonts w:ascii="Segoe UI Emoji" w:hAnsi="Segoe UI Emoji" w:cs="Segoe UI Emoji"/>
+          <w:sz w:val="28"/>
+          <w:szCs w:val="28"/>
+        </w:rPr>
+        <w:t>✅</w:t>
+      </w:r>
+      <w:r>
+        <w:rPr>
+          <w:rFonts w:ascii="Times New Roman" w:hAnsi="Times New Roman" w:cs="Times New Roman"/>
+          <w:sz w:val="28"/>
+          <w:szCs w:val="28"/>
+        </w:rPr>
+        <w:t xml:space="preserve"> | </w:t>
+      </w:r>
+      <w:r>
+        <w:rPr>
+          <w:rFonts w:ascii="Segoe UI Emoji" w:hAnsi="Segoe UI Emoji" w:cs="Segoe UI Emoji"/>
+          <w:sz w:val="28"/>
+          <w:szCs w:val="28"/>
+        </w:rPr>
+        <w:t>✅</w:t>
+      </w:r>
+      <w:r>
+        <w:rPr>
+          <w:rFonts w:ascii="Times New Roman" w:hAnsi="Times New Roman" w:cs="Times New Roman"/>
+          <w:sz w:val="28"/>
+          <w:szCs w:val="28"/>
+        </w:rPr>
+        <w:t xml:space="preserve"> | </w:t>
+      </w:r>
+      <w:r>
+        <w:rPr>
+          <w:rFonts w:ascii="Segoe UI Emoji" w:hAnsi="Segoe UI Emoji" w:cs="Segoe UI Emoji"/>
+          <w:sz w:val="28"/>
+          <w:szCs w:val="28"/>
+        </w:rPr>
+        <w:t>✅</w:t>
+      </w:r>
+      <w:r>
+        <w:rPr>
+          <w:rFonts w:ascii="Times New Roman" w:hAnsi="Times New Roman" w:cs="Times New Roman"/>
+          <w:sz w:val="28"/>
+          <w:szCs w:val="28"/>
+        </w:rPr>
+        <w:t xml:space="preserve"> | </w:t>
+      </w:r>
+      <w:r>
+        <w:rPr>
+          <w:rFonts w:ascii="Segoe UI Emoji" w:hAnsi="Segoe UI Emoji" w:cs="Segoe UI Emoji"/>
+          <w:sz w:val="28"/>
+          <w:szCs w:val="28"/>
+        </w:rPr>
+        <w:t>✅</w:t>
+      </w:r>
+      <w:r>
+        <w:rPr>
+          <w:rFonts w:ascii="Times New Roman" w:hAnsi="Times New Roman" w:cs="Times New Roman"/>
+          <w:sz w:val="28"/>
+          <w:szCs w:val="28"/>
+        </w:rPr>
+        <w:t xml:space="preserve"> | </w:t>
+      </w:r>
+      <w:r>
+        <w:rPr>
+          <w:rFonts w:ascii="Segoe UI Emoji" w:hAnsi="Segoe UI Emoji" w:cs="Segoe UI Emoji"/>
+          <w:sz w:val="28"/>
+          <w:szCs w:val="28"/>
+        </w:rPr>
+        <w:t>✅</w:t>
+      </w:r>
+      <w:r>
+        <w:rPr>
+          <w:rFonts w:ascii="Times New Roman" w:hAnsi="Times New Roman" w:cs="Times New Roman"/>
+          <w:sz w:val="28"/>
+          <w:szCs w:val="28"/>
+        </w:rPr>
+        <w:t xml:space="preserve"> |</w:t>
+      </w:r>
+    </w:p>
+    <w:p>
+      <w:pPr>
+        <w:spacing w:after="0"/>
+        <w:ind w:firstLine="567"/>
+        <w:jc w:val="both"/>
+        <w:rPr>
+          <w:rFonts w:ascii="Times New Roman" w:hAnsi="Times New Roman" w:cs="Times New Roman"/>
+          <w:sz w:val="28"/>
+          <w:szCs w:val="28"/>
+        </w:rPr>
+      </w:pPr>
+      <w:r>
+        <w:rPr>
+          <w:rFonts w:ascii="Times New Roman" w:hAnsi="Times New Roman" w:cs="Times New Roman"/>
+          <w:sz w:val="28"/>
+          <w:szCs w:val="28"/>
+        </w:rPr>
+        <w:t xml:space="preserve">| Назначение курьера (ручное) | </w:t>
+      </w:r>
+      <w:r>
+        <w:rPr>
+          <w:rFonts w:ascii="Segoe UI Emoji" w:hAnsi="Segoe UI Emoji" w:cs="Segoe UI Emoji"/>
+          <w:sz w:val="28"/>
+          <w:szCs w:val="28"/>
+        </w:rPr>
+        <w:t>✅</w:t>
+      </w:r>
+      <w:r>
+        <w:rPr>
+          <w:rFonts w:ascii="Times New Roman" w:hAnsi="Times New Roman" w:cs="Times New Roman"/>
+          <w:sz w:val="28"/>
+          <w:szCs w:val="28"/>
+        </w:rPr>
+        <w:t xml:space="preserve"> | </w:t>
+      </w:r>
+      <w:r>
+        <w:rPr>
+          <w:rFonts w:ascii="Segoe UI Emoji" w:hAnsi="Segoe UI Emoji" w:cs="Segoe UI Emoji"/>
+          <w:sz w:val="28"/>
+          <w:szCs w:val="28"/>
+        </w:rPr>
+        <w:t>✅</w:t>
+      </w:r>
+      <w:r>
+        <w:rPr>
+          <w:rFonts w:ascii="Times New Roman" w:hAnsi="Times New Roman" w:cs="Times New Roman"/>
+          <w:sz w:val="28"/>
+          <w:szCs w:val="28"/>
+        </w:rPr>
+        <w:t xml:space="preserve"> | </w:t>
+      </w:r>
+      <w:r>
+        <w:rPr>
+          <w:rFonts w:ascii="Segoe UI Emoji" w:hAnsi="Segoe UI Emoji" w:cs="Segoe UI Emoji"/>
+          <w:sz w:val="28"/>
+          <w:szCs w:val="28"/>
+        </w:rPr>
+        <w:t>✅</w:t>
+      </w:r>
+      <w:r>
+        <w:rPr>
+          <w:rFonts w:ascii="Times New Roman" w:hAnsi="Times New Roman" w:cs="Times New Roman"/>
+          <w:sz w:val="28"/>
+          <w:szCs w:val="28"/>
+        </w:rPr>
+        <w:t xml:space="preserve"> | </w:t>
+      </w:r>
+      <w:r>
+        <w:rPr>
+          <w:rFonts w:ascii="Segoe UI Emoji" w:hAnsi="Segoe UI Emoji" w:cs="Segoe UI Emoji"/>
+          <w:sz w:val="28"/>
+          <w:szCs w:val="28"/>
+        </w:rPr>
+        <w:t>❌</w:t>
+      </w:r>
+      <w:r>
+        <w:rPr>
+          <w:rFonts w:ascii="Times New Roman" w:hAnsi="Times New Roman" w:cs="Times New Roman"/>
+          <w:sz w:val="28"/>
+          <w:szCs w:val="28"/>
+        </w:rPr>
+        <w:t xml:space="preserve"> | </w:t>
+      </w:r>
+      <w:r>
+        <w:rPr>
+          <w:rFonts w:ascii="Segoe UI Emoji" w:hAnsi="Segoe UI Emoji" w:cs="Segoe UI Emoji"/>
+          <w:sz w:val="28"/>
+          <w:szCs w:val="28"/>
+        </w:rPr>
+        <w:t>✅</w:t>
+      </w:r>
+      <w:r>
+        <w:rPr>
+          <w:rFonts w:ascii="Times New Roman" w:hAnsi="Times New Roman" w:cs="Times New Roman"/>
+          <w:sz w:val="28"/>
+          <w:szCs w:val="28"/>
+        </w:rPr>
+        <w:t xml:space="preserve"> | </w:t>
+      </w:r>
+      <w:r>
+        <w:rPr>
+          <w:rFonts w:ascii="Segoe UI Emoji" w:hAnsi="Segoe UI Emoji" w:cs="Segoe UI Emoji"/>
+          <w:sz w:val="28"/>
+          <w:szCs w:val="28"/>
+        </w:rPr>
+        <w:t>✅</w:t>
+      </w:r>
+      <w:r>
+        <w:rPr>
+          <w:rFonts w:ascii="Times New Roman" w:hAnsi="Times New Roman" w:cs="Times New Roman"/>
+          <w:sz w:val="28"/>
+          <w:szCs w:val="28"/>
+        </w:rPr>
+        <w:t xml:space="preserve"> |</w:t>
+      </w:r>
+    </w:p>
+    <w:p>
+      <w:pPr>
+        <w:spacing w:after="0"/>
+        <w:ind w:firstLine="567"/>
+        <w:jc w:val="both"/>
+        <w:rPr>
+          <w:rFonts w:ascii="Times New Roman" w:hAnsi="Times New Roman" w:cs="Times New Roman"/>
+          <w:sz w:val="28"/>
+          <w:szCs w:val="28"/>
+        </w:rPr>
+      </w:pPr>
+      <w:r>
+        <w:rPr>
+          <w:rFonts w:ascii="Times New Roman" w:hAnsi="Times New Roman" w:cs="Times New Roman"/>
+          <w:sz w:val="28"/>
+          <w:szCs w:val="28"/>
+        </w:rPr>
+        <w:t xml:space="preserve">| Автоматическое распределение | </w:t>
+      </w:r>
+      <w:r>
+        <w:rPr>
+          <w:rFonts w:ascii="Segoe UI Emoji" w:hAnsi="Segoe UI Emoji" w:cs="Segoe UI Emoji"/>
+          <w:sz w:val="28"/>
+          <w:szCs w:val="28"/>
+        </w:rPr>
+        <w:t>✅</w:t>
+      </w:r>
+      <w:r>
+        <w:rPr>
+          <w:rFonts w:ascii="Times New Roman" w:hAnsi="Times New Roman" w:cs="Times New Roman"/>
+          <w:sz w:val="28"/>
+          <w:szCs w:val="28"/>
+        </w:rPr>
+        <w:t xml:space="preserve"> | </w:t>
+      </w:r>
+      <w:r>
+        <w:rPr>
+          <w:rFonts w:ascii="Segoe UI Emoji" w:hAnsi="Segoe UI Emoji" w:cs="Segoe UI Emoji"/>
+          <w:sz w:val="28"/>
+          <w:szCs w:val="28"/>
+        </w:rPr>
+        <w:t>✅</w:t>
+      </w:r>
+      <w:r>
+        <w:rPr>
+          <w:rFonts w:ascii="Times New Roman" w:hAnsi="Times New Roman" w:cs="Times New Roman"/>
+          <w:sz w:val="28"/>
+          <w:szCs w:val="28"/>
+        </w:rPr>
+        <w:t xml:space="preserve"> | </w:t>
+      </w:r>
+      <w:r>
+        <w:rPr>
+          <w:rFonts w:ascii="Segoe UI Emoji" w:hAnsi="Segoe UI Emoji" w:cs="Segoe UI Emoji"/>
+          <w:sz w:val="28"/>
+          <w:szCs w:val="28"/>
+        </w:rPr>
+        <w:t>✅</w:t>
+      </w:r>
+      <w:r>
+        <w:rPr>
+          <w:rFonts w:ascii="Times New Roman" w:hAnsi="Times New Roman" w:cs="Times New Roman"/>
+          <w:sz w:val="28"/>
+          <w:szCs w:val="28"/>
+        </w:rPr>
+        <w:t xml:space="preserve"> | </w:t>
+      </w:r>
+      <w:r>
+        <w:rPr>
+          <w:rFonts w:ascii="Segoe UI Emoji" w:hAnsi="Segoe UI Emoji" w:cs="Segoe UI Emoji"/>
+          <w:sz w:val="28"/>
+          <w:szCs w:val="28"/>
+        </w:rPr>
+        <w:t>❌</w:t>
+      </w:r>
+      <w:r>
+        <w:rPr>
+          <w:rFonts w:ascii="Times New Roman" w:hAnsi="Times New Roman" w:cs="Times New Roman"/>
+          <w:sz w:val="28"/>
+          <w:szCs w:val="28"/>
+        </w:rPr>
+        <w:t xml:space="preserve"> | </w:t>
+      </w:r>
+      <w:r>
+        <w:rPr>
+          <w:rFonts w:ascii="Segoe UI Emoji" w:hAnsi="Segoe UI Emoji" w:cs="Segoe UI Emoji"/>
+          <w:sz w:val="28"/>
+          <w:szCs w:val="28"/>
+        </w:rPr>
+        <w:t>❌</w:t>
+      </w:r>
+      <w:r>
+        <w:rPr>
+          <w:rFonts w:ascii="Times New Roman" w:hAnsi="Times New Roman" w:cs="Times New Roman"/>
+          <w:sz w:val="28"/>
+          <w:szCs w:val="28"/>
+        </w:rPr>
+        <w:t xml:space="preserve"> | </w:t>
+      </w:r>
+      <w:r>
+        <w:rPr>
+          <w:rFonts w:ascii="Segoe UI Emoji" w:hAnsi="Segoe UI Emoji" w:cs="Segoe UI Emoji"/>
+          <w:sz w:val="28"/>
+          <w:szCs w:val="28"/>
+        </w:rPr>
+        <w:t>✅</w:t>
+      </w:r>
+      <w:r>
+        <w:rPr>
+          <w:rFonts w:ascii="Times New Roman" w:hAnsi="Times New Roman" w:cs="Times New Roman"/>
+          <w:sz w:val="28"/>
+          <w:szCs w:val="28"/>
+        </w:rPr>
+        <w:t xml:space="preserve"> |</w:t>
+      </w:r>
+    </w:p>
+    <w:p>
+      <w:pPr>
+        <w:spacing w:after="0"/>
+        <w:ind w:firstLine="567"/>
+        <w:jc w:val="both"/>
+        <w:rPr>
+          <w:rFonts w:ascii="Times New Roman" w:hAnsi="Times New Roman" w:cs="Times New Roman"/>
+          <w:sz w:val="28"/>
+          <w:szCs w:val="28"/>
+        </w:rPr>
+      </w:pPr>
+      <w:r>
+        <w:rPr>
+          <w:rFonts w:ascii="Times New Roman" w:hAnsi="Times New Roman" w:cs="Times New Roman"/>
+          <w:sz w:val="28"/>
+          <w:szCs w:val="28"/>
+        </w:rPr>
+        <w:t xml:space="preserve">| Логирование статусов | </w:t>
+      </w:r>
+      <w:r>
+        <w:rPr>
+          <w:rFonts w:ascii="Segoe UI Emoji" w:hAnsi="Segoe UI Emoji" w:cs="Segoe UI Emoji"/>
+          <w:sz w:val="28"/>
+          <w:szCs w:val="28"/>
+        </w:rPr>
+        <w:t>✅</w:t>
+      </w:r>
+      <w:r>
+        <w:rPr>
+          <w:rFonts w:ascii="Times New Roman" w:hAnsi="Times New Roman" w:cs="Times New Roman"/>
+          <w:sz w:val="28"/>
+          <w:szCs w:val="28"/>
+        </w:rPr>
+        <w:t xml:space="preserve"> | </w:t>
+      </w:r>
+      <w:r>
+        <w:rPr>
+          <w:rFonts w:ascii="Segoe UI Emoji" w:hAnsi="Segoe UI Emoji" w:cs="Segoe UI Emoji"/>
+          <w:sz w:val="28"/>
+          <w:szCs w:val="28"/>
+        </w:rPr>
+        <w:t>✅</w:t>
+      </w:r>
+      <w:r>
+        <w:rPr>
+          <w:rFonts w:ascii="Times New Roman" w:hAnsi="Times New Roman" w:cs="Times New Roman"/>
+          <w:sz w:val="28"/>
+          <w:szCs w:val="28"/>
+        </w:rPr>
+        <w:t xml:space="preserve"> | </w:t>
+      </w:r>
+      <w:r>
+        <w:rPr>
+          <w:rFonts w:ascii="Segoe UI Emoji" w:hAnsi="Segoe UI Emoji" w:cs="Segoe UI Emoji"/>
+          <w:sz w:val="28"/>
+          <w:szCs w:val="28"/>
+        </w:rPr>
+        <w:t>✅</w:t>
+      </w:r>
+      <w:r>
+        <w:rPr>
+          <w:rFonts w:ascii="Times New Roman" w:hAnsi="Times New Roman" w:cs="Times New Roman"/>
+          <w:sz w:val="28"/>
+          <w:szCs w:val="28"/>
+        </w:rPr>
+        <w:t xml:space="preserve"> | </w:t>
+      </w:r>
+      <w:r>
+        <w:rPr>
+          <w:rFonts w:ascii="Segoe UI Emoji" w:hAnsi="Segoe UI Emoji" w:cs="Segoe UI Emoji"/>
+          <w:sz w:val="28"/>
+          <w:szCs w:val="28"/>
+        </w:rPr>
+        <w:t>✅</w:t>
+      </w:r>
+      <w:r>
+        <w:rPr>
+          <w:rFonts w:ascii="Times New Roman" w:hAnsi="Times New Roman" w:cs="Times New Roman"/>
+          <w:sz w:val="28"/>
+          <w:szCs w:val="28"/>
+        </w:rPr>
+        <w:t xml:space="preserve"> | </w:t>
+      </w:r>
+      <w:r>
+        <w:rPr>
+          <w:rFonts w:ascii="Segoe UI Emoji" w:hAnsi="Segoe UI Emoji" w:cs="Segoe UI Emoji"/>
+          <w:sz w:val="28"/>
+          <w:szCs w:val="28"/>
+        </w:rPr>
+        <w:t>✅</w:t>
+      </w:r>
+      <w:r>
+        <w:rPr>
+          <w:rFonts w:ascii="Times New Roman" w:hAnsi="Times New Roman" w:cs="Times New Roman"/>
+          <w:sz w:val="28"/>
+          <w:szCs w:val="28"/>
+        </w:rPr>
+        <w:t xml:space="preserve"> | </w:t>
+      </w:r>
+      <w:r>
+        <w:rPr>
+          <w:rFonts w:ascii="Segoe UI Emoji" w:hAnsi="Segoe UI Emoji" w:cs="Segoe UI Emoji"/>
+          <w:sz w:val="28"/>
+          <w:szCs w:val="28"/>
+        </w:rPr>
+        <w:t>✅</w:t>
+      </w:r>
+      <w:r>
+        <w:rPr>
+          <w:rFonts w:ascii="Times New Roman" w:hAnsi="Times New Roman" w:cs="Times New Roman"/>
+          <w:sz w:val="28"/>
+          <w:szCs w:val="28"/>
+        </w:rPr>
+        <w:t xml:space="preserve"> |</w:t>
+      </w:r>
+    </w:p>
+    <w:p>
+      <w:pPr>
+        <w:spacing w:after="0"/>
+        <w:ind w:firstLine="567"/>
+        <w:jc w:val="both"/>
+        <w:rPr>
+          <w:rFonts w:ascii="Times New Roman" w:hAnsi="Times New Roman" w:cs="Times New Roman"/>
+          <w:sz w:val="28"/>
+          <w:szCs w:val="28"/>
+        </w:rPr>
+      </w:pPr>
+      <w:r>
+        <w:rPr>
+          <w:rFonts w:ascii="Times New Roman" w:hAnsi="Times New Roman" w:cs="Times New Roman"/>
+          <w:sz w:val="28"/>
+          <w:szCs w:val="28"/>
+        </w:rPr>
+        <w:t xml:space="preserve">| Импорт из Word/Excel | </w:t>
+      </w:r>
+      <w:r>
+        <w:rPr>
+          <w:rFonts w:ascii="Segoe UI Emoji" w:hAnsi="Segoe UI Emoji" w:cs="Segoe UI Emoji"/>
+          <w:sz w:val="28"/>
+          <w:szCs w:val="28"/>
+        </w:rPr>
+        <w:t>❌</w:t>
+      </w:r>
+      <w:r>
+        <w:rPr>
+          <w:rFonts w:ascii="Times New Roman" w:hAnsi="Times New Roman" w:cs="Times New Roman"/>
+          <w:sz w:val="28"/>
+          <w:szCs w:val="28"/>
+        </w:rPr>
+        <w:t xml:space="preserve"> | </w:t>
+      </w:r>
+      <w:r>
+        <w:rPr>
+          <w:rFonts w:ascii="Segoe UI Emoji" w:hAnsi="Segoe UI Emoji" w:cs="Segoe UI Emoji"/>
+          <w:sz w:val="28"/>
+          <w:szCs w:val="28"/>
+        </w:rPr>
+        <w:t>❌</w:t>
+      </w:r>
+      <w:r>
+        <w:rPr>
+          <w:rFonts w:ascii="Times New Roman" w:hAnsi="Times New Roman" w:cs="Times New Roman"/>
+          <w:sz w:val="28"/>
+          <w:szCs w:val="28"/>
+        </w:rPr>
+        <w:t xml:space="preserve"> | </w:t>
+      </w:r>
+      <w:r>
+        <w:rPr>
+          <w:rFonts w:ascii="Segoe UI Emoji" w:hAnsi="Segoe UI Emoji" w:cs="Segoe UI Emoji"/>
+          <w:sz w:val="28"/>
+          <w:szCs w:val="28"/>
+        </w:rPr>
+        <w:t>❌</w:t>
+      </w:r>
+      <w:r>
+        <w:rPr>
+          <w:rFonts w:ascii="Times New Roman" w:hAnsi="Times New Roman" w:cs="Times New Roman"/>
+          <w:sz w:val="28"/>
+          <w:szCs w:val="28"/>
+        </w:rPr>
+        <w:t xml:space="preserve"> | </w:t>
+      </w:r>
+      <w:r>
+        <w:rPr>
+          <w:rFonts w:ascii="Segoe UI Emoji" w:hAnsi="Segoe UI Emoji" w:cs="Segoe UI Emoji"/>
+          <w:sz w:val="28"/>
+          <w:szCs w:val="28"/>
+        </w:rPr>
+        <w:t>❌</w:t>
+      </w:r>
+      <w:r>
+        <w:rPr>
+          <w:rFonts w:ascii="Times New Roman" w:hAnsi="Times New Roman" w:cs="Times New Roman"/>
+          <w:sz w:val="28"/>
+          <w:szCs w:val="28"/>
+        </w:rPr>
+        <w:t xml:space="preserve"> | </w:t>
+      </w:r>
+      <w:r>
+        <w:rPr>
+          <w:rFonts w:ascii="Segoe UI Emoji" w:hAnsi="Segoe UI Emoji" w:cs="Segoe UI Emoji"/>
+          <w:sz w:val="28"/>
+          <w:szCs w:val="28"/>
+        </w:rPr>
+        <w:t>❌</w:t>
+      </w:r>
+      <w:r>
+        <w:rPr>
+          <w:rFonts w:ascii="Times New Roman" w:hAnsi="Times New Roman" w:cs="Times New Roman"/>
+          <w:sz w:val="28"/>
+          <w:szCs w:val="28"/>
+        </w:rPr>
+        <w:t xml:space="preserve"> | </w:t>
+      </w:r>
+      <w:r>
+        <w:rPr>
+          <w:rFonts w:ascii="Segoe UI Emoji" w:hAnsi="Segoe UI Emoji" w:cs="Segoe UI Emoji"/>
+          <w:sz w:val="28"/>
+          <w:szCs w:val="28"/>
+        </w:rPr>
+        <w:t>✅</w:t>
+      </w:r>
+      <w:r>
+        <w:rPr>
+          <w:rFonts w:ascii="Times New Roman" w:hAnsi="Times New Roman" w:cs="Times New Roman"/>
+          <w:sz w:val="28"/>
+          <w:szCs w:val="28"/>
+        </w:rPr>
+        <w:t xml:space="preserve"> |</w:t>
+      </w:r>
+    </w:p>
+    <w:p>
+      <w:pPr>
+        <w:spacing w:after="0"/>
+        <w:ind w:firstLine="567"/>
+        <w:jc w:val="both"/>
+        <w:rPr>
+          <w:rFonts w:ascii="Times New Roman" w:hAnsi="Times New Roman" w:cs="Times New Roman"/>
+          <w:sz w:val="28"/>
+          <w:szCs w:val="28"/>
+        </w:rPr>
+      </w:pPr>
+      <w:r>
+        <w:rPr>
+          <w:rFonts w:ascii="Times New Roman" w:hAnsi="Times New Roman" w:cs="Times New Roman"/>
+          <w:sz w:val="28"/>
+          <w:szCs w:val="28"/>
+        </w:rPr>
+        <w:t xml:space="preserve">| Excel-отчёты | </w:t>
+      </w:r>
+      <w:r>
+        <w:rPr>
+          <w:rFonts w:ascii="Segoe UI Emoji" w:hAnsi="Segoe UI Emoji" w:cs="Segoe UI Emoji"/>
+          <w:sz w:val="28"/>
+          <w:szCs w:val="28"/>
+        </w:rPr>
+        <w:t>✅</w:t>
+      </w:r>
+      <w:r>
+        <w:rPr>
+          <w:rFonts w:ascii="Times New Roman" w:hAnsi="Times New Roman" w:cs="Times New Roman"/>
+          <w:sz w:val="28"/>
+          <w:szCs w:val="28"/>
+        </w:rPr>
+        <w:t xml:space="preserve"> | </w:t>
+      </w:r>
+      <w:r>
+        <w:rPr>
+          <w:rFonts w:ascii="Segoe UI Emoji" w:hAnsi="Segoe UI Emoji" w:cs="Segoe UI Emoji"/>
+          <w:sz w:val="28"/>
+          <w:szCs w:val="28"/>
+        </w:rPr>
+        <w:t>✅</w:t>
+      </w:r>
+      <w:r>
+        <w:rPr>
+          <w:rFonts w:ascii="Times New Roman" w:hAnsi="Times New Roman" w:cs="Times New Roman"/>
+          <w:sz w:val="28"/>
+          <w:szCs w:val="28"/>
+        </w:rPr>
+        <w:t xml:space="preserve"> | </w:t>
+      </w:r>
+      <w:r>
+        <w:rPr>
+          <w:rFonts w:ascii="Segoe UI Emoji" w:hAnsi="Segoe UI Emoji" w:cs="Segoe UI Emoji"/>
+          <w:sz w:val="28"/>
+          <w:szCs w:val="28"/>
+        </w:rPr>
+        <w:t>✅</w:t>
+      </w:r>
+      <w:r>
+        <w:rPr>
+          <w:rFonts w:ascii="Times New Roman" w:hAnsi="Times New Roman" w:cs="Times New Roman"/>
+          <w:sz w:val="28"/>
+          <w:szCs w:val="28"/>
+        </w:rPr>
+        <w:t xml:space="preserve"> | </w:t>
+      </w:r>
+      <w:r>
+        <w:rPr>
+          <w:rFonts w:ascii="Segoe UI Emoji" w:hAnsi="Segoe UI Emoji" w:cs="Segoe UI Emoji"/>
+          <w:sz w:val="28"/>
+          <w:szCs w:val="28"/>
+        </w:rPr>
+        <w:t>✅</w:t>
+      </w:r>
+      <w:r>
+        <w:rPr>
+          <w:rFonts w:ascii="Times New Roman" w:hAnsi="Times New Roman" w:cs="Times New Roman"/>
+          <w:sz w:val="28"/>
+          <w:szCs w:val="28"/>
+        </w:rPr>
+        <w:t xml:space="preserve"> | </w:t>
+      </w:r>
+      <w:r>
+        <w:rPr>
+          <w:rFonts w:ascii="Segoe UI Emoji" w:hAnsi="Segoe UI Emoji" w:cs="Segoe UI Emoji"/>
+          <w:sz w:val="28"/>
+          <w:szCs w:val="28"/>
+        </w:rPr>
+        <w:t>✅</w:t>
+      </w:r>
+      <w:r>
+        <w:rPr>
+          <w:rFonts w:ascii="Times New Roman" w:hAnsi="Times New Roman" w:cs="Times New Roman"/>
+          <w:sz w:val="28"/>
+          <w:szCs w:val="28"/>
+        </w:rPr>
+        <w:t xml:space="preserve"> | </w:t>
+      </w:r>
+      <w:r>
+        <w:rPr>
+          <w:rFonts w:ascii="Segoe UI Emoji" w:hAnsi="Segoe UI Emoji" w:cs="Segoe UI Emoji"/>
+          <w:sz w:val="28"/>
+          <w:szCs w:val="28"/>
+        </w:rPr>
+        <w:t>✅</w:t>
+      </w:r>
+      <w:r>
+        <w:rPr>
+          <w:rFonts w:ascii="Times New Roman" w:hAnsi="Times New Roman" w:cs="Times New Roman"/>
+          <w:sz w:val="28"/>
+          <w:szCs w:val="28"/>
+        </w:rPr>
+        <w:t xml:space="preserve"> |</w:t>
+      </w:r>
+    </w:p>
+    <w:p>
+      <w:pPr>
+        <w:spacing w:after="0"/>
+        <w:ind w:firstLine="567"/>
+        <w:jc w:val="both"/>
+        <w:rPr>
+          <w:rFonts w:ascii="Times New Roman" w:hAnsi="Times New Roman" w:cs="Times New Roman"/>
+          <w:sz w:val="28"/>
+          <w:szCs w:val="28"/>
+        </w:rPr>
+      </w:pPr>
+      <w:r>
+        <w:rPr>
+          <w:rFonts w:ascii="Times New Roman" w:hAnsi="Times New Roman" w:cs="Times New Roman"/>
+          <w:sz w:val="28"/>
+          <w:szCs w:val="28"/>
+        </w:rPr>
+        <w:t xml:space="preserve">| Работа без интернета | </w:t>
+      </w:r>
+      <w:r>
+        <w:rPr>
+          <w:rFonts w:ascii="Segoe UI Emoji" w:hAnsi="Segoe UI Emoji" w:cs="Segoe UI Emoji"/>
+          <w:sz w:val="28"/>
+          <w:szCs w:val="28"/>
+        </w:rPr>
+        <w:t>❌</w:t>
+      </w:r>
+      <w:r>
+        <w:rPr>
+          <w:rFonts w:ascii="Times New Roman" w:hAnsi="Times New Roman" w:cs="Times New Roman"/>
+          <w:sz w:val="28"/>
+          <w:szCs w:val="28"/>
+        </w:rPr>
+        <w:t xml:space="preserve"> | </w:t>
+      </w:r>
+      <w:r>
+        <w:rPr>
+          <w:rFonts w:ascii="Segoe UI Emoji" w:hAnsi="Segoe UI Emoji" w:cs="Segoe UI Emoji"/>
+          <w:sz w:val="28"/>
+          <w:szCs w:val="28"/>
+        </w:rPr>
+        <w:t>❌</w:t>
+      </w:r>
+      <w:r>
+        <w:rPr>
+          <w:rFonts w:ascii="Times New Roman" w:hAnsi="Times New Roman" w:cs="Times New Roman"/>
+          <w:sz w:val="28"/>
+          <w:szCs w:val="28"/>
+        </w:rPr>
+        <w:t xml:space="preserve"> | </w:t>
+      </w:r>
+      <w:r>
+        <w:rPr>
+          <w:rFonts w:ascii="Segoe UI Emoji" w:hAnsi="Segoe UI Emoji" w:cs="Segoe UI Emoji"/>
+          <w:sz w:val="28"/>
+          <w:szCs w:val="28"/>
+        </w:rPr>
+        <w:t>❌</w:t>
+      </w:r>
+      <w:r>
+        <w:rPr>
+          <w:rFonts w:ascii="Times New Roman" w:hAnsi="Times New Roman" w:cs="Times New Roman"/>
+          <w:sz w:val="28"/>
+          <w:szCs w:val="28"/>
+        </w:rPr>
+        <w:t xml:space="preserve"> | </w:t>
+      </w:r>
+      <w:r>
+        <w:rPr>
+          <w:rFonts w:ascii="Segoe UI Emoji" w:hAnsi="Segoe UI Emoji" w:cs="Segoe UI Emoji"/>
+          <w:sz w:val="28"/>
+          <w:szCs w:val="28"/>
+        </w:rPr>
+        <w:t>❌</w:t>
+      </w:r>
+      <w:r>
+        <w:rPr>
+          <w:rFonts w:ascii="Times New Roman" w:hAnsi="Times New Roman" w:cs="Times New Roman"/>
+          <w:sz w:val="28"/>
+          <w:szCs w:val="28"/>
+        </w:rPr>
+        <w:t xml:space="preserve"> | </w:t>
+      </w:r>
+      <w:r>
+        <w:rPr>
+          <w:rFonts w:ascii="Segoe UI Emoji" w:hAnsi="Segoe UI Emoji" w:cs="Segoe UI Emoji"/>
+          <w:sz w:val="28"/>
+          <w:szCs w:val="28"/>
+        </w:rPr>
+        <w:t>✅</w:t>
+      </w:r>
+      <w:r>
+        <w:rPr>
+          <w:rFonts w:ascii="Times New Roman" w:hAnsi="Times New Roman" w:cs="Times New Roman"/>
+          <w:sz w:val="28"/>
+          <w:szCs w:val="28"/>
+        </w:rPr>
+        <w:t xml:space="preserve"> | </w:t>
+      </w:r>
+      <w:r>
+        <w:rPr>
+          <w:rFonts w:ascii="Segoe UI Emoji" w:hAnsi="Segoe UI Emoji" w:cs="Segoe UI Emoji"/>
+          <w:sz w:val="28"/>
+          <w:szCs w:val="28"/>
+        </w:rPr>
+        <w:t>✅</w:t>
+      </w:r>
+      <w:r>
+        <w:rPr>
+          <w:rFonts w:ascii="Times New Roman" w:hAnsi="Times New Roman" w:cs="Times New Roman"/>
+          <w:sz w:val="28"/>
+          <w:szCs w:val="28"/>
+        </w:rPr>
+        <w:t xml:space="preserve"> |</w:t>
+      </w:r>
+    </w:p>
+    <w:p>
+      <w:pPr>
+        <w:spacing w:after="0"/>
+        <w:ind w:firstLine="567"/>
+        <w:jc w:val="both"/>
+        <w:rPr>
+          <w:rFonts w:ascii="Times New Roman" w:hAnsi="Times New Roman" w:cs="Times New Roman"/>
+          <w:sz w:val="28"/>
+          <w:szCs w:val="28"/>
+        </w:rPr>
+      </w:pPr>
+      <w:r>
+        <w:rPr>
+          <w:rFonts w:ascii="Times New Roman" w:hAnsi="Times New Roman" w:cs="Times New Roman"/>
+          <w:sz w:val="28"/>
+          <w:szCs w:val="28"/>
+        </w:rPr>
+        <w:t>| Стоимость внедрения | Высокая | Средняя | Средняя | Высокая | Высокая | Низкая |</w:t>
+      </w:r>
+    </w:p>
+    <w:p>
+      <w:pPr>
+        <w:spacing w:after="0"/>
+        <w:ind w:firstLine="567"/>
+        <w:jc w:val="both"/>
+        <w:rPr>
+          <w:rFonts w:ascii="Times New Roman" w:hAnsi="Times New Roman" w:cs="Times New Roman"/>
+          <w:sz w:val="28"/>
+          <w:szCs w:val="28"/>
+        </w:rPr>
+      </w:pPr>
+      <w:r>
+        <w:rPr>
+          <w:rFonts w:ascii="Times New Roman" w:hAnsi="Times New Roman" w:cs="Times New Roman"/>
+          <w:sz w:val="28"/>
+          <w:szCs w:val="28"/>
+        </w:rPr>
+        <w:t>| Сложность внедрения | Высокая | Средняя | Средняя | Низкая | Высокая | Низкая |</w:t>
+      </w:r>
+    </w:p>
+    <w:p>
+      <w:pPr>
+        <w:spacing w:after="0"/>
+        <w:ind w:firstLine="567"/>
+        <w:jc w:val="both"/>
+        <w:rPr>
+          <w:rFonts w:ascii="Times New Roman" w:hAnsi="Times New Roman" w:cs="Times New Roman"/>
+          <w:sz w:val="28"/>
+          <w:szCs w:val="28"/>
+        </w:rPr>
+      </w:pPr>
+    </w:p>
+    <w:p>
+      <w:pPr>
+        <w:spacing w:after="0"/>
+        <w:ind w:firstLine="567"/>
+        <w:jc w:val="both"/>
+        <w:rPr>
+          <w:rFonts w:ascii="Times New Roman" w:hAnsi="Times New Roman" w:cs="Times New Roman"/>
+          <w:sz w:val="28"/>
+          <w:szCs w:val="28"/>
+        </w:rPr>
+      </w:pPr>
+      <w:r>
+        <w:rPr>
+          <w:rFonts w:ascii="Times New Roman" w:hAnsi="Times New Roman" w:cs="Times New Roman"/>
+          <w:sz w:val="28"/>
+          <w:szCs w:val="28"/>
+        </w:rPr>
+        <w:lastRenderedPageBreak/>
+        <w:t>Пояснения к таблице.</w:t>
+      </w:r>
+      <w:r>
+        <w:rPr>
+          <w:rFonts w:ascii="Times New Roman" w:hAnsi="Times New Roman" w:cs="Times New Roman"/>
+          <w:sz w:val="28"/>
+          <w:szCs w:val="28"/>
+        </w:rPr>
+        <w:t xml:space="preserve"> </w:t>
+      </w:r>
+      <w:proofErr w:type="spellStart"/>
+      <w:r>
+        <w:rPr>
+          <w:rFonts w:ascii="Times New Roman" w:hAnsi="Times New Roman" w:cs="Times New Roman"/>
+          <w:sz w:val="28"/>
+          <w:szCs w:val="28"/>
+        </w:rPr>
+        <w:t>Wialon</w:t>
+      </w:r>
+      <w:proofErr w:type="spellEnd"/>
+      <w:r>
+        <w:rPr>
+          <w:rFonts w:ascii="Times New Roman" w:hAnsi="Times New Roman" w:cs="Times New Roman"/>
+          <w:sz w:val="28"/>
+          <w:szCs w:val="28"/>
+        </w:rPr>
+        <w:t xml:space="preserve"> </w:t>
+      </w:r>
+      <w:proofErr w:type="spellStart"/>
+      <w:r>
+        <w:rPr>
+          <w:rFonts w:ascii="Times New Roman" w:hAnsi="Times New Roman" w:cs="Times New Roman"/>
+          <w:sz w:val="28"/>
+          <w:szCs w:val="28"/>
+        </w:rPr>
+        <w:t>Logistics</w:t>
+      </w:r>
+      <w:proofErr w:type="spellEnd"/>
+      <w:r>
+        <w:rPr>
+          <w:rFonts w:ascii="Times New Roman" w:hAnsi="Times New Roman" w:cs="Times New Roman"/>
+          <w:sz w:val="28"/>
+          <w:szCs w:val="28"/>
+        </w:rPr>
+        <w:t xml:space="preserve">, </w:t>
+      </w:r>
+      <w:proofErr w:type="spellStart"/>
+      <w:r>
+        <w:rPr>
+          <w:rFonts w:ascii="Times New Roman" w:hAnsi="Times New Roman" w:cs="Times New Roman"/>
+          <w:sz w:val="28"/>
+          <w:szCs w:val="28"/>
+        </w:rPr>
+        <w:t>OKdesk</w:t>
+      </w:r>
+      <w:proofErr w:type="spellEnd"/>
+      <w:r>
+        <w:rPr>
+          <w:rFonts w:ascii="Times New Roman" w:hAnsi="Times New Roman" w:cs="Times New Roman"/>
+          <w:sz w:val="28"/>
+          <w:szCs w:val="28"/>
+        </w:rPr>
+        <w:t xml:space="preserve"> и </w:t>
+      </w:r>
+      <w:proofErr w:type="spellStart"/>
+      <w:r>
+        <w:rPr>
+          <w:rFonts w:ascii="Times New Roman" w:hAnsi="Times New Roman" w:cs="Times New Roman"/>
+          <w:sz w:val="28"/>
+          <w:szCs w:val="28"/>
+        </w:rPr>
+        <w:t>HubEx</w:t>
+      </w:r>
+      <w:proofErr w:type="spellEnd"/>
+      <w:r>
+        <w:rPr>
+          <w:rFonts w:ascii="Times New Roman" w:hAnsi="Times New Roman" w:cs="Times New Roman"/>
+          <w:sz w:val="28"/>
+          <w:szCs w:val="28"/>
+        </w:rPr>
+        <w:t xml:space="preserve"> являются облачными решениями с абонентской платой за пользователя, что относит их к категории «средняя» или «высокая» стоимость. </w:t>
+      </w:r>
+      <w:proofErr w:type="spellStart"/>
+      <w:r>
+        <w:rPr>
+          <w:rFonts w:ascii="Times New Roman" w:hAnsi="Times New Roman" w:cs="Times New Roman"/>
+          <w:sz w:val="28"/>
+          <w:szCs w:val="28"/>
+        </w:rPr>
+        <w:t>Zendesk</w:t>
+      </w:r>
+      <w:proofErr w:type="spellEnd"/>
+      <w:r>
+        <w:rPr>
+          <w:rFonts w:ascii="Times New Roman" w:hAnsi="Times New Roman" w:cs="Times New Roman"/>
+          <w:sz w:val="28"/>
+          <w:szCs w:val="28"/>
+        </w:rPr>
+        <w:t xml:space="preserve"> — облачная </w:t>
+      </w:r>
+      <w:proofErr w:type="spellStart"/>
+      <w:r>
+        <w:rPr>
+          <w:rFonts w:ascii="Times New Roman" w:hAnsi="Times New Roman" w:cs="Times New Roman"/>
+          <w:sz w:val="28"/>
+          <w:szCs w:val="28"/>
+        </w:rPr>
+        <w:t>тикет</w:t>
+      </w:r>
+      <w:proofErr w:type="spellEnd"/>
+      <w:r>
+        <w:rPr>
+          <w:rFonts w:ascii="Times New Roman" w:hAnsi="Times New Roman" w:cs="Times New Roman"/>
+          <w:sz w:val="28"/>
+          <w:szCs w:val="28"/>
+        </w:rPr>
+        <w:t>-система, ориентированная на клиентскую поддержку, а не на внутреннее управление задачами, поэтому функции назначения курьера и автоматического распределения в ней отсутствуют. 1</w:t>
+      </w:r>
+      <w:proofErr w:type="gramStart"/>
+      <w:r>
+        <w:rPr>
+          <w:rFonts w:ascii="Times New Roman" w:hAnsi="Times New Roman" w:cs="Times New Roman"/>
+          <w:sz w:val="28"/>
+          <w:szCs w:val="28"/>
+        </w:rPr>
+        <w:t>С:Логистика</w:t>
+      </w:r>
+      <w:proofErr w:type="gramEnd"/>
+      <w:r>
+        <w:rPr>
+          <w:rFonts w:ascii="Times New Roman" w:hAnsi="Times New Roman" w:cs="Times New Roman"/>
+          <w:sz w:val="28"/>
+          <w:szCs w:val="28"/>
+        </w:rPr>
+        <w:t xml:space="preserve"> — локальное решение, работающее без интернета, но требует значительных затрат на лицензии, внедрение и настройку под конкретную курьерскую службу. Ни одна из рассмотренных систем не реализует импорт данных из документов </w:t>
+      </w:r>
+      <w:proofErr w:type="spellStart"/>
+      <w:r>
+        <w:rPr>
+          <w:rFonts w:ascii="Times New Roman" w:hAnsi="Times New Roman" w:cs="Times New Roman"/>
+          <w:sz w:val="28"/>
+          <w:szCs w:val="28"/>
+        </w:rPr>
+        <w:t>Word</w:t>
+      </w:r>
+      <w:proofErr w:type="spellEnd"/>
+      <w:r>
+        <w:rPr>
+          <w:rFonts w:ascii="Times New Roman" w:hAnsi="Times New Roman" w:cs="Times New Roman"/>
+          <w:sz w:val="28"/>
+          <w:szCs w:val="28"/>
+        </w:rPr>
+        <w:t>/</w:t>
+      </w:r>
+      <w:proofErr w:type="spellStart"/>
+      <w:r>
+        <w:rPr>
+          <w:rFonts w:ascii="Times New Roman" w:hAnsi="Times New Roman" w:cs="Times New Roman"/>
+          <w:sz w:val="28"/>
+          <w:szCs w:val="28"/>
+        </w:rPr>
+        <w:t>Excel</w:t>
+      </w:r>
+      <w:proofErr w:type="spellEnd"/>
+      <w:r>
+        <w:rPr>
+          <w:rFonts w:ascii="Times New Roman" w:hAnsi="Times New Roman" w:cs="Times New Roman"/>
+          <w:sz w:val="28"/>
+          <w:szCs w:val="28"/>
+        </w:rPr>
+        <w:t>.</w:t>
+      </w:r>
+    </w:p>
+    <w:p>
+      <w:pPr>
+        <w:spacing w:after="0"/>
+        <w:ind w:firstLine="567"/>
+        <w:jc w:val="both"/>
+        <w:rPr>
+          <w:rFonts w:ascii="Times New Roman" w:hAnsi="Times New Roman" w:cs="Times New Roman"/>
+          <w:sz w:val="28"/>
+          <w:szCs w:val="28"/>
+        </w:rPr>
+      </w:pPr>
+      <w:r>
+        <w:rPr>
+          <w:rFonts w:ascii="Times New Roman" w:hAnsi="Times New Roman" w:cs="Times New Roman"/>
+          <w:sz w:val="28"/>
+          <w:szCs w:val="28"/>
+        </w:rPr>
+        <w:t>Проведённый анализ позволяет выделить преимущества и недостатки каждого рассмотренного решения.</w:t>
+      </w:r>
+      <w:r>
+        <w:rPr>
+          <w:rFonts w:ascii="Times New Roman" w:hAnsi="Times New Roman" w:cs="Times New Roman"/>
+          <w:sz w:val="28"/>
+          <w:szCs w:val="28"/>
+        </w:rPr>
+        <w:t xml:space="preserve"> </w:t>
+      </w:r>
+      <w:proofErr w:type="spellStart"/>
+      <w:r>
+        <w:rPr>
+          <w:rFonts w:ascii="Times New Roman" w:hAnsi="Times New Roman" w:cs="Times New Roman"/>
+          <w:sz w:val="28"/>
+          <w:szCs w:val="28"/>
+        </w:rPr>
+        <w:t>Wialon</w:t>
+      </w:r>
+      <w:proofErr w:type="spellEnd"/>
+      <w:r>
+        <w:rPr>
+          <w:rFonts w:ascii="Times New Roman" w:hAnsi="Times New Roman" w:cs="Times New Roman"/>
+          <w:sz w:val="28"/>
+          <w:szCs w:val="28"/>
+        </w:rPr>
+        <w:t xml:space="preserve"> </w:t>
+      </w:r>
+      <w:proofErr w:type="spellStart"/>
+      <w:r>
+        <w:rPr>
+          <w:rFonts w:ascii="Times New Roman" w:hAnsi="Times New Roman" w:cs="Times New Roman"/>
+          <w:sz w:val="28"/>
+          <w:szCs w:val="28"/>
+        </w:rPr>
+        <w:t>Logistics</w:t>
+      </w:r>
+      <w:proofErr w:type="spellEnd"/>
+      <w:r>
+        <w:rPr>
+          <w:rFonts w:ascii="Times New Roman" w:hAnsi="Times New Roman" w:cs="Times New Roman"/>
+          <w:sz w:val="28"/>
+          <w:szCs w:val="28"/>
+        </w:rPr>
+        <w:t xml:space="preserve"> </w:t>
+      </w:r>
+      <w:r>
+        <w:rPr>
+          <w:rFonts w:ascii="Times New Roman" w:hAnsi="Times New Roman" w:cs="Times New Roman"/>
+          <w:sz w:val="28"/>
+          <w:szCs w:val="28"/>
+        </w:rPr>
+        <w:t>обладает развитым функционалом для управления маршрутами и мониторинга доставки, однако является избыточным для курьерской службы, не имеющей собственного автопарка с GPS-мониторингом. Система требует постоянного подключения к интернету и абонентской платы, а импорт данных из документов не предусмотрен.</w:t>
+      </w:r>
+      <w:r>
+        <w:rPr>
+          <w:rFonts w:ascii="Times New Roman" w:hAnsi="Times New Roman" w:cs="Times New Roman"/>
+          <w:sz w:val="28"/>
+          <w:szCs w:val="28"/>
+        </w:rPr>
+        <w:t xml:space="preserve"> </w:t>
+      </w:r>
+      <w:proofErr w:type="spellStart"/>
+      <w:r>
+        <w:rPr>
+          <w:rFonts w:ascii="Times New Roman" w:hAnsi="Times New Roman" w:cs="Times New Roman"/>
+          <w:sz w:val="28"/>
+          <w:szCs w:val="28"/>
+        </w:rPr>
+        <w:t>OKdesk</w:t>
+      </w:r>
+      <w:proofErr w:type="spellEnd"/>
+      <w:r>
+        <w:rPr>
+          <w:rFonts w:ascii="Times New Roman" w:hAnsi="Times New Roman" w:cs="Times New Roman"/>
+          <w:sz w:val="28"/>
+          <w:szCs w:val="28"/>
+        </w:rPr>
+        <w:t xml:space="preserve"> ориентирован на выездное обслуживание и сервисные компании, что лишь частично соответствует задачам курьерской доставки. Система предоставляет широкие возможности для коммуникации с клиентами, но не реализует импорт данных из Word/Excel и не поддерживает работу в автономном режиме без интернета. Стоимость абонентской платы может быть значительной при большом штате сотрудников.</w:t>
+      </w:r>
+      <w:r>
+        <w:rPr>
+          <w:rFonts w:ascii="Times New Roman" w:hAnsi="Times New Roman" w:cs="Times New Roman"/>
+          <w:sz w:val="28"/>
+          <w:szCs w:val="28"/>
+        </w:rPr>
+        <w:t xml:space="preserve"> </w:t>
+      </w:r>
+      <w:proofErr w:type="spellStart"/>
+      <w:r>
+        <w:rPr>
+          <w:rFonts w:ascii="Times New Roman" w:hAnsi="Times New Roman" w:cs="Times New Roman"/>
+          <w:sz w:val="28"/>
+          <w:szCs w:val="28"/>
+        </w:rPr>
+        <w:t>HubEx</w:t>
+      </w:r>
+      <w:proofErr w:type="spellEnd"/>
+      <w:r>
+        <w:rPr>
+          <w:rFonts w:ascii="Times New Roman" w:hAnsi="Times New Roman" w:cs="Times New Roman"/>
+          <w:sz w:val="28"/>
+          <w:szCs w:val="28"/>
+        </w:rPr>
+        <w:t xml:space="preserve"> предлагает </w:t>
+      </w:r>
+      <w:proofErr w:type="spellStart"/>
+      <w:r>
+        <w:rPr>
+          <w:rFonts w:ascii="Times New Roman" w:hAnsi="Times New Roman" w:cs="Times New Roman"/>
+          <w:sz w:val="28"/>
+          <w:szCs w:val="28"/>
+        </w:rPr>
+        <w:t>автодиспетчеризацию</w:t>
+      </w:r>
+      <w:proofErr w:type="spellEnd"/>
+      <w:r>
+        <w:rPr>
+          <w:rFonts w:ascii="Times New Roman" w:hAnsi="Times New Roman" w:cs="Times New Roman"/>
+          <w:sz w:val="28"/>
+          <w:szCs w:val="28"/>
+        </w:rPr>
+        <w:t xml:space="preserve"> и удобное мобильное приложение для исполнителей, однако, как и предыдущие решения, является облачным сервисом с абонентской платой. Система ориентирована на сервисное обслуживание оборудования, а не на курьерскую доставку, что снижает её применимость в рамках рассматриваемой предметной области.</w:t>
+      </w:r>
+      <w:r>
+        <w:rPr>
+          <w:rFonts w:ascii="Times New Roman" w:hAnsi="Times New Roman" w:cs="Times New Roman"/>
+          <w:sz w:val="28"/>
+          <w:szCs w:val="28"/>
+        </w:rPr>
+        <w:t xml:space="preserve"> </w:t>
+      </w:r>
+      <w:proofErr w:type="spellStart"/>
+      <w:r>
+        <w:rPr>
+          <w:rFonts w:ascii="Times New Roman" w:hAnsi="Times New Roman" w:cs="Times New Roman"/>
+          <w:sz w:val="28"/>
+          <w:szCs w:val="28"/>
+        </w:rPr>
+        <w:t>Zendesk</w:t>
+      </w:r>
+      <w:proofErr w:type="spellEnd"/>
+      <w:r>
+        <w:rPr>
+          <w:rFonts w:ascii="Times New Roman" w:hAnsi="Times New Roman" w:cs="Times New Roman"/>
+          <w:sz w:val="28"/>
+          <w:szCs w:val="28"/>
+        </w:rPr>
+        <w:t xml:space="preserve"> представляет собой мощную </w:t>
+      </w:r>
+      <w:proofErr w:type="spellStart"/>
+      <w:r>
+        <w:rPr>
+          <w:rFonts w:ascii="Times New Roman" w:hAnsi="Times New Roman" w:cs="Times New Roman"/>
+          <w:sz w:val="28"/>
+          <w:szCs w:val="28"/>
+        </w:rPr>
+        <w:t>тикет</w:t>
+      </w:r>
+      <w:proofErr w:type="spellEnd"/>
+      <w:r>
+        <w:rPr>
+          <w:rFonts w:ascii="Times New Roman" w:hAnsi="Times New Roman" w:cs="Times New Roman"/>
+          <w:sz w:val="28"/>
+          <w:szCs w:val="28"/>
+        </w:rPr>
+        <w:t xml:space="preserve">-систему для клиентской поддержки, но не предназначен для управления внутренними задачами курьеров. Функции назначения курьера и автоматического распределения в </w:t>
+      </w:r>
+      <w:proofErr w:type="spellStart"/>
+      <w:r>
+        <w:rPr>
+          <w:rFonts w:ascii="Times New Roman" w:hAnsi="Times New Roman" w:cs="Times New Roman"/>
+          <w:sz w:val="28"/>
+          <w:szCs w:val="28"/>
+        </w:rPr>
+        <w:t>Zendesk</w:t>
+      </w:r>
+      <w:proofErr w:type="spellEnd"/>
+      <w:r>
+        <w:rPr>
+          <w:rFonts w:ascii="Times New Roman" w:hAnsi="Times New Roman" w:cs="Times New Roman"/>
+          <w:sz w:val="28"/>
+          <w:szCs w:val="28"/>
+        </w:rPr>
+        <w:t xml:space="preserve"> отсутствуют. Система является избыточной и дорогостоящей для небольшой курьерской службы, а импорт данных из документов не поддерживается.</w:t>
+      </w:r>
+      <w:r>
+        <w:rPr>
+          <w:rFonts w:ascii="Times New Roman" w:hAnsi="Times New Roman" w:cs="Times New Roman"/>
+          <w:sz w:val="28"/>
+          <w:szCs w:val="28"/>
+        </w:rPr>
+        <w:t xml:space="preserve"> </w:t>
+      </w:r>
+      <w:r>
+        <w:rPr>
+          <w:rFonts w:ascii="Times New Roman" w:hAnsi="Times New Roman" w:cs="Times New Roman"/>
+          <w:sz w:val="28"/>
+          <w:szCs w:val="28"/>
+        </w:rPr>
+        <w:t>1</w:t>
+      </w:r>
+      <w:proofErr w:type="gramStart"/>
+      <w:r>
+        <w:rPr>
+          <w:rFonts w:ascii="Times New Roman" w:hAnsi="Times New Roman" w:cs="Times New Roman"/>
+          <w:sz w:val="28"/>
+          <w:szCs w:val="28"/>
+        </w:rPr>
+        <w:t>С:Логистика</w:t>
+      </w:r>
+      <w:proofErr w:type="gramEnd"/>
+      <w:r>
+        <w:rPr>
+          <w:rFonts w:ascii="Times New Roman" w:hAnsi="Times New Roman" w:cs="Times New Roman"/>
+          <w:sz w:val="28"/>
+          <w:szCs w:val="28"/>
+        </w:rPr>
+        <w:t xml:space="preserve"> </w:t>
+      </w:r>
+      <w:r>
+        <w:rPr>
+          <w:rFonts w:ascii="Times New Roman" w:hAnsi="Times New Roman" w:cs="Times New Roman"/>
+          <w:sz w:val="28"/>
+          <w:szCs w:val="28"/>
+        </w:rPr>
+        <w:t xml:space="preserve">обеспечивает комплексное управление логистическими процессами и работает без интернета, однако требует значительных затрат на внедрение, настройку и сопровождение. Система не реализует импорт данных из Word/Excel и не имеет встроенного механизма </w:t>
+      </w:r>
+      <w:proofErr w:type="spellStart"/>
+      <w:r>
+        <w:rPr>
+          <w:rFonts w:ascii="Times New Roman" w:hAnsi="Times New Roman" w:cs="Times New Roman"/>
+          <w:sz w:val="28"/>
+          <w:szCs w:val="28"/>
+        </w:rPr>
+        <w:t>автодиспетчеризации</w:t>
+      </w:r>
+      <w:proofErr w:type="spellEnd"/>
+      <w:r>
+        <w:rPr>
+          <w:rFonts w:ascii="Times New Roman" w:hAnsi="Times New Roman" w:cs="Times New Roman"/>
+          <w:sz w:val="28"/>
+          <w:szCs w:val="28"/>
+        </w:rPr>
+        <w:t xml:space="preserve"> с предложением курьера и подтверждением диспетчером.</w:t>
+      </w:r>
+      <w:r>
+        <w:rPr>
+          <w:rFonts w:ascii="Times New Roman" w:hAnsi="Times New Roman" w:cs="Times New Roman"/>
+          <w:sz w:val="28"/>
+          <w:szCs w:val="28"/>
+        </w:rPr>
+        <w:t xml:space="preserve"> </w:t>
+      </w:r>
+      <w:r>
+        <w:rPr>
+          <w:rFonts w:ascii="Times New Roman" w:hAnsi="Times New Roman" w:cs="Times New Roman"/>
+          <w:sz w:val="28"/>
+          <w:szCs w:val="28"/>
+        </w:rPr>
+        <w:t>Ни одно из рассмотренных решений не покрывает весь спектр требований, предъявляемых к разрабатываемой ИС:</w:t>
+      </w:r>
+    </w:p>
+    <w:p>
+      <w:pPr>
+        <w:spacing w:after="0"/>
+        <w:ind w:firstLine="567"/>
+        <w:jc w:val="both"/>
+        <w:rPr>
+          <w:rFonts w:ascii="Times New Roman" w:hAnsi="Times New Roman" w:cs="Times New Roman"/>
+          <w:sz w:val="28"/>
+          <w:szCs w:val="28"/>
+        </w:rPr>
+      </w:pPr>
+      <w:r>
+        <w:rPr>
+          <w:rFonts w:ascii="Times New Roman" w:hAnsi="Times New Roman" w:cs="Times New Roman"/>
+          <w:sz w:val="28"/>
+          <w:szCs w:val="28"/>
+        </w:rPr>
+        <w:t>Таким образом, существующие решения либо избыточны, либо дорогостоящи, либо не поддерживают требуемый функционал в необходимом объёме. Это обосновывает необходимость разработки собственной информационной системы, которая:</w:t>
+      </w:r>
+    </w:p>
+    <w:p>
+      <w:pPr>
+        <w:spacing w:after="0"/>
+        <w:ind w:firstLine="567"/>
+        <w:jc w:val="both"/>
+        <w:rPr>
+          <w:rFonts w:ascii="Times New Roman" w:hAnsi="Times New Roman" w:cs="Times New Roman"/>
+          <w:sz w:val="28"/>
+          <w:szCs w:val="28"/>
+        </w:rPr>
+      </w:pPr>
+    </w:p>
+    <w:p>
+      <w:pPr>
+        <w:spacing w:after="0"/>
+        <w:ind w:firstLine="567"/>
+        <w:jc w:val="both"/>
+        <w:rPr>
+          <w:rFonts w:ascii="Times New Roman" w:hAnsi="Times New Roman" w:cs="Times New Roman"/>
+          <w:sz w:val="28"/>
+          <w:szCs w:val="28"/>
+        </w:rPr>
+      </w:pPr>
+      <w:r>
+        <w:rPr>
+          <w:rFonts w:ascii="Times New Roman" w:hAnsi="Times New Roman" w:cs="Times New Roman"/>
+          <w:sz w:val="28"/>
+          <w:szCs w:val="28"/>
+        </w:rPr>
+        <w:t xml:space="preserve">1. Реализует импорт данных из документов </w:t>
+      </w:r>
+      <w:proofErr w:type="spellStart"/>
+      <w:r>
+        <w:rPr>
+          <w:rFonts w:ascii="Times New Roman" w:hAnsi="Times New Roman" w:cs="Times New Roman"/>
+          <w:sz w:val="28"/>
+          <w:szCs w:val="28"/>
+        </w:rPr>
+        <w:t>Word</w:t>
+      </w:r>
+      <w:proofErr w:type="spellEnd"/>
+      <w:r>
+        <w:rPr>
+          <w:rFonts w:ascii="Times New Roman" w:hAnsi="Times New Roman" w:cs="Times New Roman"/>
+          <w:sz w:val="28"/>
+          <w:szCs w:val="28"/>
+        </w:rPr>
+        <w:t>/</w:t>
+      </w:r>
+      <w:proofErr w:type="spellStart"/>
+      <w:r>
+        <w:rPr>
+          <w:rFonts w:ascii="Times New Roman" w:hAnsi="Times New Roman" w:cs="Times New Roman"/>
+          <w:sz w:val="28"/>
+          <w:szCs w:val="28"/>
+        </w:rPr>
+        <w:t>Excel</w:t>
+      </w:r>
+      <w:proofErr w:type="spellEnd"/>
+      <w:r>
+        <w:rPr>
+          <w:rFonts w:ascii="Times New Roman" w:hAnsi="Times New Roman" w:cs="Times New Roman"/>
+          <w:sz w:val="28"/>
+          <w:szCs w:val="28"/>
+        </w:rPr>
+        <w:t>/CSV — функцию, отсутствующую во всех рассмотренных аналогах.</w:t>
+      </w:r>
+    </w:p>
+    <w:p>
+      <w:pPr>
+        <w:spacing w:after="0"/>
+        <w:ind w:firstLine="567"/>
+        <w:jc w:val="both"/>
+        <w:rPr>
+          <w:rFonts w:ascii="Times New Roman" w:hAnsi="Times New Roman" w:cs="Times New Roman"/>
+          <w:sz w:val="28"/>
+          <w:szCs w:val="28"/>
+        </w:rPr>
+      </w:pPr>
+      <w:r>
+        <w:rPr>
+          <w:rFonts w:ascii="Times New Roman" w:hAnsi="Times New Roman" w:cs="Times New Roman"/>
+          <w:sz w:val="28"/>
+          <w:szCs w:val="28"/>
+        </w:rPr>
+        <w:t>2. Обеспечивает автоматическое распределение обращений</w:t>
+      </w:r>
+      <w:r>
+        <w:rPr>
+          <w:rFonts w:ascii="Times New Roman" w:hAnsi="Times New Roman" w:cs="Times New Roman"/>
+          <w:sz w:val="28"/>
+          <w:szCs w:val="28"/>
+        </w:rPr>
+        <w:t xml:space="preserve"> </w:t>
+      </w:r>
+      <w:r>
+        <w:rPr>
+          <w:rFonts w:ascii="Times New Roman" w:hAnsi="Times New Roman" w:cs="Times New Roman"/>
+          <w:sz w:val="28"/>
+          <w:szCs w:val="28"/>
+        </w:rPr>
+        <w:t>с предложением курьера и подтверждением диспетчером.</w:t>
+      </w:r>
+    </w:p>
+    <w:p>
+      <w:pPr>
+        <w:spacing w:after="0"/>
+        <w:ind w:firstLine="567"/>
+        <w:jc w:val="both"/>
+        <w:rPr>
+          <w:rFonts w:ascii="Times New Roman" w:hAnsi="Times New Roman" w:cs="Times New Roman"/>
+          <w:sz w:val="28"/>
+          <w:szCs w:val="28"/>
+        </w:rPr>
+      </w:pPr>
+      <w:r>
+        <w:rPr>
+          <w:rFonts w:ascii="Times New Roman" w:hAnsi="Times New Roman" w:cs="Times New Roman"/>
+          <w:sz w:val="28"/>
+          <w:szCs w:val="28"/>
+        </w:rPr>
+        <w:t>3. Работает без подключения к интернету в локальной сети предприятия.</w:t>
+      </w:r>
+    </w:p>
+    <w:p>
+      <w:pPr>
+        <w:spacing w:after="0"/>
+        <w:ind w:firstLine="567"/>
+        <w:jc w:val="both"/>
+        <w:rPr>
+          <w:rFonts w:ascii="Times New Roman" w:hAnsi="Times New Roman" w:cs="Times New Roman"/>
+          <w:sz w:val="28"/>
+          <w:szCs w:val="28"/>
+        </w:rPr>
+      </w:pPr>
+      <w:r>
+        <w:rPr>
+          <w:rFonts w:ascii="Times New Roman" w:hAnsi="Times New Roman" w:cs="Times New Roman"/>
+          <w:sz w:val="28"/>
+          <w:szCs w:val="28"/>
+        </w:rPr>
+        <w:t>4. Имеет низкую стоимость внедрения и не требует абонентской платы.</w:t>
+      </w:r>
+    </w:p>
+    <w:p>
+      <w:pPr>
+        <w:spacing w:after="0"/>
+        <w:ind w:firstLine="567"/>
+        <w:jc w:val="both"/>
+        <w:rPr>
+          <w:rFonts w:ascii="Times New Roman" w:hAnsi="Times New Roman" w:cs="Times New Roman"/>
+          <w:sz w:val="28"/>
+          <w:szCs w:val="28"/>
+        </w:rPr>
+      </w:pPr>
+      <w:r>
+        <w:rPr>
+          <w:rFonts w:ascii="Times New Roman" w:hAnsi="Times New Roman" w:cs="Times New Roman"/>
+          <w:sz w:val="28"/>
+          <w:szCs w:val="28"/>
+        </w:rPr>
+        <w:t xml:space="preserve">5. Не зависит от </w:t>
+      </w:r>
+      <w:proofErr w:type="spellStart"/>
+      <w:r>
+        <w:rPr>
+          <w:rFonts w:ascii="Times New Roman" w:hAnsi="Times New Roman" w:cs="Times New Roman"/>
+          <w:sz w:val="28"/>
+          <w:szCs w:val="28"/>
+        </w:rPr>
+        <w:t>колл</w:t>
+      </w:r>
+      <w:proofErr w:type="spellEnd"/>
+      <w:r>
+        <w:rPr>
+          <w:rFonts w:ascii="Times New Roman" w:hAnsi="Times New Roman" w:cs="Times New Roman"/>
+          <w:sz w:val="28"/>
+          <w:szCs w:val="28"/>
+        </w:rPr>
+        <w:t>-центра и телефонии, что соответствует особенностям предметной области.</w:t>
+      </w:r>
+    </w:p>
+    <w:p>
+      <w:pPr>
+        <w:spacing w:after="0"/>
+        <w:ind w:firstLine="567"/>
+        <w:jc w:val="both"/>
+        <w:rPr>
+          <w:rFonts w:ascii="Times New Roman" w:hAnsi="Times New Roman" w:cs="Times New Roman"/>
+          <w:sz w:val="28"/>
+          <w:szCs w:val="28"/>
+        </w:rPr>
+      </w:pPr>
+      <w:r>
+        <w:rPr>
+          <w:rFonts w:ascii="Times New Roman" w:hAnsi="Times New Roman" w:cs="Times New Roman"/>
+          <w:sz w:val="28"/>
+          <w:szCs w:val="28"/>
+        </w:rPr>
+        <w:t>Выбранный технологический стек (C# + WPF + MySQL) позволяет реализовать все перечисленные требования в рамках курсовой работы и обеспечить практическую значимость разрабатываемой системы.</w:t>
+      </w:r>
+    </w:p>
+    <w:p>
+      <w:pPr>
+        <w:rPr>
+          <w:rFonts w:ascii="Times New Roman" w:hAnsi="Times New Roman" w:cs="Times New Roman"/>
+          <w:sz w:val="28"/>
+          <w:szCs w:val="28"/>
+        </w:rPr>
+      </w:pPr>
+      <w:r>
+        <w:rPr>
+          <w:rFonts w:ascii="Times New Roman" w:hAnsi="Times New Roman" w:cs="Times New Roman"/>
+          <w:sz w:val="28"/>
+          <w:szCs w:val="28"/>
+        </w:rPr>
+        <w:br w:type="page"/>
+      </w:r>
+    </w:p>
+    <w:p>
+      <w:pPr>
+        <w:spacing w:after="240"/>
+        <w:ind w:firstLine="567"/>
+        <w:jc w:val="center"/>
+        <w:rPr>
+          <w:rFonts w:ascii="Times New Roman" w:hAnsi="Times New Roman" w:cs="Times New Roman"/>
+          <w:sz w:val="28"/>
+          <w:szCs w:val="28"/>
+        </w:rPr>
+      </w:pPr>
+      <w:r>
+        <w:rPr>
+          <w:rFonts w:ascii="Times New Roman" w:hAnsi="Times New Roman" w:cs="Times New Roman"/>
+          <w:sz w:val="28"/>
+          <w:szCs w:val="28"/>
+        </w:rPr>
+        <w:lastRenderedPageBreak/>
+        <w:t>Создание концепции решения</w:t>
+      </w:r>
+    </w:p>
+    <w:p>
+      <w:pPr>
+        <w:spacing w:after="0"/>
+        <w:ind w:firstLine="567"/>
+        <w:jc w:val="both"/>
+        <w:rPr>
+          <w:rFonts w:ascii="Times New Roman" w:hAnsi="Times New Roman" w:cs="Times New Roman"/>
+          <w:sz w:val="28"/>
+          <w:szCs w:val="28"/>
+        </w:rPr>
+      </w:pPr>
+      <w:r>
+        <w:rPr>
+          <w:rFonts w:ascii="Times New Roman" w:hAnsi="Times New Roman" w:cs="Times New Roman"/>
+          <w:sz w:val="28"/>
+          <w:szCs w:val="28"/>
+        </w:rPr>
+        <w:t xml:space="preserve">Для создания </w:t>
+      </w:r>
+      <w:proofErr w:type="spellStart"/>
+      <w:r>
+        <w:rPr>
+          <w:rFonts w:ascii="Times New Roman" w:hAnsi="Times New Roman" w:cs="Times New Roman"/>
+          <w:sz w:val="28"/>
+          <w:szCs w:val="28"/>
+        </w:rPr>
+        <w:t>User</w:t>
+      </w:r>
+      <w:proofErr w:type="spellEnd"/>
+      <w:r>
+        <w:rPr>
+          <w:rFonts w:ascii="Times New Roman" w:hAnsi="Times New Roman" w:cs="Times New Roman"/>
+          <w:sz w:val="28"/>
+          <w:szCs w:val="28"/>
+        </w:rPr>
+        <w:t xml:space="preserve"> </w:t>
+      </w:r>
+      <w:proofErr w:type="spellStart"/>
+      <w:r>
+        <w:rPr>
+          <w:rFonts w:ascii="Times New Roman" w:hAnsi="Times New Roman" w:cs="Times New Roman"/>
+          <w:sz w:val="28"/>
+          <w:szCs w:val="28"/>
+        </w:rPr>
+        <w:t>Story</w:t>
+      </w:r>
+      <w:proofErr w:type="spellEnd"/>
+      <w:r>
+        <w:rPr>
+          <w:rFonts w:ascii="Times New Roman" w:hAnsi="Times New Roman" w:cs="Times New Roman"/>
+          <w:sz w:val="28"/>
+          <w:szCs w:val="28"/>
+        </w:rPr>
+        <w:t xml:space="preserve"> </w:t>
+      </w:r>
+      <w:proofErr w:type="spellStart"/>
+      <w:r>
+        <w:rPr>
+          <w:rFonts w:ascii="Times New Roman" w:hAnsi="Times New Roman" w:cs="Times New Roman"/>
+          <w:sz w:val="28"/>
+          <w:szCs w:val="28"/>
+        </w:rPr>
+        <w:t>Mapping</w:t>
+      </w:r>
+      <w:proofErr w:type="spellEnd"/>
+      <w:r>
+        <w:rPr>
+          <w:rFonts w:ascii="Times New Roman" w:hAnsi="Times New Roman" w:cs="Times New Roman"/>
+          <w:sz w:val="28"/>
+          <w:szCs w:val="28"/>
+        </w:rPr>
+        <w:t xml:space="preserve"> (карты пользовательских историй) существует несколько удобных инструментов.</w:t>
+      </w:r>
+      <w:r>
+        <w:rPr>
+          <w:rFonts w:ascii="Times New Roman" w:hAnsi="Times New Roman" w:cs="Times New Roman"/>
+          <w:sz w:val="28"/>
+          <w:szCs w:val="28"/>
+        </w:rPr>
+        <w:t xml:space="preserve"> </w:t>
+      </w:r>
+      <w:proofErr w:type="spellStart"/>
+      <w:r>
+        <w:rPr>
+          <w:rFonts w:ascii="Times New Roman" w:hAnsi="Times New Roman" w:cs="Times New Roman"/>
+          <w:sz w:val="28"/>
+          <w:szCs w:val="28"/>
+        </w:rPr>
+        <w:t>Miro</w:t>
+      </w:r>
+      <w:proofErr w:type="spellEnd"/>
+      <w:r>
+        <w:rPr>
+          <w:rFonts w:ascii="Times New Roman" w:hAnsi="Times New Roman" w:cs="Times New Roman"/>
+          <w:sz w:val="28"/>
+          <w:szCs w:val="28"/>
+        </w:rPr>
+        <w:t xml:space="preserve"> — самый популярный и удобный инструмент для </w:t>
+      </w:r>
+      <w:proofErr w:type="spellStart"/>
+      <w:r>
+        <w:rPr>
+          <w:rFonts w:ascii="Times New Roman" w:hAnsi="Times New Roman" w:cs="Times New Roman"/>
+          <w:sz w:val="28"/>
+          <w:szCs w:val="28"/>
+        </w:rPr>
+        <w:t>User</w:t>
+      </w:r>
+      <w:proofErr w:type="spellEnd"/>
+      <w:r>
+        <w:rPr>
+          <w:rFonts w:ascii="Times New Roman" w:hAnsi="Times New Roman" w:cs="Times New Roman"/>
+          <w:sz w:val="28"/>
+          <w:szCs w:val="28"/>
+        </w:rPr>
+        <w:t xml:space="preserve"> </w:t>
+      </w:r>
+      <w:proofErr w:type="spellStart"/>
+      <w:r>
+        <w:rPr>
+          <w:rFonts w:ascii="Times New Roman" w:hAnsi="Times New Roman" w:cs="Times New Roman"/>
+          <w:sz w:val="28"/>
+          <w:szCs w:val="28"/>
+        </w:rPr>
+        <w:t>Story</w:t>
+      </w:r>
+      <w:proofErr w:type="spellEnd"/>
+      <w:r>
+        <w:rPr>
+          <w:rFonts w:ascii="Times New Roman" w:hAnsi="Times New Roman" w:cs="Times New Roman"/>
+          <w:sz w:val="28"/>
+          <w:szCs w:val="28"/>
+        </w:rPr>
+        <w:t xml:space="preserve"> </w:t>
+      </w:r>
+      <w:proofErr w:type="spellStart"/>
+      <w:r>
+        <w:rPr>
+          <w:rFonts w:ascii="Times New Roman" w:hAnsi="Times New Roman" w:cs="Times New Roman"/>
+          <w:sz w:val="28"/>
+          <w:szCs w:val="28"/>
+        </w:rPr>
+        <w:t>Mapping</w:t>
+      </w:r>
+      <w:proofErr w:type="spellEnd"/>
+      <w:r>
+        <w:rPr>
+          <w:rFonts w:ascii="Times New Roman" w:hAnsi="Times New Roman" w:cs="Times New Roman"/>
+          <w:sz w:val="28"/>
+          <w:szCs w:val="28"/>
+        </w:rPr>
+        <w:t xml:space="preserve">. У него есть бесплатный тариф и готовая интерактивная шаблон-карта, созданная по методу </w:t>
+      </w:r>
+      <w:proofErr w:type="spellStart"/>
+      <w:r>
+        <w:rPr>
+          <w:rFonts w:ascii="Times New Roman" w:hAnsi="Times New Roman" w:cs="Times New Roman"/>
+          <w:sz w:val="28"/>
+          <w:szCs w:val="28"/>
+        </w:rPr>
+        <w:t>Джеффа</w:t>
+      </w:r>
+      <w:proofErr w:type="spellEnd"/>
+      <w:r>
+        <w:rPr>
+          <w:rFonts w:ascii="Times New Roman" w:hAnsi="Times New Roman" w:cs="Times New Roman"/>
+          <w:sz w:val="28"/>
+          <w:szCs w:val="28"/>
+        </w:rPr>
+        <w:t xml:space="preserve"> </w:t>
+      </w:r>
+      <w:proofErr w:type="spellStart"/>
+      <w:r>
+        <w:rPr>
+          <w:rFonts w:ascii="Times New Roman" w:hAnsi="Times New Roman" w:cs="Times New Roman"/>
+          <w:sz w:val="28"/>
+          <w:szCs w:val="28"/>
+        </w:rPr>
+        <w:t>Паттона</w:t>
+      </w:r>
+      <w:proofErr w:type="spellEnd"/>
+      <w:r>
+        <w:rPr>
+          <w:rFonts w:ascii="Times New Roman" w:hAnsi="Times New Roman" w:cs="Times New Roman"/>
+          <w:sz w:val="28"/>
+          <w:szCs w:val="28"/>
+        </w:rPr>
+        <w:t>.</w:t>
+      </w:r>
+    </w:p>
+    <w:p>
+      <w:pPr>
+        <w:spacing w:after="0"/>
+        <w:ind w:firstLine="567"/>
+        <w:jc w:val="both"/>
+        <w:rPr>
+          <w:rFonts w:ascii="Times New Roman" w:hAnsi="Times New Roman" w:cs="Times New Roman"/>
+          <w:sz w:val="28"/>
+          <w:szCs w:val="28"/>
+        </w:rPr>
+      </w:pPr>
+      <w:proofErr w:type="spellStart"/>
+      <w:r>
+        <w:rPr>
+          <w:rFonts w:ascii="Times New Roman" w:hAnsi="Times New Roman" w:cs="Times New Roman"/>
+          <w:sz w:val="28"/>
+          <w:szCs w:val="28"/>
+        </w:rPr>
+        <w:t>User</w:t>
+      </w:r>
+      <w:proofErr w:type="spellEnd"/>
+      <w:r>
+        <w:rPr>
+          <w:rFonts w:ascii="Times New Roman" w:hAnsi="Times New Roman" w:cs="Times New Roman"/>
+          <w:sz w:val="28"/>
+          <w:szCs w:val="28"/>
+        </w:rPr>
+        <w:t xml:space="preserve"> </w:t>
+      </w:r>
+      <w:proofErr w:type="spellStart"/>
+      <w:r>
+        <w:rPr>
+          <w:rFonts w:ascii="Times New Roman" w:hAnsi="Times New Roman" w:cs="Times New Roman"/>
+          <w:sz w:val="28"/>
+          <w:szCs w:val="28"/>
+        </w:rPr>
+        <w:t>Story</w:t>
+      </w:r>
+      <w:proofErr w:type="spellEnd"/>
+      <w:r>
+        <w:rPr>
+          <w:rFonts w:ascii="Times New Roman" w:hAnsi="Times New Roman" w:cs="Times New Roman"/>
+          <w:sz w:val="28"/>
+          <w:szCs w:val="28"/>
+        </w:rPr>
+        <w:t xml:space="preserve"> </w:t>
+      </w:r>
+      <w:proofErr w:type="spellStart"/>
+      <w:r>
+        <w:rPr>
+          <w:rFonts w:ascii="Times New Roman" w:hAnsi="Times New Roman" w:cs="Times New Roman"/>
+          <w:sz w:val="28"/>
+          <w:szCs w:val="28"/>
+        </w:rPr>
+        <w:t>Mapping</w:t>
+      </w:r>
+      <w:proofErr w:type="spellEnd"/>
+      <w:r>
+        <w:rPr>
+          <w:rFonts w:ascii="Times New Roman" w:hAnsi="Times New Roman" w:cs="Times New Roman"/>
+          <w:sz w:val="28"/>
+          <w:szCs w:val="28"/>
+        </w:rPr>
+        <w:t xml:space="preserve"> — это инструмент </w:t>
+      </w:r>
+      <w:proofErr w:type="spellStart"/>
+      <w:r>
+        <w:rPr>
+          <w:rFonts w:ascii="Times New Roman" w:hAnsi="Times New Roman" w:cs="Times New Roman"/>
+          <w:sz w:val="28"/>
+          <w:szCs w:val="28"/>
+        </w:rPr>
+        <w:t>Agile</w:t>
+      </w:r>
+      <w:proofErr w:type="spellEnd"/>
+      <w:r>
+        <w:rPr>
+          <w:rFonts w:ascii="Times New Roman" w:hAnsi="Times New Roman" w:cs="Times New Roman"/>
+          <w:sz w:val="28"/>
+          <w:szCs w:val="28"/>
+        </w:rPr>
+        <w:t>-разработки, который позволяет представить функциональность системы в виде упорядоченной структуры. Суть метода: все пользовательские истории (</w:t>
+      </w:r>
+      <w:proofErr w:type="spellStart"/>
+      <w:r>
+        <w:rPr>
+          <w:rFonts w:ascii="Times New Roman" w:hAnsi="Times New Roman" w:cs="Times New Roman"/>
+          <w:sz w:val="28"/>
+          <w:szCs w:val="28"/>
+        </w:rPr>
+        <w:t>User</w:t>
+      </w:r>
+      <w:proofErr w:type="spellEnd"/>
+      <w:r>
+        <w:rPr>
+          <w:rFonts w:ascii="Times New Roman" w:hAnsi="Times New Roman" w:cs="Times New Roman"/>
+          <w:sz w:val="28"/>
+          <w:szCs w:val="28"/>
+        </w:rPr>
+        <w:t xml:space="preserve"> </w:t>
+      </w:r>
+      <w:proofErr w:type="spellStart"/>
+      <w:r>
+        <w:rPr>
+          <w:rFonts w:ascii="Times New Roman" w:hAnsi="Times New Roman" w:cs="Times New Roman"/>
+          <w:sz w:val="28"/>
+          <w:szCs w:val="28"/>
+        </w:rPr>
+        <w:t>Story</w:t>
+      </w:r>
+      <w:proofErr w:type="spellEnd"/>
+      <w:r>
+        <w:rPr>
+          <w:rFonts w:ascii="Times New Roman" w:hAnsi="Times New Roman" w:cs="Times New Roman"/>
+          <w:sz w:val="28"/>
+          <w:szCs w:val="28"/>
+        </w:rPr>
+        <w:t>) группируются по версиям продукта (релизам). Это помогает разработчику понять, что нужно сделать в первую очередь, что можно отложить на потом, и как каждая функция связана с потребностями конкретного пользователя.</w:t>
+      </w:r>
+    </w:p>
+    <w:p>
+      <w:pPr>
+        <w:spacing w:after="0"/>
+        <w:ind w:firstLine="567"/>
+        <w:jc w:val="both"/>
+        <w:rPr>
+          <w:rFonts w:ascii="Times New Roman" w:hAnsi="Times New Roman" w:cs="Times New Roman"/>
+          <w:sz w:val="28"/>
+          <w:szCs w:val="28"/>
+        </w:rPr>
+      </w:pPr>
+      <w:r>
+        <w:rPr>
+          <w:rFonts w:ascii="Times New Roman" w:hAnsi="Times New Roman" w:cs="Times New Roman"/>
+          <w:sz w:val="28"/>
+          <w:szCs w:val="28"/>
+        </w:rPr>
         <w:t>Для разрабатываемой системы учёта обращений в курьерской службе определены три версии: MVP (минимально жизнеспособный продукт), версия автоматизации и версия развития. Такое разделение позволяет поэтапно реализовать систему в рамках курсовой работы: сначала создать работающий базовый функционал, затем добавить уникальные модули, а оставшиеся улучшения вынести на перспективу.</w:t>
       </w:r>
     </w:p>
     <w:p>
       <w:pPr>
         <w:spacing w:after="0"/>
-        <w:jc w:val="center"/>
+        <w:jc w:val="both"/>
         <w:rPr>
           <w:rFonts w:ascii="Times New Roman" w:hAnsi="Times New Roman" w:cs="Times New Roman"/>
           <w:sz w:val="28"/>
@@ -6977,7 +9779,7 @@
           <w:noProof/>
         </w:rPr>
         <w:drawing>
-          <wp:inline distT="0" distB="0" distL="0" distR="0" wp14:anchorId="2AE293C4" wp14:editId="44D08176">
+          <wp:inline distT="0" distB="0" distL="0" distR="0" wp14:anchorId="2C33EE12" wp14:editId="5F40FC75">
             <wp:extent cx="5940425" cy="2978785"/>
             <wp:effectExtent l="0" t="0" r="3175" b="0"/>
             <wp:docPr id="1" name="Рисунок 1"/>
@@ -7029,6 +9831,7 @@
     <w:p>
       <w:pPr>
         <w:spacing w:after="0"/>
+        <w:ind w:firstLine="567"/>
         <w:jc w:val="both"/>
         <w:rPr>
           <w:rFonts w:ascii="Times New Roman" w:hAnsi="Times New Roman" w:cs="Times New Roman"/>
@@ -7050,23 +9853,7 @@
           <w:sz w:val="28"/>
           <w:szCs w:val="28"/>
         </w:rPr>
-        <w:t xml:space="preserve"> 1 </w:t>
-      </w:r>
-      <w:r>
-        <w:rPr>
-          <w:rFonts w:ascii="Times New Roman" w:hAnsi="Times New Roman" w:cs="Times New Roman"/>
-          <w:sz w:val="28"/>
-          <w:szCs w:val="28"/>
-        </w:rPr>
-        <w:t>–</w:t>
-      </w:r>
-      <w:r>
-        <w:rPr>
-          <w:rFonts w:ascii="Times New Roman" w:hAnsi="Times New Roman" w:cs="Times New Roman"/>
-          <w:sz w:val="28"/>
-          <w:szCs w:val="28"/>
-        </w:rPr>
-        <w:t xml:space="preserve"> </w:t>
+        <w:t xml:space="preserve"> 1 – </w:t>
       </w:r>
       <w:r>
         <w:rPr>
@@ -7096,6 +9883,68 @@
           <w:szCs w:val="28"/>
         </w:rPr>
       </w:pPr>
+      <w:r>
+        <w:rPr>
+          <w:rFonts w:ascii="Times New Roman" w:hAnsi="Times New Roman" w:cs="Times New Roman"/>
+          <w:sz w:val="28"/>
+          <w:szCs w:val="28"/>
+        </w:rPr>
+        <w:t>Диаграмма вариантов использования (</w:t>
+      </w:r>
+      <w:proofErr w:type="spellStart"/>
+      <w:r>
+        <w:rPr>
+          <w:rFonts w:ascii="Times New Roman" w:hAnsi="Times New Roman" w:cs="Times New Roman"/>
+          <w:sz w:val="28"/>
+          <w:szCs w:val="28"/>
+        </w:rPr>
+        <w:t>Use</w:t>
+      </w:r>
+      <w:proofErr w:type="spellEnd"/>
+      <w:r>
+        <w:rPr>
+          <w:rFonts w:ascii="Times New Roman" w:hAnsi="Times New Roman" w:cs="Times New Roman"/>
+          <w:sz w:val="28"/>
+          <w:szCs w:val="28"/>
+        </w:rPr>
+        <w:t xml:space="preserve"> </w:t>
+      </w:r>
+      <w:proofErr w:type="spellStart"/>
+      <w:r>
+        <w:rPr>
+          <w:rFonts w:ascii="Times New Roman" w:hAnsi="Times New Roman" w:cs="Times New Roman"/>
+          <w:sz w:val="28"/>
+          <w:szCs w:val="28"/>
+        </w:rPr>
+        <w:t>Case</w:t>
+      </w:r>
+      <w:proofErr w:type="spellEnd"/>
+      <w:r>
+        <w:rPr>
+          <w:rFonts w:ascii="Times New Roman" w:hAnsi="Times New Roman" w:cs="Times New Roman"/>
+          <w:sz w:val="28"/>
+          <w:szCs w:val="28"/>
+        </w:rPr>
+        <w:t xml:space="preserve"> </w:t>
+      </w:r>
+      <w:proofErr w:type="spellStart"/>
+      <w:r>
+        <w:rPr>
+          <w:rFonts w:ascii="Times New Roman" w:hAnsi="Times New Roman" w:cs="Times New Roman"/>
+          <w:sz w:val="28"/>
+          <w:szCs w:val="28"/>
+        </w:rPr>
+        <w:t>Diagram</w:t>
+      </w:r>
+      <w:proofErr w:type="spellEnd"/>
+      <w:r>
+        <w:rPr>
+          <w:rFonts w:ascii="Times New Roman" w:hAnsi="Times New Roman" w:cs="Times New Roman"/>
+          <w:sz w:val="28"/>
+          <w:szCs w:val="28"/>
+        </w:rPr>
+        <w:t>) является ключевым артефактом объектно-ориентированного анализа и проектирования, предназначенным для формализации функциональных требований к информационной системе. В рамках разрабатываемой ИС учёта обращений курьерской службы данная диаграмма отражает совокупность действий, которые система должна выполнять для удовлетворения потребностей пользователей, а также определяет границы системы и роли, взаимодействующие с ней.</w:t>
+      </w:r>
     </w:p>
     <w:p>
       <w:pPr>
@@ -7108,14 +9957,6 @@
           <w:szCs w:val="28"/>
         </w:rPr>
       </w:pPr>
-      <w:r>
-        <w:rPr>
-          <w:rFonts w:ascii="Times New Roman" w:hAnsi="Times New Roman" w:cs="Times New Roman"/>
-          <w:sz w:val="28"/>
-          <w:szCs w:val="28"/>
-        </w:rPr>
-        <w:t>## 20. Функциональная декомпозиция (IDEF0, уровень A0)</w:t>
-      </w:r>
     </w:p>
     <w:p>
       <w:pPr>
@@ -7128,6 +9969,32 @@
           <w:szCs w:val="28"/>
         </w:rPr>
       </w:pPr>
+      <w:r>
+        <w:rPr>
+          <w:rFonts w:ascii="Times New Roman" w:hAnsi="Times New Roman" w:cs="Times New Roman"/>
+          <w:sz w:val="28"/>
+          <w:szCs w:val="28"/>
+        </w:rPr>
+        <w:t xml:space="preserve">Центральным элементом диаграммы выступает сама система, обозначенная прямоугольником с названием «ИС учёта обращений курьерской службы». Внутри этой границы располагаются прецеденты — функциональные возможности, реализуемые системой. Вне границы находятся действующие лица, которые инициируют выполнение этих прецедентов. Для рассматриваемой системы определены три </w:t>
+      </w:r>
+      <w:proofErr w:type="spellStart"/>
+      <w:r>
+        <w:rPr>
+          <w:rFonts w:ascii="Times New Roman" w:hAnsi="Times New Roman" w:cs="Times New Roman"/>
+          <w:sz w:val="28"/>
+          <w:szCs w:val="28"/>
+        </w:rPr>
+        <w:t>актора</w:t>
+      </w:r>
+      <w:proofErr w:type="spellEnd"/>
+      <w:r>
+        <w:rPr>
+          <w:rFonts w:ascii="Times New Roman" w:hAnsi="Times New Roman" w:cs="Times New Roman"/>
+          <w:sz w:val="28"/>
+          <w:szCs w:val="28"/>
+        </w:rPr>
+        <w:t>: администратор, диспетчер и курьер. Администратор обладает наиболее широкими полномочиями: он управляет пользователями, просматривает все обращения, формирует отчёты, управляет правилами автодиспетчера, а также может выполнять функции диспетчера. Диспетчер отвечает за создание обращений, импорт данных из документов, назначение курьеров, контроль выполнения и закрытие обращений. Курьер, в свою очередь, имеет ограниченный доступ: он просматривает только назначенные на него обращения, изменяет их статус в допустимых пределах и добавляет комментарии.</w:t>
+      </w:r>
     </w:p>
     <w:p>
       <w:pPr>
@@ -7146,7 +10013,61 @@
           <w:sz w:val="28"/>
           <w:szCs w:val="28"/>
         </w:rPr>
-        <w:t>| Блок | Функция | Вход | Выход | Управление | Механизм |</w:t>
+        <w:t xml:space="preserve">Совокупность прецедентов, представленных на диаграмме, охватывает полный жизненный цикл обращения. К базовым прецедентам относятся авторизация в системе, управление пользователями, создание обращения, импорт обращения из документа, просмотр списка обращений, просмотр своих обращений, назначение курьера, изменение статуса обращения, добавление комментария, закрытие обращения, формирование </w:t>
+      </w:r>
+      <w:proofErr w:type="spellStart"/>
+      <w:r>
+        <w:rPr>
+          <w:rFonts w:ascii="Times New Roman" w:hAnsi="Times New Roman" w:cs="Times New Roman"/>
+          <w:sz w:val="28"/>
+          <w:szCs w:val="28"/>
+        </w:rPr>
+        <w:t>Excel</w:t>
+      </w:r>
+      <w:proofErr w:type="spellEnd"/>
+      <w:r>
+        <w:rPr>
+          <w:rFonts w:ascii="Times New Roman" w:hAnsi="Times New Roman" w:cs="Times New Roman"/>
+          <w:sz w:val="28"/>
+          <w:szCs w:val="28"/>
+        </w:rPr>
+        <w:t xml:space="preserve">-отчётов, управление правилами автодиспетчера и расширенная фильтрация. Каждый из этих прецедентов связан с определёнными </w:t>
+      </w:r>
+      <w:proofErr w:type="spellStart"/>
+      <w:r>
+        <w:rPr>
+          <w:rFonts w:ascii="Times New Roman" w:hAnsi="Times New Roman" w:cs="Times New Roman"/>
+          <w:sz w:val="28"/>
+          <w:szCs w:val="28"/>
+        </w:rPr>
+        <w:t>акторами</w:t>
+      </w:r>
+      <w:proofErr w:type="spellEnd"/>
+      <w:r>
+        <w:rPr>
+          <w:rFonts w:ascii="Times New Roman" w:hAnsi="Times New Roman" w:cs="Times New Roman"/>
+          <w:sz w:val="28"/>
+          <w:szCs w:val="28"/>
+        </w:rPr>
+        <w:t xml:space="preserve"> посредством ассоциаций, что отражает право </w:t>
+      </w:r>
+      <w:proofErr w:type="spellStart"/>
+      <w:r>
+        <w:rPr>
+          <w:rFonts w:ascii="Times New Roman" w:hAnsi="Times New Roman" w:cs="Times New Roman"/>
+          <w:sz w:val="28"/>
+          <w:szCs w:val="28"/>
+        </w:rPr>
+        <w:t>актора</w:t>
+      </w:r>
+      <w:proofErr w:type="spellEnd"/>
+      <w:r>
+        <w:rPr>
+          <w:rFonts w:ascii="Times New Roman" w:hAnsi="Times New Roman" w:cs="Times New Roman"/>
+          <w:sz w:val="28"/>
+          <w:szCs w:val="28"/>
+        </w:rPr>
+        <w:t xml:space="preserve"> инициировать данный вариант использования. Например, администратор ассоциирован с управлением пользователями и формированием отчётов, диспетчер — с созданием и импортом обращений, а курьер — с просмотром своих обращений и изменением их статуса.</w:t>
       </w:r>
     </w:p>
     <w:p>
@@ -7166,8 +10087,52 @@
           <w:sz w:val="28"/>
           <w:szCs w:val="28"/>
         </w:rPr>
+        <w:t>Особое внимание на диаграмме уделено отношениям между прецедентами, которые позволяют избежать дублирования функциональности и обеспечивают логическую целостность модели. Отношение включения (&lt;&lt;</w:t>
+      </w:r>
+      <w:proofErr w:type="spellStart"/>
+      <w:r>
+        <w:rPr>
+          <w:rFonts w:ascii="Times New Roman" w:hAnsi="Times New Roman" w:cs="Times New Roman"/>
+          <w:sz w:val="28"/>
+          <w:szCs w:val="28"/>
+        </w:rPr>
+        <w:t>include</w:t>
+      </w:r>
+      <w:proofErr w:type="spellEnd"/>
+      <w:r>
+        <w:rPr>
+          <w:rFonts w:ascii="Times New Roman" w:hAnsi="Times New Roman" w:cs="Times New Roman"/>
+          <w:sz w:val="28"/>
+          <w:szCs w:val="28"/>
+        </w:rPr>
+        <w:t>&gt;&gt;) используется для ситуаций, когда один прецедент обязательно включает поведение другого. В частности, изменение статуса обращения, назначение курьера и закрытие обращения всегда сопровождаются записью в журнал статусов, поэтому данные прецеденты связаны с прецедентом «Журнал статусов» отношением включения. Это гарантирует, что любое изменение состояния обращения будет зафиксировано в системе, что соответствует требованию полного логирования. Отношение расширения (&lt;&lt;</w:t>
+      </w:r>
+      <w:proofErr w:type="spellStart"/>
+      <w:r>
+        <w:rPr>
+          <w:rFonts w:ascii="Times New Roman" w:hAnsi="Times New Roman" w:cs="Times New Roman"/>
+          <w:sz w:val="28"/>
+          <w:szCs w:val="28"/>
+        </w:rPr>
+        <w:t>extend</w:t>
+      </w:r>
+      <w:proofErr w:type="spellEnd"/>
+      <w:r>
+        <w:rPr>
+          <w:rFonts w:ascii="Times New Roman" w:hAnsi="Times New Roman" w:cs="Times New Roman"/>
+          <w:sz w:val="28"/>
+          <w:szCs w:val="28"/>
+        </w:rPr>
+        <w:t xml:space="preserve">&gt;&gt;) применяется для необязательных, альтернативных сценариев. Так, импорт обращения из документа расширяет базовый прецедент «Создание обращения», предоставляя диспетчеру возможность автоматизированного ввода данных. Автодиспетчер расширяет прецедент </w:t>
+      </w:r>
+      <w:r>
+        <w:rPr>
+          <w:rFonts w:ascii="Times New Roman" w:hAnsi="Times New Roman" w:cs="Times New Roman"/>
+          <w:sz w:val="28"/>
+          <w:szCs w:val="28"/>
+        </w:rPr>
         <w:lastRenderedPageBreak/>
-        <w:t>|:---|:---|:---|:---|:---|:---|</w:t>
+        <w:t>«Назначение курьера», предлагая диспетчеру автоматически подобранного кандидата. Расширенная фильтрация, в свою очередь, расширяет прецедент «Просмотр списка обращений», позволяя применять несколько условий отбора одновременно. Такое структурирование делает диаграмму гибкой и отражает вариативность поведения системы в зависимости от действий пользователя.</w:t>
       </w:r>
     </w:p>
     <w:p>
@@ -7187,7 +10152,7 @@
           <w:sz w:val="28"/>
           <w:szCs w:val="28"/>
         </w:rPr>
-        <w:t>| A1 | Авторизовать пользователя | Логин, пароль | Сессия | Правила доступа | WPF, MySQL |</w:t>
+        <w:t>Таким образом, диаграмма вариантов использования для ИС учёта обращений курьерской службы наглядно демонстрирует, какие функции доступны каждой роли, как эти функции связаны между собой и какие обязательные и необязательные сценарии реализуются в системе. Диаграмма служит основой для дальнейшего проектирования архитектуры, разработки интерфейсов и написания тест-кейсов, обеспечивая единое понимание функциональных требований всеми участниками проекта.</w:t>
       </w:r>
     </w:p>
     <w:p>
@@ -7201,13 +10166,163 @@
           <w:szCs w:val="28"/>
         </w:rPr>
       </w:pPr>
-      <w:r>
-        <w:rPr>
-          <w:rFonts w:ascii="Times New Roman" w:hAnsi="Times New Roman" w:cs="Times New Roman"/>
-          <w:sz w:val="28"/>
-          <w:szCs w:val="28"/>
-        </w:rPr>
-        <w:t>| A2 | Создать обращение | Данные клиента | Запись в БД | Регламент | Диспетчер |</w:t>
+    </w:p>
+    <w:p>
+      <w:pPr>
+        <w:spacing w:after="0"/>
+        <w:jc w:val="center"/>
+        <w:rPr>
+          <w:rFonts w:ascii="Times New Roman" w:hAnsi="Times New Roman" w:cs="Times New Roman"/>
+          <w:sz w:val="28"/>
+          <w:szCs w:val="28"/>
+        </w:rPr>
+      </w:pPr>
+      <w:r>
+        <w:rPr>
+          <w:noProof/>
+        </w:rPr>
+        <w:lastRenderedPageBreak/>
+        <w:drawing>
+          <wp:inline distT="0" distB="0" distL="0" distR="0" wp14:anchorId="7D61FF57" wp14:editId="53B19D54">
+            <wp:extent cx="5940425" cy="6182995"/>
+            <wp:effectExtent l="0" t="0" r="3175" b="8255"/>
+            <wp:docPr id="4" name="Рисунок 4"/>
+            <wp:cNvGraphicFramePr>
+              <a:graphicFrameLocks xmlns:a="http://schemas.openxmlformats.org/drawingml/2006/main" noChangeAspect="1"/>
+            </wp:cNvGraphicFramePr>
+            <a:graphic xmlns:a="http://schemas.openxmlformats.org/drawingml/2006/main">
+              <a:graphicData uri="http://schemas.openxmlformats.org/drawingml/2006/picture">
+                <pic:pic xmlns:pic="http://schemas.openxmlformats.org/drawingml/2006/picture">
+                  <pic:nvPicPr>
+                    <pic:cNvPr id="0" name="Picture 2"/>
+                    <pic:cNvPicPr>
+                      <a:picLocks noChangeAspect="1" noChangeArrowheads="1"/>
+                    </pic:cNvPicPr>
+                  </pic:nvPicPr>
+                  <pic:blipFill>
+                    <a:blip r:embed="rId7">
+                      <a:extLst>
+                        <a:ext uri="{28A0092B-C50C-407E-A947-70E740481C1C}">
+                          <a14:useLocalDpi xmlns:a14="http://schemas.microsoft.com/office/drawing/2010/main" val="0"/>
+                        </a:ext>
+                      </a:extLst>
+                    </a:blip>
+                    <a:srcRect/>
+                    <a:stretch>
+                      <a:fillRect/>
+                    </a:stretch>
+                  </pic:blipFill>
+                  <pic:spPr bwMode="auto">
+                    <a:xfrm>
+                      <a:off x="0" y="0"/>
+                      <a:ext cx="5940425" cy="6182995"/>
+                    </a:xfrm>
+                    <a:prstGeom prst="rect">
+                      <a:avLst/>
+                    </a:prstGeom>
+                    <a:noFill/>
+                    <a:ln>
+                      <a:noFill/>
+                    </a:ln>
+                  </pic:spPr>
+                </pic:pic>
+              </a:graphicData>
+            </a:graphic>
+          </wp:inline>
+        </w:drawing>
+      </w:r>
+    </w:p>
+    <w:p>
+      <w:pPr>
+        <w:spacing w:after="0"/>
+        <w:jc w:val="center"/>
+        <w:rPr>
+          <w:rFonts w:ascii="Times New Roman" w:hAnsi="Times New Roman" w:cs="Times New Roman"/>
+          <w:sz w:val="28"/>
+          <w:szCs w:val="28"/>
+        </w:rPr>
+      </w:pPr>
+      <w:r>
+        <w:rPr>
+          <w:rFonts w:ascii="Times New Roman" w:hAnsi="Times New Roman" w:cs="Times New Roman"/>
+          <w:sz w:val="28"/>
+          <w:szCs w:val="28"/>
+        </w:rPr>
+        <w:t xml:space="preserve">Рисунок </w:t>
+      </w:r>
+      <w:r>
+        <w:rPr>
+          <w:rFonts w:ascii="Times New Roman" w:hAnsi="Times New Roman" w:cs="Times New Roman"/>
+          <w:sz w:val="28"/>
+          <w:szCs w:val="28"/>
+        </w:rPr>
+        <w:t>–</w:t>
+      </w:r>
+      <w:r>
+        <w:rPr>
+          <w:rFonts w:ascii="Times New Roman" w:hAnsi="Times New Roman" w:cs="Times New Roman"/>
+          <w:sz w:val="28"/>
+          <w:szCs w:val="28"/>
+        </w:rPr>
+        <w:t xml:space="preserve"> </w:t>
+      </w:r>
+      <w:r>
+        <w:rPr>
+          <w:rFonts w:ascii="Times New Roman" w:hAnsi="Times New Roman" w:cs="Times New Roman"/>
+          <w:sz w:val="28"/>
+          <w:szCs w:val="28"/>
+        </w:rPr>
+        <w:t xml:space="preserve">Диаграмма </w:t>
+      </w:r>
+      <w:r>
+        <w:rPr>
+          <w:rFonts w:ascii="Times New Roman" w:hAnsi="Times New Roman" w:cs="Times New Roman"/>
+          <w:sz w:val="28"/>
+          <w:szCs w:val="28"/>
+          <w:lang w:val="en-US"/>
+        </w:rPr>
+        <w:t>Use</w:t>
+      </w:r>
+      <w:r>
+        <w:rPr>
+          <w:rFonts w:ascii="Times New Roman" w:hAnsi="Times New Roman" w:cs="Times New Roman"/>
+          <w:sz w:val="28"/>
+          <w:szCs w:val="28"/>
+        </w:rPr>
+        <w:t xml:space="preserve"> </w:t>
+      </w:r>
+      <w:r>
+        <w:rPr>
+          <w:rFonts w:ascii="Times New Roman" w:hAnsi="Times New Roman" w:cs="Times New Roman"/>
+          <w:sz w:val="28"/>
+          <w:szCs w:val="28"/>
+          <w:lang w:val="en-US"/>
+        </w:rPr>
+        <w:t>Case</w:t>
+      </w:r>
+      <w:r>
+        <w:rPr>
+          <w:rFonts w:ascii="Times New Roman" w:hAnsi="Times New Roman" w:cs="Times New Roman"/>
+          <w:sz w:val="28"/>
+          <w:szCs w:val="28"/>
+        </w:rPr>
+        <w:t xml:space="preserve"> </w:t>
+      </w:r>
+      <w:r>
+        <w:rPr>
+          <w:rFonts w:ascii="Times New Roman" w:hAnsi="Times New Roman" w:cs="Times New Roman"/>
+          <w:sz w:val="28"/>
+          <w:szCs w:val="28"/>
+        </w:rPr>
+        <w:t xml:space="preserve">информационной системы </w:t>
+      </w:r>
+      <w:r>
+        <w:rPr>
+          <w:rFonts w:ascii="Times New Roman" w:hAnsi="Times New Roman" w:cs="Times New Roman"/>
+          <w:sz w:val="28"/>
+          <w:szCs w:val="28"/>
+        </w:rPr>
+        <w:t>для учёта обращений в службу доставки курьерской службы</w:t>
       </w:r>
     </w:p>
     <w:p>
@@ -7227,25 +10342,7 @@
           <w:sz w:val="28"/>
           <w:szCs w:val="28"/>
         </w:rPr>
-        <w:t xml:space="preserve">| A3 | Импортировать документ | Файл Word/Excel | </w:t>
-      </w:r>
-      <w:proofErr w:type="spellStart"/>
-      <w:r>
-        <w:rPr>
-          <w:rFonts w:ascii="Times New Roman" w:hAnsi="Times New Roman" w:cs="Times New Roman"/>
-          <w:sz w:val="28"/>
-          <w:szCs w:val="28"/>
-        </w:rPr>
-        <w:t>Предзаполненная</w:t>
-      </w:r>
-      <w:proofErr w:type="spellEnd"/>
-      <w:r>
-        <w:rPr>
-          <w:rFonts w:ascii="Times New Roman" w:hAnsi="Times New Roman" w:cs="Times New Roman"/>
-          <w:sz w:val="28"/>
-          <w:szCs w:val="28"/>
-        </w:rPr>
-        <w:t xml:space="preserve"> форма | Шаблон импорта | Парсер |</w:t>
+        <w:t>Функциональные требования определяют состав функций, которые система должна выполнять для удовлетворения потребностей пользователей. В разрабатываемой ИС учёта обращений курьерской службы функциональные требования сгруппированы по функциональным блокам и имеют уникальные идентификаторы для трассировки.</w:t>
       </w:r>
     </w:p>
     <w:p>
@@ -7265,7 +10362,50 @@
           <w:sz w:val="28"/>
           <w:szCs w:val="28"/>
         </w:rPr>
-        <w:t>| A4 | Распределить обращение | Обращение | Назначенный курьер | Правила | Автодиспетчер |</w:t>
+        <w:t xml:space="preserve">Блок «Авторизация и управление доступом». Система должна обеспечивать вход пользователей по логину и паролю с проверкой </w:t>
+      </w:r>
+      <w:proofErr w:type="spellStart"/>
+      <w:r>
+        <w:rPr>
+          <w:rFonts w:ascii="Times New Roman" w:hAnsi="Times New Roman" w:cs="Times New Roman"/>
+          <w:sz w:val="28"/>
+          <w:szCs w:val="28"/>
+        </w:rPr>
+        <w:t>хеша</w:t>
+      </w:r>
+      <w:proofErr w:type="spellEnd"/>
+      <w:r>
+        <w:rPr>
+          <w:rFonts w:ascii="Times New Roman" w:hAnsi="Times New Roman" w:cs="Times New Roman"/>
+          <w:sz w:val="28"/>
+          <w:szCs w:val="28"/>
+        </w:rPr>
+        <w:t>. После успешной авторизации система должна определять роль пользователя и загружать соответствующий интерфейс. Неактивные пользователи не должны иметь возможность входа</w:t>
+      </w:r>
+      <w:r>
+        <w:rPr>
+          <w:rFonts w:ascii="Times New Roman" w:hAnsi="Times New Roman" w:cs="Times New Roman"/>
+          <w:sz w:val="28"/>
+          <w:szCs w:val="28"/>
+        </w:rPr>
+        <w:t>. А</w:t>
+      </w:r>
+      <w:r>
+        <w:rPr>
+          <w:rFonts w:ascii="Times New Roman" w:hAnsi="Times New Roman" w:cs="Times New Roman"/>
+          <w:sz w:val="28"/>
+          <w:szCs w:val="28"/>
+        </w:rPr>
+        <w:t xml:space="preserve">дминистратор должен иметь возможность </w:t>
+      </w:r>
+      <w:r>
+        <w:rPr>
+          <w:rFonts w:ascii="Times New Roman" w:hAnsi="Times New Roman" w:cs="Times New Roman"/>
+          <w:sz w:val="28"/>
+          <w:szCs w:val="28"/>
+        </w:rPr>
+        <w:lastRenderedPageBreak/>
+        <w:t>создавать, редактировать, блокировать и разблокировать учётные записи, а также сбрасывать пароли.</w:t>
       </w:r>
     </w:p>
     <w:p>
@@ -7285,7 +10425,7 @@
           <w:sz w:val="28"/>
           <w:szCs w:val="28"/>
         </w:rPr>
-        <w:t>| A5 | Изменить статус | Новый статус | Обновлённая запись | Ролевая модель | Курьер, диспетчер |</w:t>
+        <w:t>Блок «Работа с обращениями». Система должна позволять диспетчеру и администратору создавать обращение вручную с указанием номера заказа, ФИО клиента, телефона, адреса, типа обращения, описания и приоритета. При создании система должна автоматически присваивать уникальный номер и устанавливать статус «Новое». Система должна предоставлять возможность просмотра списка всех обращений с фильтрацией по статусу, дате, приоритету и курьеру. Курьер должен видеть только те обращения, которые назначены на него.</w:t>
       </w:r>
     </w:p>
     <w:p>
@@ -7305,25 +10445,95 @@
           <w:sz w:val="28"/>
           <w:szCs w:val="28"/>
         </w:rPr>
-        <w:t xml:space="preserve">| A6 | </w:t>
-      </w:r>
-      <w:proofErr w:type="spellStart"/>
-      <w:r>
-        <w:rPr>
-          <w:rFonts w:ascii="Times New Roman" w:hAnsi="Times New Roman" w:cs="Times New Roman"/>
-          <w:sz w:val="28"/>
-          <w:szCs w:val="28"/>
-        </w:rPr>
-        <w:t>Залогировать</w:t>
-      </w:r>
-      <w:proofErr w:type="spellEnd"/>
-      <w:r>
-        <w:rPr>
-          <w:rFonts w:ascii="Times New Roman" w:hAnsi="Times New Roman" w:cs="Times New Roman"/>
-          <w:sz w:val="28"/>
-          <w:szCs w:val="28"/>
-        </w:rPr>
-        <w:t xml:space="preserve"> статус | Старый/новый статус | Запись в журнале | Транзакция | MySQL |</w:t>
+        <w:t>Блок «Импорт данных из документов». Система должна обеспечивать загрузку файлов форматов .</w:t>
+      </w:r>
+      <w:proofErr w:type="spellStart"/>
+      <w:r>
+        <w:rPr>
+          <w:rFonts w:ascii="Times New Roman" w:hAnsi="Times New Roman" w:cs="Times New Roman"/>
+          <w:sz w:val="28"/>
+          <w:szCs w:val="28"/>
+        </w:rPr>
+        <w:t>docx</w:t>
+      </w:r>
+      <w:proofErr w:type="spellEnd"/>
+      <w:r>
+        <w:rPr>
+          <w:rFonts w:ascii="Times New Roman" w:hAnsi="Times New Roman" w:cs="Times New Roman"/>
+          <w:sz w:val="28"/>
+          <w:szCs w:val="28"/>
+        </w:rPr>
+        <w:t>, .</w:t>
+      </w:r>
+      <w:proofErr w:type="spellStart"/>
+      <w:r>
+        <w:rPr>
+          <w:rFonts w:ascii="Times New Roman" w:hAnsi="Times New Roman" w:cs="Times New Roman"/>
+          <w:sz w:val="28"/>
+          <w:szCs w:val="28"/>
+        </w:rPr>
+        <w:t>xlsx</w:t>
+      </w:r>
+      <w:proofErr w:type="spellEnd"/>
+      <w:r>
+        <w:rPr>
+          <w:rFonts w:ascii="Times New Roman" w:hAnsi="Times New Roman" w:cs="Times New Roman"/>
+          <w:sz w:val="28"/>
+          <w:szCs w:val="28"/>
+        </w:rPr>
+        <w:t xml:space="preserve"> и .</w:t>
+      </w:r>
+      <w:proofErr w:type="spellStart"/>
+      <w:r>
+        <w:rPr>
+          <w:rFonts w:ascii="Times New Roman" w:hAnsi="Times New Roman" w:cs="Times New Roman"/>
+          <w:sz w:val="28"/>
+          <w:szCs w:val="28"/>
+        </w:rPr>
+        <w:t>csv</w:t>
+      </w:r>
+      <w:proofErr w:type="spellEnd"/>
+      <w:r>
+        <w:rPr>
+          <w:rFonts w:ascii="Times New Roman" w:hAnsi="Times New Roman" w:cs="Times New Roman"/>
+          <w:sz w:val="28"/>
+          <w:szCs w:val="28"/>
+        </w:rPr>
+        <w:t>. При импорте система должна извлекать поля: номер заказа, ФИО клиента, телефон, адрес, тип обращения, описание</w:t>
+      </w:r>
+      <w:r>
+        <w:rPr>
+          <w:rFonts w:ascii="Times New Roman" w:hAnsi="Times New Roman" w:cs="Times New Roman"/>
+          <w:sz w:val="28"/>
+          <w:szCs w:val="28"/>
+        </w:rPr>
+        <w:t xml:space="preserve">. </w:t>
+      </w:r>
+      <w:r>
+        <w:rPr>
+          <w:rFonts w:ascii="Times New Roman" w:hAnsi="Times New Roman" w:cs="Times New Roman"/>
+          <w:sz w:val="28"/>
+          <w:szCs w:val="28"/>
+        </w:rPr>
+        <w:t xml:space="preserve">Извлечённые данные должны проходить валидацию на обязательность и формат. Результат импорта должен </w:t>
+      </w:r>
+      <w:proofErr w:type="spellStart"/>
+      <w:r>
+        <w:rPr>
+          <w:rFonts w:ascii="Times New Roman" w:hAnsi="Times New Roman" w:cs="Times New Roman"/>
+          <w:sz w:val="28"/>
+          <w:szCs w:val="28"/>
+        </w:rPr>
+        <w:t>предзаполнять</w:t>
+      </w:r>
+      <w:proofErr w:type="spellEnd"/>
+      <w:r>
+        <w:rPr>
+          <w:rFonts w:ascii="Times New Roman" w:hAnsi="Times New Roman" w:cs="Times New Roman"/>
+          <w:sz w:val="28"/>
+          <w:szCs w:val="28"/>
+        </w:rPr>
+        <w:t xml:space="preserve"> форму создания обращения, позволяя диспетчеру проверить и скорректировать данные перед сохранением. Факт импорта должен фиксироваться в журнале.</w:t>
       </w:r>
     </w:p>
     <w:p>
@@ -7343,25 +10553,7 @@
           <w:sz w:val="28"/>
           <w:szCs w:val="28"/>
         </w:rPr>
-        <w:t xml:space="preserve">| A7 | Сформировать отчёт | Период | Excel-файл | Запрос руководства | </w:t>
-      </w:r>
-      <w:proofErr w:type="spellStart"/>
-      <w:r>
-        <w:rPr>
-          <w:rFonts w:ascii="Times New Roman" w:hAnsi="Times New Roman" w:cs="Times New Roman"/>
-          <w:sz w:val="28"/>
-          <w:szCs w:val="28"/>
-        </w:rPr>
-        <w:t>EPPlus</w:t>
-      </w:r>
-      <w:proofErr w:type="spellEnd"/>
-      <w:r>
-        <w:rPr>
-          <w:rFonts w:ascii="Times New Roman" w:hAnsi="Times New Roman" w:cs="Times New Roman"/>
-          <w:sz w:val="28"/>
-          <w:szCs w:val="28"/>
-        </w:rPr>
-        <w:t xml:space="preserve"> |</w:t>
+        <w:t>Блок «Автоматическое распределение». Система должна реализовывать модуль автодиспетчера, предлагающий курьера на основе правил: наименьшая загрузка, зона ответственности, специализация. Предложение должно выводиться диспетчеру для подтверждения или ручного выбора. Факт автоматического распределения должен фиксироваться в журнале. Администратор должен иметь возможность управлять правилами распределения.</w:t>
       </w:r>
     </w:p>
     <w:p>
@@ -7381,7 +10573,7 @@
           <w:sz w:val="28"/>
           <w:szCs w:val="28"/>
         </w:rPr>
-        <w:t>| A8 | Просмотреть обращения | Фильтры | Список | Роль | WPF |</w:t>
+        <w:t>Блок «Изменение статуса и логирование». Система должна обеспечивать изменение статуса обращения в соответствии с ролевой моделью: курьер — только в цепочке «Назначено» → «В работе» → «Выполнено», диспетчер и администратор — в расширенном диапазоне. При каждом изменении статуса система должна автоматически создавать запись в журнале с указанием старого статуса, нового статуса, автора, даты и комментария. Изменение статуса и запись в журнал должны выполняться в рамках одной транзакции.</w:t>
       </w:r>
     </w:p>
     <w:p>
@@ -7395,6 +10587,14 @@
           <w:szCs w:val="28"/>
         </w:rPr>
       </w:pPr>
+      <w:r>
+        <w:rPr>
+          <w:rFonts w:ascii="Times New Roman" w:hAnsi="Times New Roman" w:cs="Times New Roman"/>
+          <w:sz w:val="28"/>
+          <w:szCs w:val="28"/>
+        </w:rPr>
+        <w:t>Блок «Комментирование». Все роли должны иметь возможность добавлять текстовые комментарии к обращению. Комментарии должны сохраняться с указанием автора и даты.</w:t>
+      </w:r>
     </w:p>
     <w:p>
       <w:pPr>
@@ -7413,7 +10613,7 @@
           <w:sz w:val="28"/>
           <w:szCs w:val="28"/>
         </w:rPr>
-        <w:t>## 21. Матрица трассировки требований</w:t>
+        <w:t>Блок «Поиск и фильтрация». Система должна обеспечивать поиск обращений по номеру, номеру заказа, телефону клиента, а также фильтрацию по статусу, курьеру и дате. Должна быть реализована расширенная фильтрация с комбинированием нескольких условий.</w:t>
       </w:r>
     </w:p>
     <w:p>
@@ -7427,6 +10627,22 @@
           <w:szCs w:val="28"/>
         </w:rPr>
       </w:pPr>
+      <w:r>
+        <w:rPr>
+          <w:rFonts w:ascii="Times New Roman" w:hAnsi="Times New Roman" w:cs="Times New Roman"/>
+          <w:sz w:val="28"/>
+          <w:szCs w:val="28"/>
+        </w:rPr>
+        <w:t>Блок «Закрытие обращений». Диспетчер и администратор должны иметь возможность закрывать обращение после проверки выполнения. Закрытие должно сопровождаться обязательной записью в журнал</w:t>
+      </w:r>
+      <w:r>
+        <w:rPr>
+          <w:rFonts w:ascii="Times New Roman" w:hAnsi="Times New Roman" w:cs="Times New Roman"/>
+          <w:sz w:val="28"/>
+          <w:szCs w:val="28"/>
+        </w:rPr>
+        <w:t>.</w:t>
+      </w:r>
     </w:p>
     <w:p>
       <w:pPr>
@@ -7445,7 +10661,26 @@
           <w:sz w:val="28"/>
           <w:szCs w:val="28"/>
         </w:rPr>
-        <w:t>| Бизнес-требование | Модуль | Функция | Приоритет |</w:t>
+        <w:lastRenderedPageBreak/>
+        <w:t xml:space="preserve">Блок «Отчётность». Администратор должен иметь возможность формировать </w:t>
+      </w:r>
+      <w:proofErr w:type="spellStart"/>
+      <w:r>
+        <w:rPr>
+          <w:rFonts w:ascii="Times New Roman" w:hAnsi="Times New Roman" w:cs="Times New Roman"/>
+          <w:sz w:val="28"/>
+          <w:szCs w:val="28"/>
+        </w:rPr>
+        <w:t>Excel</w:t>
+      </w:r>
+      <w:proofErr w:type="spellEnd"/>
+      <w:r>
+        <w:rPr>
+          <w:rFonts w:ascii="Times New Roman" w:hAnsi="Times New Roman" w:cs="Times New Roman"/>
+          <w:sz w:val="28"/>
+          <w:szCs w:val="28"/>
+        </w:rPr>
+        <w:t>-отчёт за выбранный период. Отчёт должен содержать сводку по статусам, количество обращений по курьерам, среднее время обработки и список просроченных. Сформированный файл должен сохраняться на диск и автоматически открываться.</w:t>
       </w:r>
     </w:p>
     <w:p>
@@ -7465,7 +10700,245 @@
           <w:sz w:val="28"/>
           <w:szCs w:val="28"/>
         </w:rPr>
-        <w:t>|:---|:---|:---|:---:|</w:t>
+        <w:t>Нефункциональные требования определяют качественные характеристики системы и ограничения, накладываемые на её реализацию.</w:t>
+      </w:r>
+      <w:r>
+        <w:rPr>
+          <w:rFonts w:ascii="Times New Roman" w:hAnsi="Times New Roman" w:cs="Times New Roman"/>
+          <w:sz w:val="28"/>
+          <w:szCs w:val="28"/>
+        </w:rPr>
+        <w:t xml:space="preserve"> Т</w:t>
+      </w:r>
+      <w:r>
+        <w:rPr>
+          <w:rFonts w:ascii="Times New Roman" w:hAnsi="Times New Roman" w:cs="Times New Roman"/>
+          <w:sz w:val="28"/>
+          <w:szCs w:val="28"/>
+        </w:rPr>
+        <w:t xml:space="preserve">ребования к производительности. Время отклика интерфейса при выполнении типовых операций не должно превышать 2 секунд. Время </w:t>
+      </w:r>
+      <w:proofErr w:type="spellStart"/>
+      <w:r>
+        <w:rPr>
+          <w:rFonts w:ascii="Times New Roman" w:hAnsi="Times New Roman" w:cs="Times New Roman"/>
+          <w:sz w:val="28"/>
+          <w:szCs w:val="28"/>
+        </w:rPr>
+        <w:t>парсинга</w:t>
+      </w:r>
+      <w:proofErr w:type="spellEnd"/>
+      <w:r>
+        <w:rPr>
+          <w:rFonts w:ascii="Times New Roman" w:hAnsi="Times New Roman" w:cs="Times New Roman"/>
+          <w:sz w:val="28"/>
+          <w:szCs w:val="28"/>
+        </w:rPr>
+        <w:t xml:space="preserve"> файла при импорте не должно превышать 5 секунд. Время формирования </w:t>
+      </w:r>
+      <w:proofErr w:type="spellStart"/>
+      <w:r>
+        <w:rPr>
+          <w:rFonts w:ascii="Times New Roman" w:hAnsi="Times New Roman" w:cs="Times New Roman"/>
+          <w:sz w:val="28"/>
+          <w:szCs w:val="28"/>
+        </w:rPr>
+        <w:t>Excel</w:t>
+      </w:r>
+      <w:proofErr w:type="spellEnd"/>
+      <w:r>
+        <w:rPr>
+          <w:rFonts w:ascii="Times New Roman" w:hAnsi="Times New Roman" w:cs="Times New Roman"/>
+          <w:sz w:val="28"/>
+          <w:szCs w:val="28"/>
+        </w:rPr>
+        <w:t>-отчёта не должно превышать 10 секунд.</w:t>
+      </w:r>
+      <w:r>
+        <w:rPr>
+          <w:rFonts w:ascii="Times New Roman" w:hAnsi="Times New Roman" w:cs="Times New Roman"/>
+          <w:sz w:val="28"/>
+          <w:szCs w:val="28"/>
+        </w:rPr>
+        <w:t xml:space="preserve"> </w:t>
+      </w:r>
+      <w:r>
+        <w:rPr>
+          <w:rFonts w:ascii="Times New Roman" w:hAnsi="Times New Roman" w:cs="Times New Roman"/>
+          <w:sz w:val="28"/>
+          <w:szCs w:val="28"/>
+        </w:rPr>
+        <w:t>Требования к надёжности. Система должна обеспечивать ежедневное резервное копирование базы данных (NFR-04). При изменении статуса должна использоваться транзакция для гарантии целостности данных</w:t>
+      </w:r>
+      <w:r>
+        <w:rPr>
+          <w:rFonts w:ascii="Times New Roman" w:hAnsi="Times New Roman" w:cs="Times New Roman"/>
+          <w:sz w:val="28"/>
+          <w:szCs w:val="28"/>
+        </w:rPr>
+        <w:t>. С</w:t>
+      </w:r>
+      <w:r>
+        <w:rPr>
+          <w:rFonts w:ascii="Times New Roman" w:hAnsi="Times New Roman" w:cs="Times New Roman"/>
+          <w:sz w:val="28"/>
+          <w:szCs w:val="28"/>
+        </w:rPr>
+        <w:t>истема должна корректно обрабатывать ошибки подключения к БД и информировать пользователя.</w:t>
+      </w:r>
+      <w:r>
+        <w:rPr>
+          <w:rFonts w:ascii="Times New Roman" w:hAnsi="Times New Roman" w:cs="Times New Roman"/>
+          <w:sz w:val="28"/>
+          <w:szCs w:val="28"/>
+        </w:rPr>
+        <w:t xml:space="preserve"> </w:t>
+      </w:r>
+      <w:r>
+        <w:rPr>
+          <w:rFonts w:ascii="Times New Roman" w:hAnsi="Times New Roman" w:cs="Times New Roman"/>
+          <w:sz w:val="28"/>
+          <w:szCs w:val="28"/>
+        </w:rPr>
+        <w:t xml:space="preserve">Требования к безопасности. Пароли пользователей должны храниться в хешированном виде с использованием алгоритма </w:t>
+      </w:r>
+      <w:proofErr w:type="spellStart"/>
+      <w:r>
+        <w:rPr>
+          <w:rFonts w:ascii="Times New Roman" w:hAnsi="Times New Roman" w:cs="Times New Roman"/>
+          <w:sz w:val="28"/>
+          <w:szCs w:val="28"/>
+        </w:rPr>
+        <w:t>BCrypt</w:t>
+      </w:r>
+      <w:proofErr w:type="spellEnd"/>
+      <w:r>
+        <w:rPr>
+          <w:rFonts w:ascii="Times New Roman" w:hAnsi="Times New Roman" w:cs="Times New Roman"/>
+          <w:sz w:val="28"/>
+          <w:szCs w:val="28"/>
+        </w:rPr>
+        <w:t xml:space="preserve"> или SHA256. Доступ к функциям должен разграничиваться в соответствии с ролью на двух уровнях: при загрузке интерфейса и перед выполнением операции. Система должна работать в локальной сети без выхода в интернет</w:t>
+      </w:r>
+      <w:r>
+        <w:rPr>
+          <w:rFonts w:ascii="Times New Roman" w:hAnsi="Times New Roman" w:cs="Times New Roman"/>
+          <w:sz w:val="28"/>
+          <w:szCs w:val="28"/>
+        </w:rPr>
+        <w:t xml:space="preserve">. </w:t>
+      </w:r>
+      <w:r>
+        <w:rPr>
+          <w:rFonts w:ascii="Times New Roman" w:hAnsi="Times New Roman" w:cs="Times New Roman"/>
+          <w:sz w:val="28"/>
+          <w:szCs w:val="28"/>
+        </w:rPr>
+        <w:t>Требования к удобству использования. Интерфейс должен быть на русском языке. Все действия должны сопровождаться понятными сообщениями об успехе или ошибке. Интерфейс должен быть интуитивно понятным для сотрудников без специальной подготовки (NFR-12).</w:t>
+      </w:r>
+      <w:r>
+        <w:rPr>
+          <w:rFonts w:ascii="Times New Roman" w:hAnsi="Times New Roman" w:cs="Times New Roman"/>
+          <w:sz w:val="28"/>
+          <w:szCs w:val="28"/>
+        </w:rPr>
+        <w:t xml:space="preserve"> </w:t>
+      </w:r>
+      <w:r>
+        <w:rPr>
+          <w:rFonts w:ascii="Times New Roman" w:hAnsi="Times New Roman" w:cs="Times New Roman"/>
+          <w:sz w:val="28"/>
+          <w:szCs w:val="28"/>
+        </w:rPr>
+        <w:t xml:space="preserve">Требования к совместимости. Система должна работать под управлением </w:t>
+      </w:r>
+      <w:proofErr w:type="spellStart"/>
+      <w:r>
+        <w:rPr>
+          <w:rFonts w:ascii="Times New Roman" w:hAnsi="Times New Roman" w:cs="Times New Roman"/>
+          <w:sz w:val="28"/>
+          <w:szCs w:val="28"/>
+        </w:rPr>
+        <w:t>Windows</w:t>
+      </w:r>
+      <w:proofErr w:type="spellEnd"/>
+      <w:r>
+        <w:rPr>
+          <w:rFonts w:ascii="Times New Roman" w:hAnsi="Times New Roman" w:cs="Times New Roman"/>
+          <w:sz w:val="28"/>
+          <w:szCs w:val="28"/>
+        </w:rPr>
+        <w:t xml:space="preserve"> 10 и </w:t>
+      </w:r>
+      <w:proofErr w:type="spellStart"/>
+      <w:r>
+        <w:rPr>
+          <w:rFonts w:ascii="Times New Roman" w:hAnsi="Times New Roman" w:cs="Times New Roman"/>
+          <w:sz w:val="28"/>
+          <w:szCs w:val="28"/>
+        </w:rPr>
+        <w:t>Windows</w:t>
+      </w:r>
+      <w:proofErr w:type="spellEnd"/>
+      <w:r>
+        <w:rPr>
+          <w:rFonts w:ascii="Times New Roman" w:hAnsi="Times New Roman" w:cs="Times New Roman"/>
+          <w:sz w:val="28"/>
+          <w:szCs w:val="28"/>
+        </w:rPr>
+        <w:t xml:space="preserve"> 11. Требуется .NET </w:t>
+      </w:r>
+      <w:proofErr w:type="spellStart"/>
+      <w:r>
+        <w:rPr>
+          <w:rFonts w:ascii="Times New Roman" w:hAnsi="Times New Roman" w:cs="Times New Roman"/>
+          <w:sz w:val="28"/>
+          <w:szCs w:val="28"/>
+        </w:rPr>
+        <w:t>Framework</w:t>
+      </w:r>
+      <w:proofErr w:type="spellEnd"/>
+      <w:r>
+        <w:rPr>
+          <w:rFonts w:ascii="Times New Roman" w:hAnsi="Times New Roman" w:cs="Times New Roman"/>
+          <w:sz w:val="28"/>
+          <w:szCs w:val="28"/>
+        </w:rPr>
+        <w:t xml:space="preserve"> 4.7.2 или выше. СУБД — </w:t>
+      </w:r>
+      <w:proofErr w:type="spellStart"/>
+      <w:r>
+        <w:rPr>
+          <w:rFonts w:ascii="Times New Roman" w:hAnsi="Times New Roman" w:cs="Times New Roman"/>
+          <w:sz w:val="28"/>
+          <w:szCs w:val="28"/>
+        </w:rPr>
+        <w:t>MySQL</w:t>
+      </w:r>
+      <w:proofErr w:type="spellEnd"/>
+      <w:r>
+        <w:rPr>
+          <w:rFonts w:ascii="Times New Roman" w:hAnsi="Times New Roman" w:cs="Times New Roman"/>
+          <w:sz w:val="28"/>
+          <w:szCs w:val="28"/>
+        </w:rPr>
+        <w:t xml:space="preserve"> 8.0.</w:t>
+      </w:r>
+      <w:r>
+        <w:rPr>
+          <w:rFonts w:ascii="Times New Roman" w:hAnsi="Times New Roman" w:cs="Times New Roman"/>
+          <w:sz w:val="28"/>
+          <w:szCs w:val="28"/>
+        </w:rPr>
+        <w:t xml:space="preserve"> </w:t>
+      </w:r>
+      <w:r>
+        <w:rPr>
+          <w:rFonts w:ascii="Times New Roman" w:hAnsi="Times New Roman" w:cs="Times New Roman"/>
+          <w:sz w:val="28"/>
+          <w:szCs w:val="28"/>
+        </w:rPr>
+        <w:t>Требования к масштабируемости. Должна быть предусмотрена возможность добавления новых типов обращений без изменения структуры БД. Должна быть возможность добавления новых правил автодиспетчера.</w:t>
       </w:r>
     </w:p>
     <w:p>
@@ -7485,25 +10958,420 @@
           <w:sz w:val="28"/>
           <w:szCs w:val="28"/>
         </w:rPr>
-        <w:t xml:space="preserve">| BR-01 Единое хранилище | БД | Таблица </w:t>
-      </w:r>
-      <w:proofErr w:type="spellStart"/>
-      <w:r>
-        <w:rPr>
-          <w:rFonts w:ascii="Times New Roman" w:hAnsi="Times New Roman" w:cs="Times New Roman"/>
-          <w:sz w:val="28"/>
-          <w:szCs w:val="28"/>
-        </w:rPr>
-        <w:t>Requests</w:t>
-      </w:r>
-      <w:proofErr w:type="spellEnd"/>
-      <w:r>
-        <w:rPr>
-          <w:rFonts w:ascii="Times New Roman" w:hAnsi="Times New Roman" w:cs="Times New Roman"/>
-          <w:sz w:val="28"/>
-          <w:szCs w:val="28"/>
-        </w:rPr>
-        <w:t xml:space="preserve"> | Высокий |</w:t>
+        <w:t>Назначение разработки. Система предназначена для автоматизации учёта обращений в курьерской службе, включая регистрацию, распределение, контроль выполнения и формирование отчётности.</w:t>
+      </w:r>
+      <w:r>
+        <w:rPr>
+          <w:rFonts w:ascii="Times New Roman" w:hAnsi="Times New Roman" w:cs="Times New Roman"/>
+          <w:sz w:val="28"/>
+          <w:szCs w:val="28"/>
+        </w:rPr>
+        <w:t xml:space="preserve"> Т</w:t>
+      </w:r>
+      <w:r>
+        <w:rPr>
+          <w:rFonts w:ascii="Times New Roman" w:hAnsi="Times New Roman" w:cs="Times New Roman"/>
+          <w:sz w:val="28"/>
+          <w:szCs w:val="28"/>
+        </w:rPr>
+        <w:t xml:space="preserve">ребования к системе в целом. Система должна представлять собой клиент-серверное десктопное приложение, работающее в локальной сети без подключения к интернету. Взаимодействие с БД — через </w:t>
+      </w:r>
+      <w:proofErr w:type="spellStart"/>
+      <w:r>
+        <w:rPr>
+          <w:rFonts w:ascii="Times New Roman" w:hAnsi="Times New Roman" w:cs="Times New Roman"/>
+          <w:sz w:val="28"/>
+          <w:szCs w:val="28"/>
+        </w:rPr>
+        <w:t>MySQL</w:t>
+      </w:r>
+      <w:proofErr w:type="spellEnd"/>
+      <w:r>
+        <w:rPr>
+          <w:rFonts w:ascii="Times New Roman" w:hAnsi="Times New Roman" w:cs="Times New Roman"/>
+          <w:sz w:val="28"/>
+          <w:szCs w:val="28"/>
+        </w:rPr>
+        <w:t xml:space="preserve"> </w:t>
+      </w:r>
+      <w:proofErr w:type="spellStart"/>
+      <w:r>
+        <w:rPr>
+          <w:rFonts w:ascii="Times New Roman" w:hAnsi="Times New Roman" w:cs="Times New Roman"/>
+          <w:sz w:val="28"/>
+          <w:szCs w:val="28"/>
+        </w:rPr>
+        <w:t>Connector</w:t>
+      </w:r>
+      <w:proofErr w:type="spellEnd"/>
+      <w:r>
+        <w:rPr>
+          <w:rFonts w:ascii="Times New Roman" w:hAnsi="Times New Roman" w:cs="Times New Roman"/>
+          <w:sz w:val="28"/>
+          <w:szCs w:val="28"/>
+        </w:rPr>
+        <w:t xml:space="preserve">. Система не должна иметь интеграции с </w:t>
+      </w:r>
+      <w:proofErr w:type="spellStart"/>
+      <w:r>
+        <w:rPr>
+          <w:rFonts w:ascii="Times New Roman" w:hAnsi="Times New Roman" w:cs="Times New Roman"/>
+          <w:sz w:val="28"/>
+          <w:szCs w:val="28"/>
+        </w:rPr>
+        <w:t>колл</w:t>
+      </w:r>
+      <w:proofErr w:type="spellEnd"/>
+      <w:r>
+        <w:rPr>
+          <w:rFonts w:ascii="Times New Roman" w:hAnsi="Times New Roman" w:cs="Times New Roman"/>
+          <w:sz w:val="28"/>
+          <w:szCs w:val="28"/>
+        </w:rPr>
+        <w:t>-центром, телефонией и внешними API.</w:t>
+      </w:r>
+      <w:r>
+        <w:rPr>
+          <w:rFonts w:ascii="Times New Roman" w:hAnsi="Times New Roman" w:cs="Times New Roman"/>
+          <w:sz w:val="28"/>
+          <w:szCs w:val="28"/>
+        </w:rPr>
+        <w:t xml:space="preserve"> </w:t>
+      </w:r>
+      <w:r>
+        <w:rPr>
+          <w:rFonts w:ascii="Times New Roman" w:hAnsi="Times New Roman" w:cs="Times New Roman"/>
+          <w:sz w:val="28"/>
+          <w:szCs w:val="28"/>
+        </w:rPr>
+        <w:t xml:space="preserve">Требования к видам обеспечения. Техническое обеспечение: персональные компьютеры с </w:t>
+      </w:r>
+      <w:proofErr w:type="spellStart"/>
+      <w:r>
+        <w:rPr>
+          <w:rFonts w:ascii="Times New Roman" w:hAnsi="Times New Roman" w:cs="Times New Roman"/>
+          <w:sz w:val="28"/>
+          <w:szCs w:val="28"/>
+        </w:rPr>
+        <w:t>Windows</w:t>
+      </w:r>
+      <w:proofErr w:type="spellEnd"/>
+      <w:r>
+        <w:rPr>
+          <w:rFonts w:ascii="Times New Roman" w:hAnsi="Times New Roman" w:cs="Times New Roman"/>
+          <w:sz w:val="28"/>
+          <w:szCs w:val="28"/>
+        </w:rPr>
+        <w:t xml:space="preserve"> 10/11, сервер </w:t>
+      </w:r>
+      <w:proofErr w:type="spellStart"/>
+      <w:r>
+        <w:rPr>
+          <w:rFonts w:ascii="Times New Roman" w:hAnsi="Times New Roman" w:cs="Times New Roman"/>
+          <w:sz w:val="28"/>
+          <w:szCs w:val="28"/>
+        </w:rPr>
+        <w:t>MySQL</w:t>
+      </w:r>
+      <w:proofErr w:type="spellEnd"/>
+      <w:r>
+        <w:rPr>
+          <w:rFonts w:ascii="Times New Roman" w:hAnsi="Times New Roman" w:cs="Times New Roman"/>
+          <w:sz w:val="28"/>
+          <w:szCs w:val="28"/>
+        </w:rPr>
+        <w:t xml:space="preserve"> в локальной сети. Информационное</w:t>
+      </w:r>
+      <w:r>
+        <w:rPr>
+          <w:rFonts w:ascii="Times New Roman" w:hAnsi="Times New Roman" w:cs="Times New Roman"/>
+          <w:sz w:val="28"/>
+          <w:szCs w:val="28"/>
+          <w:lang w:val="en-US"/>
+        </w:rPr>
+        <w:t xml:space="preserve"> </w:t>
+      </w:r>
+      <w:r>
+        <w:rPr>
+          <w:rFonts w:ascii="Times New Roman" w:hAnsi="Times New Roman" w:cs="Times New Roman"/>
+          <w:sz w:val="28"/>
+          <w:szCs w:val="28"/>
+        </w:rPr>
+        <w:t>обеспечение</w:t>
+      </w:r>
+      <w:r>
+        <w:rPr>
+          <w:rFonts w:ascii="Times New Roman" w:hAnsi="Times New Roman" w:cs="Times New Roman"/>
+          <w:sz w:val="28"/>
+          <w:szCs w:val="28"/>
+          <w:lang w:val="en-US"/>
+        </w:rPr>
+        <w:t xml:space="preserve">: </w:t>
+      </w:r>
+      <w:r>
+        <w:rPr>
+          <w:rFonts w:ascii="Times New Roman" w:hAnsi="Times New Roman" w:cs="Times New Roman"/>
+          <w:sz w:val="28"/>
+          <w:szCs w:val="28"/>
+        </w:rPr>
+        <w:t>база</w:t>
+      </w:r>
+      <w:r>
+        <w:rPr>
+          <w:rFonts w:ascii="Times New Roman" w:hAnsi="Times New Roman" w:cs="Times New Roman"/>
+          <w:sz w:val="28"/>
+          <w:szCs w:val="28"/>
+          <w:lang w:val="en-US"/>
+        </w:rPr>
+        <w:t xml:space="preserve"> </w:t>
+      </w:r>
+      <w:r>
+        <w:rPr>
+          <w:rFonts w:ascii="Times New Roman" w:hAnsi="Times New Roman" w:cs="Times New Roman"/>
+          <w:sz w:val="28"/>
+          <w:szCs w:val="28"/>
+        </w:rPr>
+        <w:t>данных</w:t>
+      </w:r>
+      <w:r>
+        <w:rPr>
+          <w:rFonts w:ascii="Times New Roman" w:hAnsi="Times New Roman" w:cs="Times New Roman"/>
+          <w:sz w:val="28"/>
+          <w:szCs w:val="28"/>
+          <w:lang w:val="en-US"/>
+        </w:rPr>
+        <w:t xml:space="preserve"> MySQL </w:t>
+      </w:r>
+      <w:r>
+        <w:rPr>
+          <w:rFonts w:ascii="Times New Roman" w:hAnsi="Times New Roman" w:cs="Times New Roman"/>
+          <w:sz w:val="28"/>
+          <w:szCs w:val="28"/>
+        </w:rPr>
+        <w:t>с</w:t>
+      </w:r>
+      <w:r>
+        <w:rPr>
+          <w:rFonts w:ascii="Times New Roman" w:hAnsi="Times New Roman" w:cs="Times New Roman"/>
+          <w:sz w:val="28"/>
+          <w:szCs w:val="28"/>
+          <w:lang w:val="en-US"/>
+        </w:rPr>
+        <w:t xml:space="preserve"> </w:t>
+      </w:r>
+      <w:r>
+        <w:rPr>
+          <w:rFonts w:ascii="Times New Roman" w:hAnsi="Times New Roman" w:cs="Times New Roman"/>
+          <w:sz w:val="28"/>
+          <w:szCs w:val="28"/>
+        </w:rPr>
+        <w:t>таблицами</w:t>
+      </w:r>
+      <w:r>
+        <w:rPr>
+          <w:rFonts w:ascii="Times New Roman" w:hAnsi="Times New Roman" w:cs="Times New Roman"/>
+          <w:sz w:val="28"/>
+          <w:szCs w:val="28"/>
+          <w:lang w:val="en-US"/>
+        </w:rPr>
+        <w:t xml:space="preserve"> Users, Requests, Statuses, </w:t>
+      </w:r>
+      <w:proofErr w:type="spellStart"/>
+      <w:r>
+        <w:rPr>
+          <w:rFonts w:ascii="Times New Roman" w:hAnsi="Times New Roman" w:cs="Times New Roman"/>
+          <w:sz w:val="28"/>
+          <w:szCs w:val="28"/>
+          <w:lang w:val="en-US"/>
+        </w:rPr>
+        <w:t>StatusLogs</w:t>
+      </w:r>
+      <w:proofErr w:type="spellEnd"/>
+      <w:r>
+        <w:rPr>
+          <w:rFonts w:ascii="Times New Roman" w:hAnsi="Times New Roman" w:cs="Times New Roman"/>
+          <w:sz w:val="28"/>
+          <w:szCs w:val="28"/>
+          <w:lang w:val="en-US"/>
+        </w:rPr>
+        <w:t xml:space="preserve">, Comments, </w:t>
+      </w:r>
+      <w:proofErr w:type="spellStart"/>
+      <w:r>
+        <w:rPr>
+          <w:rFonts w:ascii="Times New Roman" w:hAnsi="Times New Roman" w:cs="Times New Roman"/>
+          <w:sz w:val="28"/>
+          <w:szCs w:val="28"/>
+          <w:lang w:val="en-US"/>
+        </w:rPr>
+        <w:t>ImportTemplates</w:t>
+      </w:r>
+      <w:proofErr w:type="spellEnd"/>
+      <w:r>
+        <w:rPr>
+          <w:rFonts w:ascii="Times New Roman" w:hAnsi="Times New Roman" w:cs="Times New Roman"/>
+          <w:sz w:val="28"/>
+          <w:szCs w:val="28"/>
+          <w:lang w:val="en-US"/>
+        </w:rPr>
+        <w:t xml:space="preserve">, </w:t>
+      </w:r>
+      <w:proofErr w:type="spellStart"/>
+      <w:r>
+        <w:rPr>
+          <w:rFonts w:ascii="Times New Roman" w:hAnsi="Times New Roman" w:cs="Times New Roman"/>
+          <w:sz w:val="28"/>
+          <w:szCs w:val="28"/>
+          <w:lang w:val="en-US"/>
+        </w:rPr>
+        <w:t>DistributionRules</w:t>
+      </w:r>
+      <w:proofErr w:type="spellEnd"/>
+      <w:r>
+        <w:rPr>
+          <w:rFonts w:ascii="Times New Roman" w:hAnsi="Times New Roman" w:cs="Times New Roman"/>
+          <w:sz w:val="28"/>
+          <w:szCs w:val="28"/>
+          <w:lang w:val="en-US"/>
+        </w:rPr>
+        <w:t xml:space="preserve">, </w:t>
+      </w:r>
+      <w:proofErr w:type="spellStart"/>
+      <w:r>
+        <w:rPr>
+          <w:rFonts w:ascii="Times New Roman" w:hAnsi="Times New Roman" w:cs="Times New Roman"/>
+          <w:sz w:val="28"/>
+          <w:szCs w:val="28"/>
+          <w:lang w:val="en-US"/>
+        </w:rPr>
+        <w:t>ReportHistory</w:t>
+      </w:r>
+      <w:proofErr w:type="spellEnd"/>
+      <w:r>
+        <w:rPr>
+          <w:rFonts w:ascii="Times New Roman" w:hAnsi="Times New Roman" w:cs="Times New Roman"/>
+          <w:sz w:val="28"/>
+          <w:szCs w:val="28"/>
+          <w:lang w:val="en-US"/>
+        </w:rPr>
+        <w:t xml:space="preserve">. </w:t>
+      </w:r>
+      <w:r>
+        <w:rPr>
+          <w:rFonts w:ascii="Times New Roman" w:hAnsi="Times New Roman" w:cs="Times New Roman"/>
+          <w:sz w:val="28"/>
+          <w:szCs w:val="28"/>
+        </w:rPr>
+        <w:t>Программное</w:t>
+      </w:r>
+      <w:r>
+        <w:rPr>
+          <w:rFonts w:ascii="Times New Roman" w:hAnsi="Times New Roman" w:cs="Times New Roman"/>
+          <w:sz w:val="28"/>
+          <w:szCs w:val="28"/>
+          <w:lang w:val="en-US"/>
+        </w:rPr>
+        <w:t xml:space="preserve"> </w:t>
+      </w:r>
+      <w:r>
+        <w:rPr>
+          <w:rFonts w:ascii="Times New Roman" w:hAnsi="Times New Roman" w:cs="Times New Roman"/>
+          <w:sz w:val="28"/>
+          <w:szCs w:val="28"/>
+        </w:rPr>
+        <w:t>обеспечение</w:t>
+      </w:r>
+      <w:r>
+        <w:rPr>
+          <w:rFonts w:ascii="Times New Roman" w:hAnsi="Times New Roman" w:cs="Times New Roman"/>
+          <w:sz w:val="28"/>
+          <w:szCs w:val="28"/>
+          <w:lang w:val="en-US"/>
+        </w:rPr>
+        <w:t xml:space="preserve">: Visual Studio 2022, C#, WPF, .NET Framework 4.7.2+, MySQL 8.0, MySQL Workbench, </w:t>
+      </w:r>
+      <w:proofErr w:type="spellStart"/>
+      <w:r>
+        <w:rPr>
+          <w:rFonts w:ascii="Times New Roman" w:hAnsi="Times New Roman" w:cs="Times New Roman"/>
+          <w:sz w:val="28"/>
+          <w:szCs w:val="28"/>
+          <w:lang w:val="en-US"/>
+        </w:rPr>
+        <w:t>EPPlus</w:t>
+      </w:r>
+      <w:proofErr w:type="spellEnd"/>
+      <w:r>
+        <w:rPr>
+          <w:rFonts w:ascii="Times New Roman" w:hAnsi="Times New Roman" w:cs="Times New Roman"/>
+          <w:sz w:val="28"/>
+          <w:szCs w:val="28"/>
+          <w:lang w:val="en-US"/>
+        </w:rPr>
+        <w:t xml:space="preserve"> (</w:t>
+      </w:r>
+      <w:r>
+        <w:rPr>
+          <w:rFonts w:ascii="Times New Roman" w:hAnsi="Times New Roman" w:cs="Times New Roman"/>
+          <w:sz w:val="28"/>
+          <w:szCs w:val="28"/>
+        </w:rPr>
+        <w:t>для</w:t>
+      </w:r>
+      <w:r>
+        <w:rPr>
+          <w:rFonts w:ascii="Times New Roman" w:hAnsi="Times New Roman" w:cs="Times New Roman"/>
+          <w:sz w:val="28"/>
+          <w:szCs w:val="28"/>
+          <w:lang w:val="en-US"/>
+        </w:rPr>
+        <w:t xml:space="preserve"> Excel), </w:t>
+      </w:r>
+      <w:proofErr w:type="spellStart"/>
+      <w:r>
+        <w:rPr>
+          <w:rFonts w:ascii="Times New Roman" w:hAnsi="Times New Roman" w:cs="Times New Roman"/>
+          <w:sz w:val="28"/>
+          <w:szCs w:val="28"/>
+          <w:lang w:val="en-US"/>
+        </w:rPr>
+        <w:lastRenderedPageBreak/>
+        <w:t>DocumentFormat.OpenXml</w:t>
+      </w:r>
+      <w:proofErr w:type="spellEnd"/>
+      <w:r>
+        <w:rPr>
+          <w:rFonts w:ascii="Times New Roman" w:hAnsi="Times New Roman" w:cs="Times New Roman"/>
+          <w:sz w:val="28"/>
+          <w:szCs w:val="28"/>
+          <w:lang w:val="en-US"/>
+        </w:rPr>
+        <w:t xml:space="preserve"> (</w:t>
+      </w:r>
+      <w:r>
+        <w:rPr>
+          <w:rFonts w:ascii="Times New Roman" w:hAnsi="Times New Roman" w:cs="Times New Roman"/>
+          <w:sz w:val="28"/>
+          <w:szCs w:val="28"/>
+        </w:rPr>
+        <w:t>для</w:t>
+      </w:r>
+      <w:r>
+        <w:rPr>
+          <w:rFonts w:ascii="Times New Roman" w:hAnsi="Times New Roman" w:cs="Times New Roman"/>
+          <w:sz w:val="28"/>
+          <w:szCs w:val="28"/>
+          <w:lang w:val="en-US"/>
+        </w:rPr>
+        <w:t xml:space="preserve"> Word). </w:t>
+      </w:r>
+      <w:r>
+        <w:rPr>
+          <w:rFonts w:ascii="Times New Roman" w:hAnsi="Times New Roman" w:cs="Times New Roman"/>
+          <w:sz w:val="28"/>
+          <w:szCs w:val="28"/>
+        </w:rPr>
+        <w:t>Организационное обеспечение: обучение персонала, инструкция по эксплуатации.</w:t>
       </w:r>
     </w:p>
     <w:p>
@@ -7517,314 +11385,6 @@
           <w:szCs w:val="28"/>
         </w:rPr>
       </w:pPr>
-      <w:r>
-        <w:rPr>
-          <w:rFonts w:ascii="Times New Roman" w:hAnsi="Times New Roman" w:cs="Times New Roman"/>
-          <w:sz w:val="28"/>
-          <w:szCs w:val="28"/>
-        </w:rPr>
-        <w:t>| BR-02 Разграничение доступа | Авторизация | Ролевая модель | Высокий |</w:t>
-      </w:r>
-    </w:p>
-    <w:p>
-      <w:pPr>
-        <w:spacing w:after="0"/>
-        <w:ind w:firstLine="567"/>
-        <w:jc w:val="both"/>
-        <w:rPr>
-          <w:rFonts w:ascii="Times New Roman" w:hAnsi="Times New Roman" w:cs="Times New Roman"/>
-          <w:sz w:val="28"/>
-          <w:szCs w:val="28"/>
-        </w:rPr>
-      </w:pPr>
-      <w:r>
-        <w:rPr>
-          <w:rFonts w:ascii="Times New Roman" w:hAnsi="Times New Roman" w:cs="Times New Roman"/>
-          <w:sz w:val="28"/>
-          <w:szCs w:val="28"/>
-        </w:rPr>
-        <w:t xml:space="preserve">| BR-03 Логирование статусов | Журнал | </w:t>
-      </w:r>
-      <w:proofErr w:type="spellStart"/>
-      <w:r>
-        <w:rPr>
-          <w:rFonts w:ascii="Times New Roman" w:hAnsi="Times New Roman" w:cs="Times New Roman"/>
-          <w:sz w:val="28"/>
-          <w:szCs w:val="28"/>
-        </w:rPr>
-        <w:t>StatusLogs</w:t>
-      </w:r>
-      <w:proofErr w:type="spellEnd"/>
-      <w:r>
-        <w:rPr>
-          <w:rFonts w:ascii="Times New Roman" w:hAnsi="Times New Roman" w:cs="Times New Roman"/>
-          <w:sz w:val="28"/>
-          <w:szCs w:val="28"/>
-        </w:rPr>
-        <w:t xml:space="preserve"> | Высокий |</w:t>
-      </w:r>
-    </w:p>
-    <w:p>
-      <w:pPr>
-        <w:spacing w:after="0"/>
-        <w:ind w:firstLine="567"/>
-        <w:jc w:val="both"/>
-        <w:rPr>
-          <w:rFonts w:ascii="Times New Roman" w:hAnsi="Times New Roman" w:cs="Times New Roman"/>
-          <w:sz w:val="28"/>
-          <w:szCs w:val="28"/>
-        </w:rPr>
-      </w:pPr>
-      <w:r>
-        <w:rPr>
-          <w:rFonts w:ascii="Times New Roman" w:hAnsi="Times New Roman" w:cs="Times New Roman"/>
-          <w:sz w:val="28"/>
-          <w:szCs w:val="28"/>
-        </w:rPr>
-        <w:t>| BR-04 Поиск и фильтрация | Просмотр | Фильтры | Средний |</w:t>
-      </w:r>
-    </w:p>
-    <w:p>
-      <w:pPr>
-        <w:spacing w:after="0"/>
-        <w:ind w:firstLine="567"/>
-        <w:jc w:val="both"/>
-        <w:rPr>
-          <w:rFonts w:ascii="Times New Roman" w:hAnsi="Times New Roman" w:cs="Times New Roman"/>
-          <w:sz w:val="28"/>
-          <w:szCs w:val="28"/>
-        </w:rPr>
-      </w:pPr>
-      <w:r>
-        <w:rPr>
-          <w:rFonts w:ascii="Times New Roman" w:hAnsi="Times New Roman" w:cs="Times New Roman"/>
-          <w:sz w:val="28"/>
-          <w:szCs w:val="28"/>
-        </w:rPr>
-        <w:t>| BR-05 Отчётность | Отчёты | Excel-генерация | Средний |</w:t>
-      </w:r>
-    </w:p>
-    <w:p>
-      <w:pPr>
-        <w:spacing w:after="0"/>
-        <w:ind w:firstLine="567"/>
-        <w:jc w:val="both"/>
-        <w:rPr>
-          <w:rFonts w:ascii="Times New Roman" w:hAnsi="Times New Roman" w:cs="Times New Roman"/>
-          <w:sz w:val="28"/>
-          <w:szCs w:val="28"/>
-        </w:rPr>
-      </w:pPr>
-      <w:r>
-        <w:rPr>
-          <w:rFonts w:ascii="Times New Roman" w:hAnsi="Times New Roman" w:cs="Times New Roman"/>
-          <w:sz w:val="28"/>
-          <w:szCs w:val="28"/>
-        </w:rPr>
-        <w:t>| BR-06 Локальная сеть | Инфраструктура | MySQL-сервер | Высокий |</w:t>
-      </w:r>
-    </w:p>
-    <w:p>
-      <w:pPr>
-        <w:spacing w:after="0"/>
-        <w:ind w:firstLine="567"/>
-        <w:jc w:val="both"/>
-        <w:rPr>
-          <w:rFonts w:ascii="Times New Roman" w:hAnsi="Times New Roman" w:cs="Times New Roman"/>
-          <w:sz w:val="28"/>
-          <w:szCs w:val="28"/>
-        </w:rPr>
-      </w:pPr>
-      <w:r>
-        <w:rPr>
-          <w:rFonts w:ascii="Times New Roman" w:hAnsi="Times New Roman" w:cs="Times New Roman"/>
-          <w:sz w:val="28"/>
-          <w:szCs w:val="28"/>
-        </w:rPr>
-        <w:t xml:space="preserve">| </w:t>
-      </w:r>
-      <w:proofErr w:type="gramStart"/>
-      <w:r>
-        <w:rPr>
-          <w:rFonts w:ascii="Times New Roman" w:hAnsi="Times New Roman" w:cs="Times New Roman"/>
-          <w:sz w:val="28"/>
-          <w:szCs w:val="28"/>
-        </w:rPr>
-        <w:t>BR-07 Без</w:t>
-      </w:r>
-      <w:proofErr w:type="gramEnd"/>
-      <w:r>
-        <w:rPr>
-          <w:rFonts w:ascii="Times New Roman" w:hAnsi="Times New Roman" w:cs="Times New Roman"/>
-          <w:sz w:val="28"/>
-          <w:szCs w:val="28"/>
-        </w:rPr>
-        <w:t xml:space="preserve"> колл-центра | Архитектура | Отсутствие телефонии | Высокий |</w:t>
-      </w:r>
-    </w:p>
-    <w:p>
-      <w:pPr>
-        <w:spacing w:after="0"/>
-        <w:ind w:firstLine="567"/>
-        <w:jc w:val="both"/>
-        <w:rPr>
-          <w:rFonts w:ascii="Times New Roman" w:hAnsi="Times New Roman" w:cs="Times New Roman"/>
-          <w:sz w:val="28"/>
-          <w:szCs w:val="28"/>
-        </w:rPr>
-      </w:pPr>
-      <w:r>
-        <w:rPr>
-          <w:rFonts w:ascii="Times New Roman" w:hAnsi="Times New Roman" w:cs="Times New Roman"/>
-          <w:sz w:val="28"/>
-          <w:szCs w:val="28"/>
-        </w:rPr>
-        <w:t xml:space="preserve">| BR-08 Автоматизация ввода | Импорт | </w:t>
-      </w:r>
-      <w:proofErr w:type="spellStart"/>
-      <w:r>
-        <w:rPr>
-          <w:rFonts w:ascii="Times New Roman" w:hAnsi="Times New Roman" w:cs="Times New Roman"/>
-          <w:sz w:val="28"/>
-          <w:szCs w:val="28"/>
-        </w:rPr>
-        <w:t>Парсинг</w:t>
-      </w:r>
-      <w:proofErr w:type="spellEnd"/>
-      <w:r>
-        <w:rPr>
-          <w:rFonts w:ascii="Times New Roman" w:hAnsi="Times New Roman" w:cs="Times New Roman"/>
-          <w:sz w:val="28"/>
-          <w:szCs w:val="28"/>
-        </w:rPr>
-        <w:t xml:space="preserve"> документов | Высокий |</w:t>
-      </w:r>
-    </w:p>
-    <w:p>
-      <w:pPr>
-        <w:spacing w:after="0"/>
-        <w:ind w:firstLine="567"/>
-        <w:jc w:val="both"/>
-        <w:rPr>
-          <w:rFonts w:ascii="Times New Roman" w:hAnsi="Times New Roman" w:cs="Times New Roman"/>
-          <w:sz w:val="28"/>
-          <w:szCs w:val="28"/>
-        </w:rPr>
-      </w:pPr>
-      <w:r>
-        <w:rPr>
-          <w:rFonts w:ascii="Times New Roman" w:hAnsi="Times New Roman" w:cs="Times New Roman"/>
-          <w:sz w:val="28"/>
-          <w:szCs w:val="28"/>
-        </w:rPr>
-        <w:t>| BR-09 Автоматизация распределения | Автодиспетчер | Правила выбора | Средний |</w:t>
-      </w:r>
-    </w:p>
-    <w:p>
-      <w:pPr>
-        <w:spacing w:after="0"/>
-        <w:ind w:firstLine="567"/>
-        <w:jc w:val="both"/>
-        <w:rPr>
-          <w:rFonts w:ascii="Times New Roman" w:hAnsi="Times New Roman" w:cs="Times New Roman"/>
-          <w:sz w:val="28"/>
-          <w:szCs w:val="28"/>
-        </w:rPr>
-      </w:pPr>
-    </w:p>
-    <w:p>
-      <w:pPr>
-        <w:spacing w:after="0"/>
-        <w:jc w:val="both"/>
-        <w:rPr>
-          <w:rFonts w:ascii="Times New Roman" w:hAnsi="Times New Roman" w:cs="Times New Roman"/>
-          <w:sz w:val="28"/>
-          <w:szCs w:val="28"/>
-        </w:rPr>
-      </w:pPr>
-      <w:r>
-        <w:rPr>
-          <w:rFonts w:ascii="Times New Roman" w:hAnsi="Times New Roman" w:cs="Times New Roman"/>
-          <w:sz w:val="28"/>
-          <w:szCs w:val="28"/>
-        </w:rPr>
-        <w:t xml:space="preserve"> 25. Выводы</w:t>
-      </w:r>
-    </w:p>
-    <w:p>
-      <w:pPr>
-        <w:spacing w:after="0"/>
-        <w:ind w:firstLine="567"/>
-        <w:jc w:val="both"/>
-        <w:rPr>
-          <w:rFonts w:ascii="Times New Roman" w:hAnsi="Times New Roman" w:cs="Times New Roman"/>
-          <w:sz w:val="28"/>
-          <w:szCs w:val="28"/>
-        </w:rPr>
-      </w:pPr>
-    </w:p>
-    <w:p>
-      <w:pPr>
-        <w:spacing w:after="0"/>
-        <w:ind w:firstLine="567"/>
-        <w:jc w:val="both"/>
-        <w:rPr>
-          <w:rFonts w:ascii="Times New Roman" w:hAnsi="Times New Roman" w:cs="Times New Roman"/>
-          <w:sz w:val="28"/>
-          <w:szCs w:val="28"/>
-        </w:rPr>
-      </w:pPr>
-      <w:r>
-        <w:rPr>
-          <w:rFonts w:ascii="Times New Roman" w:hAnsi="Times New Roman" w:cs="Times New Roman"/>
-          <w:sz w:val="28"/>
-          <w:szCs w:val="28"/>
-        </w:rPr>
-        <w:t xml:space="preserve">Проведённый анализ предметной области показал, что существующий процесс обработки обращений в курьерской службе неэффективен: информация хранится разрозненно, отсутствует история изменений, нет разграничения доступа, страдает контроль. Предлагаемая информационная система решает эти проблемы за счёт единой базы обращений, разграничения ролей, логирования статусов, автоматизации ввода (импорт документов), </w:t>
-      </w:r>
-      <w:r>
-        <w:rPr>
-          <w:rFonts w:ascii="Times New Roman" w:hAnsi="Times New Roman" w:cs="Times New Roman"/>
-          <w:sz w:val="28"/>
-          <w:szCs w:val="28"/>
-        </w:rPr>
-        <w:lastRenderedPageBreak/>
-        <w:t>автоматизации распределения (автодиспетчер) и автоматизации отчётности (Excel-отчёты).</w:t>
-      </w:r>
-      <w:r>
-        <w:rPr>
-          <w:rFonts w:ascii="Times New Roman" w:hAnsi="Times New Roman" w:cs="Times New Roman"/>
-          <w:sz w:val="28"/>
-          <w:szCs w:val="28"/>
-        </w:rPr>
-        <w:t xml:space="preserve"> </w:t>
-      </w:r>
-      <w:r>
-        <w:rPr>
-          <w:rFonts w:ascii="Times New Roman" w:hAnsi="Times New Roman" w:cs="Times New Roman"/>
-          <w:sz w:val="28"/>
-          <w:szCs w:val="28"/>
-        </w:rPr>
-        <w:t xml:space="preserve">Ключевым отличием от типовых решений является отсутствие колл-центра и наличие трёх модулей, повышающих бизнес-ценность и техническую сложность. Выбранный технологический стек (C# + WPF + MySQL) полностью соответствует поставленной задаче. Добавленные модули реализуемы в рамках курсовой работы и демонстрируют навыки </w:t>
-      </w:r>
-      <w:proofErr w:type="spellStart"/>
-      <w:r>
-        <w:rPr>
-          <w:rFonts w:ascii="Times New Roman" w:hAnsi="Times New Roman" w:cs="Times New Roman"/>
-          <w:sz w:val="28"/>
-          <w:szCs w:val="28"/>
-        </w:rPr>
-        <w:t>парсинга</w:t>
-      </w:r>
-      <w:proofErr w:type="spellEnd"/>
-      <w:r>
-        <w:rPr>
-          <w:rFonts w:ascii="Times New Roman" w:hAnsi="Times New Roman" w:cs="Times New Roman"/>
-          <w:sz w:val="28"/>
-          <w:szCs w:val="28"/>
-        </w:rPr>
-        <w:t xml:space="preserve"> документов, алгоритмизации и работы с файлами, что подтверждает практическую значимость и научную обоснованность выбранной темы.</w:t>
-      </w:r>
     </w:p>
     <w:p>
       <w:pPr>
@@ -7861,7 +11421,7 @@
           <w:szCs w:val="28"/>
         </w:rPr>
         <w:lastRenderedPageBreak/>
-        <w:t>Анализ существующих решений</w:t>
+        <w:t>Проектирование решения</w:t>
       </w:r>
     </w:p>
     <w:p>
@@ -7875,2721 +11435,6 @@
           <w:szCs w:val="28"/>
         </w:rPr>
       </w:pPr>
-      <w:r>
-        <w:rPr>
-          <w:rFonts w:ascii="Times New Roman" w:hAnsi="Times New Roman" w:cs="Times New Roman"/>
-          <w:sz w:val="28"/>
-          <w:szCs w:val="28"/>
-        </w:rPr>
-        <w:t>### 2.1. Краткая характеристика аналогов и конкурентов</w:t>
-      </w:r>
-    </w:p>
-    <w:p>
-      <w:pPr>
-        <w:spacing w:after="0"/>
-        <w:ind w:firstLine="567"/>
-        <w:jc w:val="both"/>
-        <w:rPr>
-          <w:rFonts w:ascii="Times New Roman" w:hAnsi="Times New Roman" w:cs="Times New Roman"/>
-          <w:sz w:val="28"/>
-          <w:szCs w:val="28"/>
-        </w:rPr>
-      </w:pPr>
-    </w:p>
-    <w:p>
-      <w:pPr>
-        <w:spacing w:after="0"/>
-        <w:ind w:firstLine="567"/>
-        <w:jc w:val="both"/>
-        <w:rPr>
-          <w:rFonts w:ascii="Times New Roman" w:hAnsi="Times New Roman" w:cs="Times New Roman"/>
-          <w:sz w:val="28"/>
-          <w:szCs w:val="28"/>
-        </w:rPr>
-      </w:pPr>
-      <w:r>
-        <w:rPr>
-          <w:rFonts w:ascii="Times New Roman" w:hAnsi="Times New Roman" w:cs="Times New Roman"/>
-          <w:sz w:val="28"/>
-          <w:szCs w:val="28"/>
-        </w:rPr>
-        <w:t>На рынке программного обеспечения представлен широкий спектр решений, предназначенных для автоматизации учёта заявок, управления выездным обслуживанием и логистическими процессами. Для сравнительного анализа отобраны пять систем, в разной степени соответствующих функциональным требованиям разрабатываемой ИС.</w:t>
-      </w:r>
-    </w:p>
-    <w:p>
-      <w:pPr>
-        <w:spacing w:after="0"/>
-        <w:ind w:firstLine="567"/>
-        <w:jc w:val="both"/>
-        <w:rPr>
-          <w:rFonts w:ascii="Times New Roman" w:hAnsi="Times New Roman" w:cs="Times New Roman"/>
-          <w:sz w:val="28"/>
-          <w:szCs w:val="28"/>
-        </w:rPr>
-      </w:pPr>
-    </w:p>
-    <w:p>
-      <w:pPr>
-        <w:spacing w:after="0"/>
-        <w:ind w:firstLine="567"/>
-        <w:jc w:val="both"/>
-        <w:rPr>
-          <w:rFonts w:ascii="Times New Roman" w:hAnsi="Times New Roman" w:cs="Times New Roman"/>
-          <w:sz w:val="28"/>
-          <w:szCs w:val="28"/>
-        </w:rPr>
-      </w:pPr>
-      <w:r>
-        <w:rPr>
-          <w:rFonts w:ascii="Times New Roman" w:hAnsi="Times New Roman" w:cs="Times New Roman"/>
-          <w:sz w:val="28"/>
-          <w:szCs w:val="28"/>
-        </w:rPr>
-        <w:t>**</w:t>
-      </w:r>
-      <w:proofErr w:type="spellStart"/>
-      <w:r>
-        <w:rPr>
-          <w:rFonts w:ascii="Times New Roman" w:hAnsi="Times New Roman" w:cs="Times New Roman"/>
-          <w:sz w:val="28"/>
-          <w:szCs w:val="28"/>
-        </w:rPr>
-        <w:t>Wialon</w:t>
-      </w:r>
-      <w:proofErr w:type="spellEnd"/>
-      <w:r>
-        <w:rPr>
-          <w:rFonts w:ascii="Times New Roman" w:hAnsi="Times New Roman" w:cs="Times New Roman"/>
-          <w:sz w:val="28"/>
-          <w:szCs w:val="28"/>
-        </w:rPr>
-        <w:t xml:space="preserve"> </w:t>
-      </w:r>
-      <w:proofErr w:type="spellStart"/>
-      <w:r>
-        <w:rPr>
-          <w:rFonts w:ascii="Times New Roman" w:hAnsi="Times New Roman" w:cs="Times New Roman"/>
-          <w:sz w:val="28"/>
-          <w:szCs w:val="28"/>
-        </w:rPr>
-        <w:t>Logistics</w:t>
-      </w:r>
-      <w:proofErr w:type="spellEnd"/>
-      <w:r>
-        <w:rPr>
-          <w:rFonts w:ascii="Times New Roman" w:hAnsi="Times New Roman" w:cs="Times New Roman"/>
-          <w:sz w:val="28"/>
-          <w:szCs w:val="28"/>
-        </w:rPr>
-        <w:t>** — универсальный сервис по работе с заявками, предназначенный для контроля всех этапов работы служб доставки. Система включает веб-версию для администрирования и мобильное приложение для водителей и курьеров. Веб-версия обеспечивает создание и импорт заявок, планирование и оптимизацию маршрутов, мониторинг доставки и формирование отчётов. Мобильное приложение позволяет курьеру видеть назначенные заявки, выставлять статусы («подтвердить»</w:t>
-      </w:r>
-      <w:proofErr w:type="gramStart"/>
-      <w:r>
-        <w:rPr>
-          <w:rFonts w:ascii="Times New Roman" w:hAnsi="Times New Roman" w:cs="Times New Roman"/>
-          <w:sz w:val="28"/>
-          <w:szCs w:val="28"/>
-        </w:rPr>
-        <w:t>/«</w:t>
-      </w:r>
-      <w:proofErr w:type="gramEnd"/>
-      <w:r>
-        <w:rPr>
-          <w:rFonts w:ascii="Times New Roman" w:hAnsi="Times New Roman" w:cs="Times New Roman"/>
-          <w:sz w:val="28"/>
-          <w:szCs w:val="28"/>
-        </w:rPr>
-        <w:t>отклонить»), отправлять комментарии и фотографии, а также общаться с диспетчером через встроенный чат. Система ориентирована на логистические компании с развитой маршрутной сетью и требует постоянного подключения к интернету.</w:t>
-      </w:r>
-    </w:p>
-    <w:p>
-      <w:pPr>
-        <w:spacing w:after="0"/>
-        <w:ind w:firstLine="567"/>
-        <w:jc w:val="both"/>
-        <w:rPr>
-          <w:rFonts w:ascii="Times New Roman" w:hAnsi="Times New Roman" w:cs="Times New Roman"/>
-          <w:sz w:val="28"/>
-          <w:szCs w:val="28"/>
-        </w:rPr>
-      </w:pPr>
-    </w:p>
-    <w:p>
-      <w:pPr>
-        <w:spacing w:after="0"/>
-        <w:ind w:firstLine="567"/>
-        <w:jc w:val="both"/>
-        <w:rPr>
-          <w:rFonts w:ascii="Times New Roman" w:hAnsi="Times New Roman" w:cs="Times New Roman"/>
-          <w:sz w:val="28"/>
-          <w:szCs w:val="28"/>
-        </w:rPr>
-      </w:pPr>
-      <w:r>
-        <w:rPr>
-          <w:rFonts w:ascii="Times New Roman" w:hAnsi="Times New Roman" w:cs="Times New Roman"/>
-          <w:sz w:val="28"/>
-          <w:szCs w:val="28"/>
-        </w:rPr>
-        <w:t>**</w:t>
-      </w:r>
-      <w:proofErr w:type="spellStart"/>
-      <w:r>
-        <w:rPr>
-          <w:rFonts w:ascii="Times New Roman" w:hAnsi="Times New Roman" w:cs="Times New Roman"/>
-          <w:sz w:val="28"/>
-          <w:szCs w:val="28"/>
-        </w:rPr>
-        <w:t>OKdesk</w:t>
-      </w:r>
-      <w:proofErr w:type="spellEnd"/>
-      <w:r>
-        <w:rPr>
-          <w:rFonts w:ascii="Times New Roman" w:hAnsi="Times New Roman" w:cs="Times New Roman"/>
-          <w:sz w:val="28"/>
-          <w:szCs w:val="28"/>
-        </w:rPr>
-        <w:t xml:space="preserve">** — платформа для управления заявками и выездным обслуживанием, позиционируемая как Help Desk для сервисных и выездных служб. Система поддерживает множество каналов регистрации заявок, включая мобильное приложение, и позволяет регистрировать заявки голосом. Ключевые возможности включают отслеживание местоположения исполнителей и заявок на карте в режиме онлайн, назначение работ на ближайших специалистов, планирование маршрутов на день и общение по заявкам прямо в системе. </w:t>
-      </w:r>
-      <w:proofErr w:type="spellStart"/>
-      <w:r>
-        <w:rPr>
-          <w:rFonts w:ascii="Times New Roman" w:hAnsi="Times New Roman" w:cs="Times New Roman"/>
-          <w:sz w:val="28"/>
-          <w:szCs w:val="28"/>
-        </w:rPr>
-        <w:t>OKdesk</w:t>
-      </w:r>
-      <w:proofErr w:type="spellEnd"/>
-      <w:r>
-        <w:rPr>
-          <w:rFonts w:ascii="Times New Roman" w:hAnsi="Times New Roman" w:cs="Times New Roman"/>
-          <w:sz w:val="28"/>
-          <w:szCs w:val="28"/>
-        </w:rPr>
-        <w:t xml:space="preserve"> обеспечивает сокращение сроков выполнения заявок до 40% и экономию расходов на логистику до 30%. Система является облачным решением с абонентской платой.</w:t>
-      </w:r>
-    </w:p>
-    <w:p>
-      <w:pPr>
-        <w:spacing w:after="0"/>
-        <w:ind w:firstLine="567"/>
-        <w:jc w:val="both"/>
-        <w:rPr>
-          <w:rFonts w:ascii="Times New Roman" w:hAnsi="Times New Roman" w:cs="Times New Roman"/>
-          <w:sz w:val="28"/>
-          <w:szCs w:val="28"/>
-        </w:rPr>
-      </w:pPr>
-    </w:p>
-    <w:p>
-      <w:pPr>
-        <w:spacing w:after="0"/>
-        <w:ind w:firstLine="567"/>
-        <w:jc w:val="both"/>
-        <w:rPr>
-          <w:rFonts w:ascii="Times New Roman" w:hAnsi="Times New Roman" w:cs="Times New Roman"/>
-          <w:sz w:val="28"/>
-          <w:szCs w:val="28"/>
-        </w:rPr>
-      </w:pPr>
-      <w:r>
-        <w:rPr>
-          <w:rFonts w:ascii="Times New Roman" w:hAnsi="Times New Roman" w:cs="Times New Roman"/>
-          <w:sz w:val="28"/>
-          <w:szCs w:val="28"/>
-        </w:rPr>
-        <w:t>**</w:t>
-      </w:r>
-      <w:proofErr w:type="spellStart"/>
-      <w:r>
-        <w:rPr>
-          <w:rFonts w:ascii="Times New Roman" w:hAnsi="Times New Roman" w:cs="Times New Roman"/>
-          <w:sz w:val="28"/>
-          <w:szCs w:val="28"/>
-        </w:rPr>
-        <w:t>HubEx</w:t>
-      </w:r>
-      <w:proofErr w:type="spellEnd"/>
-      <w:r>
-        <w:rPr>
-          <w:rFonts w:ascii="Times New Roman" w:hAnsi="Times New Roman" w:cs="Times New Roman"/>
-          <w:sz w:val="28"/>
-          <w:szCs w:val="28"/>
-        </w:rPr>
-        <w:t xml:space="preserve">** — система для автоматизации сервисных процессов и выездных услуг, включающая модули Help Desk, управления заявками и полевыми специалистами. Система реализует </w:t>
-      </w:r>
-      <w:proofErr w:type="spellStart"/>
-      <w:r>
-        <w:rPr>
-          <w:rFonts w:ascii="Times New Roman" w:hAnsi="Times New Roman" w:cs="Times New Roman"/>
-          <w:sz w:val="28"/>
-          <w:szCs w:val="28"/>
-        </w:rPr>
-        <w:t>автодиспетчеризацию</w:t>
-      </w:r>
-      <w:proofErr w:type="spellEnd"/>
-      <w:r>
-        <w:rPr>
-          <w:rFonts w:ascii="Times New Roman" w:hAnsi="Times New Roman" w:cs="Times New Roman"/>
-          <w:sz w:val="28"/>
-          <w:szCs w:val="28"/>
-        </w:rPr>
-        <w:t xml:space="preserve">, сокращая время назначения заявки до 1 минуты, и автоматизирует распределение заявок и планирование расписаний. Исполнитель управляет своими заявками через смартфон: видит актуальный статус работ, ведёт учёт оборудования, согласовывает стоимость работ, пишет комментарии и прикрепляет фотографии. Вся история обслуживания сохраняется в системе. </w:t>
-      </w:r>
-      <w:proofErr w:type="spellStart"/>
-      <w:r>
-        <w:rPr>
-          <w:rFonts w:ascii="Times New Roman" w:hAnsi="Times New Roman" w:cs="Times New Roman"/>
-          <w:sz w:val="28"/>
-          <w:szCs w:val="28"/>
-        </w:rPr>
-        <w:t>HubEx</w:t>
-      </w:r>
-      <w:proofErr w:type="spellEnd"/>
-      <w:r>
-        <w:rPr>
-          <w:rFonts w:ascii="Times New Roman" w:hAnsi="Times New Roman" w:cs="Times New Roman"/>
-          <w:sz w:val="28"/>
-          <w:szCs w:val="28"/>
-        </w:rPr>
-        <w:t xml:space="preserve"> ориентирован на сервисные компании и выездное обслуживание, что частично соответствует задачам курьерской службы.</w:t>
-      </w:r>
-    </w:p>
-    <w:p>
-      <w:pPr>
-        <w:spacing w:after="0"/>
-        <w:ind w:firstLine="567"/>
-        <w:jc w:val="both"/>
-        <w:rPr>
-          <w:rFonts w:ascii="Times New Roman" w:hAnsi="Times New Roman" w:cs="Times New Roman"/>
-          <w:sz w:val="28"/>
-          <w:szCs w:val="28"/>
-        </w:rPr>
-      </w:pPr>
-    </w:p>
-    <w:p>
-      <w:pPr>
-        <w:spacing w:after="0"/>
-        <w:ind w:firstLine="567"/>
-        <w:jc w:val="both"/>
-        <w:rPr>
-          <w:rFonts w:ascii="Times New Roman" w:hAnsi="Times New Roman" w:cs="Times New Roman"/>
-          <w:sz w:val="28"/>
-          <w:szCs w:val="28"/>
-        </w:rPr>
-      </w:pPr>
-      <w:r>
-        <w:rPr>
-          <w:rFonts w:ascii="Times New Roman" w:hAnsi="Times New Roman" w:cs="Times New Roman"/>
-          <w:sz w:val="28"/>
-          <w:szCs w:val="28"/>
-        </w:rPr>
-        <w:t>**</w:t>
-      </w:r>
-      <w:proofErr w:type="spellStart"/>
-      <w:r>
-        <w:rPr>
-          <w:rFonts w:ascii="Times New Roman" w:hAnsi="Times New Roman" w:cs="Times New Roman"/>
-          <w:sz w:val="28"/>
-          <w:szCs w:val="28"/>
-        </w:rPr>
-        <w:t>Zendesk</w:t>
-      </w:r>
-      <w:proofErr w:type="spellEnd"/>
-      <w:r>
-        <w:rPr>
-          <w:rFonts w:ascii="Times New Roman" w:hAnsi="Times New Roman" w:cs="Times New Roman"/>
-          <w:sz w:val="28"/>
-          <w:szCs w:val="28"/>
-        </w:rPr>
-        <w:t xml:space="preserve">** — облачная платформа для управления поддержкой клиентов, широко используемая в логистике и курьерских службах. </w:t>
-      </w:r>
-      <w:proofErr w:type="spellStart"/>
-      <w:r>
-        <w:rPr>
-          <w:rFonts w:ascii="Times New Roman" w:hAnsi="Times New Roman" w:cs="Times New Roman"/>
-          <w:sz w:val="28"/>
-          <w:szCs w:val="28"/>
-        </w:rPr>
-        <w:t>Zendesk</w:t>
-      </w:r>
-      <w:proofErr w:type="spellEnd"/>
-      <w:r>
-        <w:rPr>
-          <w:rFonts w:ascii="Times New Roman" w:hAnsi="Times New Roman" w:cs="Times New Roman"/>
-          <w:sz w:val="28"/>
-          <w:szCs w:val="28"/>
-        </w:rPr>
-        <w:t xml:space="preserve"> представляет собой </w:t>
-      </w:r>
-      <w:proofErr w:type="spellStart"/>
-      <w:r>
-        <w:rPr>
-          <w:rFonts w:ascii="Times New Roman" w:hAnsi="Times New Roman" w:cs="Times New Roman"/>
-          <w:sz w:val="28"/>
-          <w:szCs w:val="28"/>
-        </w:rPr>
-        <w:t>тикет</w:t>
-      </w:r>
-      <w:proofErr w:type="spellEnd"/>
-      <w:r>
-        <w:rPr>
-          <w:rFonts w:ascii="Times New Roman" w:hAnsi="Times New Roman" w:cs="Times New Roman"/>
-          <w:sz w:val="28"/>
-          <w:szCs w:val="28"/>
-        </w:rPr>
-        <w:t>-систему, которая централизует обращения из различных каналов (</w:t>
-      </w:r>
-      <w:proofErr w:type="spellStart"/>
-      <w:r>
-        <w:rPr>
-          <w:rFonts w:ascii="Times New Roman" w:hAnsi="Times New Roman" w:cs="Times New Roman"/>
-          <w:sz w:val="28"/>
-          <w:szCs w:val="28"/>
-        </w:rPr>
-        <w:t>email</w:t>
-      </w:r>
-      <w:proofErr w:type="spellEnd"/>
-      <w:r>
-        <w:rPr>
-          <w:rFonts w:ascii="Times New Roman" w:hAnsi="Times New Roman" w:cs="Times New Roman"/>
-          <w:sz w:val="28"/>
-          <w:szCs w:val="28"/>
-        </w:rPr>
-        <w:t xml:space="preserve">, чат, телефон, социальные сети) и автоматически направляет их нужной команде. Для интеграции с курьерскими службами существует приложение </w:t>
-      </w:r>
-      <w:proofErr w:type="spellStart"/>
-      <w:r>
-        <w:rPr>
-          <w:rFonts w:ascii="Times New Roman" w:hAnsi="Times New Roman" w:cs="Times New Roman"/>
-          <w:sz w:val="28"/>
-          <w:szCs w:val="28"/>
-        </w:rPr>
-        <w:t>Onro</w:t>
-      </w:r>
-      <w:proofErr w:type="spellEnd"/>
-      <w:r>
-        <w:rPr>
-          <w:rFonts w:ascii="Times New Roman" w:hAnsi="Times New Roman" w:cs="Times New Roman"/>
-          <w:sz w:val="28"/>
-          <w:szCs w:val="28"/>
-        </w:rPr>
-        <w:t xml:space="preserve">, которое позволяет агентам поддержки получать информацию о доставке прямо в боковой панели </w:t>
-      </w:r>
-      <w:proofErr w:type="spellStart"/>
-      <w:r>
-        <w:rPr>
-          <w:rFonts w:ascii="Times New Roman" w:hAnsi="Times New Roman" w:cs="Times New Roman"/>
-          <w:sz w:val="28"/>
-          <w:szCs w:val="28"/>
-        </w:rPr>
-        <w:t>тикета</w:t>
-      </w:r>
-      <w:proofErr w:type="spellEnd"/>
-      <w:r>
-        <w:rPr>
-          <w:rFonts w:ascii="Times New Roman" w:hAnsi="Times New Roman" w:cs="Times New Roman"/>
-          <w:sz w:val="28"/>
-          <w:szCs w:val="28"/>
-        </w:rPr>
-        <w:t xml:space="preserve"> </w:t>
-      </w:r>
-      <w:proofErr w:type="spellStart"/>
-      <w:r>
-        <w:rPr>
-          <w:rFonts w:ascii="Times New Roman" w:hAnsi="Times New Roman" w:cs="Times New Roman"/>
-          <w:sz w:val="28"/>
-          <w:szCs w:val="28"/>
-        </w:rPr>
-        <w:t>Zendesk</w:t>
-      </w:r>
-      <w:proofErr w:type="spellEnd"/>
-      <w:r>
-        <w:rPr>
-          <w:rFonts w:ascii="Times New Roman" w:hAnsi="Times New Roman" w:cs="Times New Roman"/>
-          <w:sz w:val="28"/>
-          <w:szCs w:val="28"/>
-        </w:rPr>
-        <w:t xml:space="preserve">: статус заказа, тип доставки, метод доставки и время последнего обновления. </w:t>
-      </w:r>
-      <w:proofErr w:type="spellStart"/>
-      <w:r>
-        <w:rPr>
-          <w:rFonts w:ascii="Times New Roman" w:hAnsi="Times New Roman" w:cs="Times New Roman"/>
-          <w:sz w:val="28"/>
-          <w:szCs w:val="28"/>
-        </w:rPr>
-        <w:t>Zendesk</w:t>
-      </w:r>
-      <w:proofErr w:type="spellEnd"/>
-      <w:r>
-        <w:rPr>
-          <w:rFonts w:ascii="Times New Roman" w:hAnsi="Times New Roman" w:cs="Times New Roman"/>
-          <w:sz w:val="28"/>
-          <w:szCs w:val="28"/>
-        </w:rPr>
-        <w:t xml:space="preserve"> является мощным, но избыточным решением для небольших курьерских служб, ориентированным на клиентскую поддержку, а не на внутреннее управление задачами.</w:t>
-      </w:r>
-    </w:p>
-    <w:p>
-      <w:pPr>
-        <w:spacing w:after="0"/>
-        <w:ind w:firstLine="567"/>
-        <w:jc w:val="both"/>
-        <w:rPr>
-          <w:rFonts w:ascii="Times New Roman" w:hAnsi="Times New Roman" w:cs="Times New Roman"/>
-          <w:sz w:val="28"/>
-          <w:szCs w:val="28"/>
-        </w:rPr>
-      </w:pPr>
-    </w:p>
-    <w:p>
-      <w:pPr>
-        <w:spacing w:after="0"/>
-        <w:ind w:firstLine="567"/>
-        <w:jc w:val="both"/>
-        <w:rPr>
-          <w:rFonts w:ascii="Times New Roman" w:hAnsi="Times New Roman" w:cs="Times New Roman"/>
-          <w:sz w:val="28"/>
-          <w:szCs w:val="28"/>
-        </w:rPr>
-      </w:pPr>
-      <w:r>
-        <w:rPr>
-          <w:rFonts w:ascii="Times New Roman" w:hAnsi="Times New Roman" w:cs="Times New Roman"/>
-          <w:sz w:val="28"/>
-          <w:szCs w:val="28"/>
-        </w:rPr>
-        <w:t>**1</w:t>
-      </w:r>
-      <w:proofErr w:type="gramStart"/>
-      <w:r>
-        <w:rPr>
-          <w:rFonts w:ascii="Times New Roman" w:hAnsi="Times New Roman" w:cs="Times New Roman"/>
-          <w:sz w:val="28"/>
-          <w:szCs w:val="28"/>
-        </w:rPr>
-        <w:t>С:Логистика</w:t>
-      </w:r>
-      <w:proofErr w:type="gramEnd"/>
-      <w:r>
-        <w:rPr>
-          <w:rFonts w:ascii="Times New Roman" w:hAnsi="Times New Roman" w:cs="Times New Roman"/>
-          <w:sz w:val="28"/>
-          <w:szCs w:val="28"/>
-        </w:rPr>
-        <w:t>** — ERP-решение для управления логистическими процессами, включающее функционал работы с заказами, складскими операциями и претензионной работой. В системе реализовано оформление новых заказов на доставку, расчёт стоимости доставки, проведение складских операций (приём/расход отправления, консолидация груза, адресное хранение) и работа по претензионным вопросам клиентов с возможностью уточнения информации о нахождении отправления и отслеживания его передвижения. 1</w:t>
-      </w:r>
-      <w:proofErr w:type="gramStart"/>
-      <w:r>
-        <w:rPr>
-          <w:rFonts w:ascii="Times New Roman" w:hAnsi="Times New Roman" w:cs="Times New Roman"/>
-          <w:sz w:val="28"/>
-          <w:szCs w:val="28"/>
-        </w:rPr>
-        <w:t>С:Логистика</w:t>
-      </w:r>
-      <w:proofErr w:type="gramEnd"/>
-      <w:r>
-        <w:rPr>
-          <w:rFonts w:ascii="Times New Roman" w:hAnsi="Times New Roman" w:cs="Times New Roman"/>
-          <w:sz w:val="28"/>
-          <w:szCs w:val="28"/>
-        </w:rPr>
-        <w:t xml:space="preserve"> является локальным решением, работающим без интернета, однако требует значительных затрат на внедрение, настройку и сопровождение.</w:t>
-      </w:r>
-    </w:p>
-    <w:p>
-      <w:pPr>
-        <w:spacing w:after="0"/>
-        <w:ind w:firstLine="567"/>
-        <w:jc w:val="both"/>
-        <w:rPr>
-          <w:rFonts w:ascii="Times New Roman" w:hAnsi="Times New Roman" w:cs="Times New Roman"/>
-          <w:sz w:val="28"/>
-          <w:szCs w:val="28"/>
-        </w:rPr>
-      </w:pPr>
-    </w:p>
-    <w:p>
-      <w:pPr>
-        <w:spacing w:after="0"/>
-        <w:ind w:firstLine="567"/>
-        <w:jc w:val="both"/>
-        <w:rPr>
-          <w:rFonts w:ascii="Times New Roman" w:hAnsi="Times New Roman" w:cs="Times New Roman"/>
-          <w:sz w:val="28"/>
-          <w:szCs w:val="28"/>
-        </w:rPr>
-      </w:pPr>
-      <w:r>
-        <w:rPr>
-          <w:rFonts w:ascii="Times New Roman" w:hAnsi="Times New Roman" w:cs="Times New Roman"/>
-          <w:sz w:val="28"/>
-          <w:szCs w:val="28"/>
-        </w:rPr>
-        <w:t>### 2.2. Сравнительный анализ по критериям</w:t>
-      </w:r>
-    </w:p>
-    <w:p>
-      <w:pPr>
-        <w:spacing w:after="0"/>
-        <w:ind w:firstLine="567"/>
-        <w:jc w:val="both"/>
-        <w:rPr>
-          <w:rFonts w:ascii="Times New Roman" w:hAnsi="Times New Roman" w:cs="Times New Roman"/>
-          <w:sz w:val="28"/>
-          <w:szCs w:val="28"/>
-        </w:rPr>
-      </w:pPr>
-    </w:p>
-    <w:p>
-      <w:pPr>
-        <w:spacing w:after="0"/>
-        <w:ind w:firstLine="567"/>
-        <w:jc w:val="both"/>
-        <w:rPr>
-          <w:rFonts w:ascii="Times New Roman" w:hAnsi="Times New Roman" w:cs="Times New Roman"/>
-          <w:sz w:val="28"/>
-          <w:szCs w:val="28"/>
-        </w:rPr>
-      </w:pPr>
-      <w:r>
-        <w:rPr>
-          <w:rFonts w:ascii="Times New Roman" w:hAnsi="Times New Roman" w:cs="Times New Roman"/>
-          <w:sz w:val="28"/>
-          <w:szCs w:val="28"/>
-        </w:rPr>
-        <w:t>Для объективной оценки аналогов определены десять критериев, отражающих ключевые требования разрабатываемой ИС: учёт обращений (заявок), разграничение ролей, назначение курьера, автоматическое распределение, логирование статусов, импорт данных из документов Word/Excel, формирование Excel-отчётов, работа без интернета, стоимость внедрения и сложность внедрения.</w:t>
-      </w:r>
-    </w:p>
-    <w:p>
-      <w:pPr>
-        <w:spacing w:after="0"/>
-        <w:ind w:firstLine="567"/>
-        <w:jc w:val="both"/>
-        <w:rPr>
-          <w:rFonts w:ascii="Times New Roman" w:hAnsi="Times New Roman" w:cs="Times New Roman"/>
-          <w:sz w:val="28"/>
-          <w:szCs w:val="28"/>
-        </w:rPr>
-      </w:pPr>
-    </w:p>
-    <w:p>
-      <w:pPr>
-        <w:spacing w:after="0"/>
-        <w:ind w:firstLine="567"/>
-        <w:jc w:val="both"/>
-        <w:rPr>
-          <w:rFonts w:ascii="Times New Roman" w:hAnsi="Times New Roman" w:cs="Times New Roman"/>
-          <w:sz w:val="28"/>
-          <w:szCs w:val="28"/>
-        </w:rPr>
-      </w:pPr>
-      <w:r>
-        <w:rPr>
-          <w:rFonts w:ascii="Times New Roman" w:hAnsi="Times New Roman" w:cs="Times New Roman"/>
-          <w:sz w:val="28"/>
-          <w:szCs w:val="28"/>
-        </w:rPr>
-        <w:t xml:space="preserve">| Критерий | </w:t>
-      </w:r>
-      <w:proofErr w:type="spellStart"/>
-      <w:r>
-        <w:rPr>
-          <w:rFonts w:ascii="Times New Roman" w:hAnsi="Times New Roman" w:cs="Times New Roman"/>
-          <w:sz w:val="28"/>
-          <w:szCs w:val="28"/>
-        </w:rPr>
-        <w:t>Wialon</w:t>
-      </w:r>
-      <w:proofErr w:type="spellEnd"/>
-      <w:r>
-        <w:rPr>
-          <w:rFonts w:ascii="Times New Roman" w:hAnsi="Times New Roman" w:cs="Times New Roman"/>
-          <w:sz w:val="28"/>
-          <w:szCs w:val="28"/>
-        </w:rPr>
-        <w:t xml:space="preserve"> </w:t>
-      </w:r>
-      <w:proofErr w:type="spellStart"/>
-      <w:r>
-        <w:rPr>
-          <w:rFonts w:ascii="Times New Roman" w:hAnsi="Times New Roman" w:cs="Times New Roman"/>
-          <w:sz w:val="28"/>
-          <w:szCs w:val="28"/>
-        </w:rPr>
-        <w:t>Logistics</w:t>
-      </w:r>
-      <w:proofErr w:type="spellEnd"/>
-      <w:r>
-        <w:rPr>
-          <w:rFonts w:ascii="Times New Roman" w:hAnsi="Times New Roman" w:cs="Times New Roman"/>
-          <w:sz w:val="28"/>
-          <w:szCs w:val="28"/>
-        </w:rPr>
-        <w:t xml:space="preserve"> | </w:t>
-      </w:r>
-      <w:proofErr w:type="spellStart"/>
-      <w:r>
-        <w:rPr>
-          <w:rFonts w:ascii="Times New Roman" w:hAnsi="Times New Roman" w:cs="Times New Roman"/>
-          <w:sz w:val="28"/>
-          <w:szCs w:val="28"/>
-        </w:rPr>
-        <w:t>OKdesk</w:t>
-      </w:r>
-      <w:proofErr w:type="spellEnd"/>
-      <w:r>
-        <w:rPr>
-          <w:rFonts w:ascii="Times New Roman" w:hAnsi="Times New Roman" w:cs="Times New Roman"/>
-          <w:sz w:val="28"/>
-          <w:szCs w:val="28"/>
-        </w:rPr>
-        <w:t xml:space="preserve"> | </w:t>
-      </w:r>
-      <w:proofErr w:type="spellStart"/>
-      <w:r>
-        <w:rPr>
-          <w:rFonts w:ascii="Times New Roman" w:hAnsi="Times New Roman" w:cs="Times New Roman"/>
-          <w:sz w:val="28"/>
-          <w:szCs w:val="28"/>
-        </w:rPr>
-        <w:t>HubEx</w:t>
-      </w:r>
-      <w:proofErr w:type="spellEnd"/>
-      <w:r>
-        <w:rPr>
-          <w:rFonts w:ascii="Times New Roman" w:hAnsi="Times New Roman" w:cs="Times New Roman"/>
-          <w:sz w:val="28"/>
-          <w:szCs w:val="28"/>
-        </w:rPr>
-        <w:t xml:space="preserve"> | </w:t>
-      </w:r>
-      <w:proofErr w:type="spellStart"/>
-      <w:r>
-        <w:rPr>
-          <w:rFonts w:ascii="Times New Roman" w:hAnsi="Times New Roman" w:cs="Times New Roman"/>
-          <w:sz w:val="28"/>
-          <w:szCs w:val="28"/>
-        </w:rPr>
-        <w:t>Zendesk</w:t>
-      </w:r>
-      <w:proofErr w:type="spellEnd"/>
-      <w:r>
-        <w:rPr>
-          <w:rFonts w:ascii="Times New Roman" w:hAnsi="Times New Roman" w:cs="Times New Roman"/>
-          <w:sz w:val="28"/>
-          <w:szCs w:val="28"/>
-        </w:rPr>
-        <w:t xml:space="preserve"> | 1</w:t>
-      </w:r>
-      <w:proofErr w:type="gramStart"/>
-      <w:r>
-        <w:rPr>
-          <w:rFonts w:ascii="Times New Roman" w:hAnsi="Times New Roman" w:cs="Times New Roman"/>
-          <w:sz w:val="28"/>
-          <w:szCs w:val="28"/>
-        </w:rPr>
-        <w:t>С:Логистика</w:t>
-      </w:r>
-      <w:proofErr w:type="gramEnd"/>
-      <w:r>
-        <w:rPr>
-          <w:rFonts w:ascii="Times New Roman" w:hAnsi="Times New Roman" w:cs="Times New Roman"/>
-          <w:sz w:val="28"/>
-          <w:szCs w:val="28"/>
-        </w:rPr>
-        <w:t xml:space="preserve"> | Разрабатываемая ИС |</w:t>
-      </w:r>
-    </w:p>
-    <w:p>
-      <w:pPr>
-        <w:spacing w:after="0"/>
-        <w:ind w:firstLine="567"/>
-        <w:jc w:val="both"/>
-        <w:rPr>
-          <w:rFonts w:ascii="Times New Roman" w:hAnsi="Times New Roman" w:cs="Times New Roman"/>
-          <w:sz w:val="28"/>
-          <w:szCs w:val="28"/>
-        </w:rPr>
-      </w:pPr>
-      <w:r>
-        <w:rPr>
-          <w:rFonts w:ascii="Times New Roman" w:hAnsi="Times New Roman" w:cs="Times New Roman"/>
-          <w:sz w:val="28"/>
-          <w:szCs w:val="28"/>
-        </w:rPr>
-        <w:t>|:---|:---:|:---:|:---:|:---:|:---:|:---:|</w:t>
-      </w:r>
-    </w:p>
-    <w:p>
-      <w:pPr>
-        <w:spacing w:after="0"/>
-        <w:ind w:firstLine="567"/>
-        <w:jc w:val="both"/>
-        <w:rPr>
-          <w:rFonts w:ascii="Times New Roman" w:hAnsi="Times New Roman" w:cs="Times New Roman"/>
-          <w:sz w:val="28"/>
-          <w:szCs w:val="28"/>
-        </w:rPr>
-      </w:pPr>
-      <w:r>
-        <w:rPr>
-          <w:rFonts w:ascii="Times New Roman" w:hAnsi="Times New Roman" w:cs="Times New Roman"/>
-          <w:sz w:val="28"/>
-          <w:szCs w:val="28"/>
-        </w:rPr>
-        <w:t xml:space="preserve">| Учёт обращений (заявок) | </w:t>
-      </w:r>
-      <w:r>
-        <w:rPr>
-          <w:rFonts w:ascii="Segoe UI Emoji" w:hAnsi="Segoe UI Emoji" w:cs="Segoe UI Emoji"/>
-          <w:sz w:val="28"/>
-          <w:szCs w:val="28"/>
-        </w:rPr>
-        <w:t>✅</w:t>
-      </w:r>
-      <w:r>
-        <w:rPr>
-          <w:rFonts w:ascii="Times New Roman" w:hAnsi="Times New Roman" w:cs="Times New Roman"/>
-          <w:sz w:val="28"/>
-          <w:szCs w:val="28"/>
-        </w:rPr>
-        <w:t xml:space="preserve"> | </w:t>
-      </w:r>
-      <w:r>
-        <w:rPr>
-          <w:rFonts w:ascii="Segoe UI Emoji" w:hAnsi="Segoe UI Emoji" w:cs="Segoe UI Emoji"/>
-          <w:sz w:val="28"/>
-          <w:szCs w:val="28"/>
-        </w:rPr>
-        <w:t>✅</w:t>
-      </w:r>
-      <w:r>
-        <w:rPr>
-          <w:rFonts w:ascii="Times New Roman" w:hAnsi="Times New Roman" w:cs="Times New Roman"/>
-          <w:sz w:val="28"/>
-          <w:szCs w:val="28"/>
-        </w:rPr>
-        <w:t xml:space="preserve"> | </w:t>
-      </w:r>
-      <w:r>
-        <w:rPr>
-          <w:rFonts w:ascii="Segoe UI Emoji" w:hAnsi="Segoe UI Emoji" w:cs="Segoe UI Emoji"/>
-          <w:sz w:val="28"/>
-          <w:szCs w:val="28"/>
-        </w:rPr>
-        <w:t>✅</w:t>
-      </w:r>
-      <w:r>
-        <w:rPr>
-          <w:rFonts w:ascii="Times New Roman" w:hAnsi="Times New Roman" w:cs="Times New Roman"/>
-          <w:sz w:val="28"/>
-          <w:szCs w:val="28"/>
-        </w:rPr>
-        <w:t xml:space="preserve"> | </w:t>
-      </w:r>
-      <w:r>
-        <w:rPr>
-          <w:rFonts w:ascii="Segoe UI Emoji" w:hAnsi="Segoe UI Emoji" w:cs="Segoe UI Emoji"/>
-          <w:sz w:val="28"/>
-          <w:szCs w:val="28"/>
-        </w:rPr>
-        <w:t>✅</w:t>
-      </w:r>
-      <w:r>
-        <w:rPr>
-          <w:rFonts w:ascii="Times New Roman" w:hAnsi="Times New Roman" w:cs="Times New Roman"/>
-          <w:sz w:val="28"/>
-          <w:szCs w:val="28"/>
-        </w:rPr>
-        <w:t xml:space="preserve"> | </w:t>
-      </w:r>
-      <w:r>
-        <w:rPr>
-          <w:rFonts w:ascii="Segoe UI Emoji" w:hAnsi="Segoe UI Emoji" w:cs="Segoe UI Emoji"/>
-          <w:sz w:val="28"/>
-          <w:szCs w:val="28"/>
-        </w:rPr>
-        <w:t>✅</w:t>
-      </w:r>
-      <w:r>
-        <w:rPr>
-          <w:rFonts w:ascii="Times New Roman" w:hAnsi="Times New Roman" w:cs="Times New Roman"/>
-          <w:sz w:val="28"/>
-          <w:szCs w:val="28"/>
-        </w:rPr>
-        <w:t xml:space="preserve"> | </w:t>
-      </w:r>
-      <w:r>
-        <w:rPr>
-          <w:rFonts w:ascii="Segoe UI Emoji" w:hAnsi="Segoe UI Emoji" w:cs="Segoe UI Emoji"/>
-          <w:sz w:val="28"/>
-          <w:szCs w:val="28"/>
-        </w:rPr>
-        <w:t>✅</w:t>
-      </w:r>
-      <w:r>
-        <w:rPr>
-          <w:rFonts w:ascii="Times New Roman" w:hAnsi="Times New Roman" w:cs="Times New Roman"/>
-          <w:sz w:val="28"/>
-          <w:szCs w:val="28"/>
-        </w:rPr>
-        <w:t xml:space="preserve"> |</w:t>
-      </w:r>
-    </w:p>
-    <w:p>
-      <w:pPr>
-        <w:spacing w:after="0"/>
-        <w:ind w:firstLine="567"/>
-        <w:jc w:val="both"/>
-        <w:rPr>
-          <w:rFonts w:ascii="Times New Roman" w:hAnsi="Times New Roman" w:cs="Times New Roman"/>
-          <w:sz w:val="28"/>
-          <w:szCs w:val="28"/>
-        </w:rPr>
-      </w:pPr>
-      <w:r>
-        <w:rPr>
-          <w:rFonts w:ascii="Times New Roman" w:hAnsi="Times New Roman" w:cs="Times New Roman"/>
-          <w:sz w:val="28"/>
-          <w:szCs w:val="28"/>
-        </w:rPr>
-        <w:t xml:space="preserve">| Разграничение ролей | </w:t>
-      </w:r>
-      <w:r>
-        <w:rPr>
-          <w:rFonts w:ascii="Segoe UI Emoji" w:hAnsi="Segoe UI Emoji" w:cs="Segoe UI Emoji"/>
-          <w:sz w:val="28"/>
-          <w:szCs w:val="28"/>
-        </w:rPr>
-        <w:t>✅</w:t>
-      </w:r>
-      <w:r>
-        <w:rPr>
-          <w:rFonts w:ascii="Times New Roman" w:hAnsi="Times New Roman" w:cs="Times New Roman"/>
-          <w:sz w:val="28"/>
-          <w:szCs w:val="28"/>
-        </w:rPr>
-        <w:t xml:space="preserve"> | </w:t>
-      </w:r>
-      <w:r>
-        <w:rPr>
-          <w:rFonts w:ascii="Segoe UI Emoji" w:hAnsi="Segoe UI Emoji" w:cs="Segoe UI Emoji"/>
-          <w:sz w:val="28"/>
-          <w:szCs w:val="28"/>
-        </w:rPr>
-        <w:t>✅</w:t>
-      </w:r>
-      <w:r>
-        <w:rPr>
-          <w:rFonts w:ascii="Times New Roman" w:hAnsi="Times New Roman" w:cs="Times New Roman"/>
-          <w:sz w:val="28"/>
-          <w:szCs w:val="28"/>
-        </w:rPr>
-        <w:t xml:space="preserve"> | </w:t>
-      </w:r>
-      <w:r>
-        <w:rPr>
-          <w:rFonts w:ascii="Segoe UI Emoji" w:hAnsi="Segoe UI Emoji" w:cs="Segoe UI Emoji"/>
-          <w:sz w:val="28"/>
-          <w:szCs w:val="28"/>
-        </w:rPr>
-        <w:t>✅</w:t>
-      </w:r>
-      <w:r>
-        <w:rPr>
-          <w:rFonts w:ascii="Times New Roman" w:hAnsi="Times New Roman" w:cs="Times New Roman"/>
-          <w:sz w:val="28"/>
-          <w:szCs w:val="28"/>
-        </w:rPr>
-        <w:t xml:space="preserve"> | </w:t>
-      </w:r>
-      <w:r>
-        <w:rPr>
-          <w:rFonts w:ascii="Segoe UI Emoji" w:hAnsi="Segoe UI Emoji" w:cs="Segoe UI Emoji"/>
-          <w:sz w:val="28"/>
-          <w:szCs w:val="28"/>
-        </w:rPr>
-        <w:t>✅</w:t>
-      </w:r>
-      <w:r>
-        <w:rPr>
-          <w:rFonts w:ascii="Times New Roman" w:hAnsi="Times New Roman" w:cs="Times New Roman"/>
-          <w:sz w:val="28"/>
-          <w:szCs w:val="28"/>
-        </w:rPr>
-        <w:t xml:space="preserve"> | </w:t>
-      </w:r>
-      <w:r>
-        <w:rPr>
-          <w:rFonts w:ascii="Segoe UI Emoji" w:hAnsi="Segoe UI Emoji" w:cs="Segoe UI Emoji"/>
-          <w:sz w:val="28"/>
-          <w:szCs w:val="28"/>
-        </w:rPr>
-        <w:t>✅</w:t>
-      </w:r>
-      <w:r>
-        <w:rPr>
-          <w:rFonts w:ascii="Times New Roman" w:hAnsi="Times New Roman" w:cs="Times New Roman"/>
-          <w:sz w:val="28"/>
-          <w:szCs w:val="28"/>
-        </w:rPr>
-        <w:t xml:space="preserve"> | </w:t>
-      </w:r>
-      <w:r>
-        <w:rPr>
-          <w:rFonts w:ascii="Segoe UI Emoji" w:hAnsi="Segoe UI Emoji" w:cs="Segoe UI Emoji"/>
-          <w:sz w:val="28"/>
-          <w:szCs w:val="28"/>
-        </w:rPr>
-        <w:t>✅</w:t>
-      </w:r>
-      <w:r>
-        <w:rPr>
-          <w:rFonts w:ascii="Times New Roman" w:hAnsi="Times New Roman" w:cs="Times New Roman"/>
-          <w:sz w:val="28"/>
-          <w:szCs w:val="28"/>
-        </w:rPr>
-        <w:t xml:space="preserve"> |</w:t>
-      </w:r>
-    </w:p>
-    <w:p>
-      <w:pPr>
-        <w:spacing w:after="0"/>
-        <w:ind w:firstLine="567"/>
-        <w:jc w:val="both"/>
-        <w:rPr>
-          <w:rFonts w:ascii="Times New Roman" w:hAnsi="Times New Roman" w:cs="Times New Roman"/>
-          <w:sz w:val="28"/>
-          <w:szCs w:val="28"/>
-        </w:rPr>
-      </w:pPr>
-      <w:r>
-        <w:rPr>
-          <w:rFonts w:ascii="Times New Roman" w:hAnsi="Times New Roman" w:cs="Times New Roman"/>
-          <w:sz w:val="28"/>
-          <w:szCs w:val="28"/>
-        </w:rPr>
-        <w:t xml:space="preserve">| Назначение курьера (ручное) | </w:t>
-      </w:r>
-      <w:r>
-        <w:rPr>
-          <w:rFonts w:ascii="Segoe UI Emoji" w:hAnsi="Segoe UI Emoji" w:cs="Segoe UI Emoji"/>
-          <w:sz w:val="28"/>
-          <w:szCs w:val="28"/>
-        </w:rPr>
-        <w:t>✅</w:t>
-      </w:r>
-      <w:r>
-        <w:rPr>
-          <w:rFonts w:ascii="Times New Roman" w:hAnsi="Times New Roman" w:cs="Times New Roman"/>
-          <w:sz w:val="28"/>
-          <w:szCs w:val="28"/>
-        </w:rPr>
-        <w:t xml:space="preserve"> | </w:t>
-      </w:r>
-      <w:r>
-        <w:rPr>
-          <w:rFonts w:ascii="Segoe UI Emoji" w:hAnsi="Segoe UI Emoji" w:cs="Segoe UI Emoji"/>
-          <w:sz w:val="28"/>
-          <w:szCs w:val="28"/>
-        </w:rPr>
-        <w:t>✅</w:t>
-      </w:r>
-      <w:r>
-        <w:rPr>
-          <w:rFonts w:ascii="Times New Roman" w:hAnsi="Times New Roman" w:cs="Times New Roman"/>
-          <w:sz w:val="28"/>
-          <w:szCs w:val="28"/>
-        </w:rPr>
-        <w:t xml:space="preserve"> | </w:t>
-      </w:r>
-      <w:r>
-        <w:rPr>
-          <w:rFonts w:ascii="Segoe UI Emoji" w:hAnsi="Segoe UI Emoji" w:cs="Segoe UI Emoji"/>
-          <w:sz w:val="28"/>
-          <w:szCs w:val="28"/>
-        </w:rPr>
-        <w:t>✅</w:t>
-      </w:r>
-      <w:r>
-        <w:rPr>
-          <w:rFonts w:ascii="Times New Roman" w:hAnsi="Times New Roman" w:cs="Times New Roman"/>
-          <w:sz w:val="28"/>
-          <w:szCs w:val="28"/>
-        </w:rPr>
-        <w:t xml:space="preserve"> | </w:t>
-      </w:r>
-      <w:r>
-        <w:rPr>
-          <w:rFonts w:ascii="Segoe UI Emoji" w:hAnsi="Segoe UI Emoji" w:cs="Segoe UI Emoji"/>
-          <w:sz w:val="28"/>
-          <w:szCs w:val="28"/>
-        </w:rPr>
-        <w:t>❌</w:t>
-      </w:r>
-      <w:r>
-        <w:rPr>
-          <w:rFonts w:ascii="Times New Roman" w:hAnsi="Times New Roman" w:cs="Times New Roman"/>
-          <w:sz w:val="28"/>
-          <w:szCs w:val="28"/>
-        </w:rPr>
-        <w:t xml:space="preserve"> | </w:t>
-      </w:r>
-      <w:r>
-        <w:rPr>
-          <w:rFonts w:ascii="Segoe UI Emoji" w:hAnsi="Segoe UI Emoji" w:cs="Segoe UI Emoji"/>
-          <w:sz w:val="28"/>
-          <w:szCs w:val="28"/>
-        </w:rPr>
-        <w:t>✅</w:t>
-      </w:r>
-      <w:r>
-        <w:rPr>
-          <w:rFonts w:ascii="Times New Roman" w:hAnsi="Times New Roman" w:cs="Times New Roman"/>
-          <w:sz w:val="28"/>
-          <w:szCs w:val="28"/>
-        </w:rPr>
-        <w:t xml:space="preserve"> | </w:t>
-      </w:r>
-      <w:r>
-        <w:rPr>
-          <w:rFonts w:ascii="Segoe UI Emoji" w:hAnsi="Segoe UI Emoji" w:cs="Segoe UI Emoji"/>
-          <w:sz w:val="28"/>
-          <w:szCs w:val="28"/>
-        </w:rPr>
-        <w:t>✅</w:t>
-      </w:r>
-      <w:r>
-        <w:rPr>
-          <w:rFonts w:ascii="Times New Roman" w:hAnsi="Times New Roman" w:cs="Times New Roman"/>
-          <w:sz w:val="28"/>
-          <w:szCs w:val="28"/>
-        </w:rPr>
-        <w:t xml:space="preserve"> |</w:t>
-      </w:r>
-    </w:p>
-    <w:p>
-      <w:pPr>
-        <w:spacing w:after="0"/>
-        <w:ind w:firstLine="567"/>
-        <w:jc w:val="both"/>
-        <w:rPr>
-          <w:rFonts w:ascii="Times New Roman" w:hAnsi="Times New Roman" w:cs="Times New Roman"/>
-          <w:sz w:val="28"/>
-          <w:szCs w:val="28"/>
-        </w:rPr>
-      </w:pPr>
-      <w:r>
-        <w:rPr>
-          <w:rFonts w:ascii="Times New Roman" w:hAnsi="Times New Roman" w:cs="Times New Roman"/>
-          <w:sz w:val="28"/>
-          <w:szCs w:val="28"/>
-        </w:rPr>
-        <w:t xml:space="preserve">| Автоматическое распределение | </w:t>
-      </w:r>
-      <w:r>
-        <w:rPr>
-          <w:rFonts w:ascii="Segoe UI Emoji" w:hAnsi="Segoe UI Emoji" w:cs="Segoe UI Emoji"/>
-          <w:sz w:val="28"/>
-          <w:szCs w:val="28"/>
-        </w:rPr>
-        <w:t>✅</w:t>
-      </w:r>
-      <w:r>
-        <w:rPr>
-          <w:rFonts w:ascii="Times New Roman" w:hAnsi="Times New Roman" w:cs="Times New Roman"/>
-          <w:sz w:val="28"/>
-          <w:szCs w:val="28"/>
-        </w:rPr>
-        <w:t xml:space="preserve"> | </w:t>
-      </w:r>
-      <w:r>
-        <w:rPr>
-          <w:rFonts w:ascii="Segoe UI Emoji" w:hAnsi="Segoe UI Emoji" w:cs="Segoe UI Emoji"/>
-          <w:sz w:val="28"/>
-          <w:szCs w:val="28"/>
-        </w:rPr>
-        <w:t>✅</w:t>
-      </w:r>
-      <w:r>
-        <w:rPr>
-          <w:rFonts w:ascii="Times New Roman" w:hAnsi="Times New Roman" w:cs="Times New Roman"/>
-          <w:sz w:val="28"/>
-          <w:szCs w:val="28"/>
-        </w:rPr>
-        <w:t xml:space="preserve"> | </w:t>
-      </w:r>
-      <w:r>
-        <w:rPr>
-          <w:rFonts w:ascii="Segoe UI Emoji" w:hAnsi="Segoe UI Emoji" w:cs="Segoe UI Emoji"/>
-          <w:sz w:val="28"/>
-          <w:szCs w:val="28"/>
-        </w:rPr>
-        <w:t>✅</w:t>
-      </w:r>
-      <w:r>
-        <w:rPr>
-          <w:rFonts w:ascii="Times New Roman" w:hAnsi="Times New Roman" w:cs="Times New Roman"/>
-          <w:sz w:val="28"/>
-          <w:szCs w:val="28"/>
-        </w:rPr>
-        <w:t xml:space="preserve"> | </w:t>
-      </w:r>
-      <w:r>
-        <w:rPr>
-          <w:rFonts w:ascii="Segoe UI Emoji" w:hAnsi="Segoe UI Emoji" w:cs="Segoe UI Emoji"/>
-          <w:sz w:val="28"/>
-          <w:szCs w:val="28"/>
-        </w:rPr>
-        <w:t>❌</w:t>
-      </w:r>
-      <w:r>
-        <w:rPr>
-          <w:rFonts w:ascii="Times New Roman" w:hAnsi="Times New Roman" w:cs="Times New Roman"/>
-          <w:sz w:val="28"/>
-          <w:szCs w:val="28"/>
-        </w:rPr>
-        <w:t xml:space="preserve"> | </w:t>
-      </w:r>
-      <w:r>
-        <w:rPr>
-          <w:rFonts w:ascii="Segoe UI Emoji" w:hAnsi="Segoe UI Emoji" w:cs="Segoe UI Emoji"/>
-          <w:sz w:val="28"/>
-          <w:szCs w:val="28"/>
-        </w:rPr>
-        <w:t>❌</w:t>
-      </w:r>
-      <w:r>
-        <w:rPr>
-          <w:rFonts w:ascii="Times New Roman" w:hAnsi="Times New Roman" w:cs="Times New Roman"/>
-          <w:sz w:val="28"/>
-          <w:szCs w:val="28"/>
-        </w:rPr>
-        <w:t xml:space="preserve"> | </w:t>
-      </w:r>
-      <w:r>
-        <w:rPr>
-          <w:rFonts w:ascii="Segoe UI Emoji" w:hAnsi="Segoe UI Emoji" w:cs="Segoe UI Emoji"/>
-          <w:sz w:val="28"/>
-          <w:szCs w:val="28"/>
-        </w:rPr>
-        <w:t>✅</w:t>
-      </w:r>
-      <w:r>
-        <w:rPr>
-          <w:rFonts w:ascii="Times New Roman" w:hAnsi="Times New Roman" w:cs="Times New Roman"/>
-          <w:sz w:val="28"/>
-          <w:szCs w:val="28"/>
-        </w:rPr>
-        <w:t xml:space="preserve"> |</w:t>
-      </w:r>
-    </w:p>
-    <w:p>
-      <w:pPr>
-        <w:spacing w:after="0"/>
-        <w:ind w:firstLine="567"/>
-        <w:jc w:val="both"/>
-        <w:rPr>
-          <w:rFonts w:ascii="Times New Roman" w:hAnsi="Times New Roman" w:cs="Times New Roman"/>
-          <w:sz w:val="28"/>
-          <w:szCs w:val="28"/>
-        </w:rPr>
-      </w:pPr>
-      <w:r>
-        <w:rPr>
-          <w:rFonts w:ascii="Times New Roman" w:hAnsi="Times New Roman" w:cs="Times New Roman"/>
-          <w:sz w:val="28"/>
-          <w:szCs w:val="28"/>
-        </w:rPr>
-        <w:t xml:space="preserve">| Логирование статусов | </w:t>
-      </w:r>
-      <w:r>
-        <w:rPr>
-          <w:rFonts w:ascii="Segoe UI Emoji" w:hAnsi="Segoe UI Emoji" w:cs="Segoe UI Emoji"/>
-          <w:sz w:val="28"/>
-          <w:szCs w:val="28"/>
-        </w:rPr>
-        <w:t>✅</w:t>
-      </w:r>
-      <w:r>
-        <w:rPr>
-          <w:rFonts w:ascii="Times New Roman" w:hAnsi="Times New Roman" w:cs="Times New Roman"/>
-          <w:sz w:val="28"/>
-          <w:szCs w:val="28"/>
-        </w:rPr>
-        <w:t xml:space="preserve"> | </w:t>
-      </w:r>
-      <w:r>
-        <w:rPr>
-          <w:rFonts w:ascii="Segoe UI Emoji" w:hAnsi="Segoe UI Emoji" w:cs="Segoe UI Emoji"/>
-          <w:sz w:val="28"/>
-          <w:szCs w:val="28"/>
-        </w:rPr>
-        <w:t>✅</w:t>
-      </w:r>
-      <w:r>
-        <w:rPr>
-          <w:rFonts w:ascii="Times New Roman" w:hAnsi="Times New Roman" w:cs="Times New Roman"/>
-          <w:sz w:val="28"/>
-          <w:szCs w:val="28"/>
-        </w:rPr>
-        <w:t xml:space="preserve"> | </w:t>
-      </w:r>
-      <w:r>
-        <w:rPr>
-          <w:rFonts w:ascii="Segoe UI Emoji" w:hAnsi="Segoe UI Emoji" w:cs="Segoe UI Emoji"/>
-          <w:sz w:val="28"/>
-          <w:szCs w:val="28"/>
-        </w:rPr>
-        <w:t>✅</w:t>
-      </w:r>
-      <w:r>
-        <w:rPr>
-          <w:rFonts w:ascii="Times New Roman" w:hAnsi="Times New Roman" w:cs="Times New Roman"/>
-          <w:sz w:val="28"/>
-          <w:szCs w:val="28"/>
-        </w:rPr>
-        <w:t xml:space="preserve"> | </w:t>
-      </w:r>
-      <w:r>
-        <w:rPr>
-          <w:rFonts w:ascii="Segoe UI Emoji" w:hAnsi="Segoe UI Emoji" w:cs="Segoe UI Emoji"/>
-          <w:sz w:val="28"/>
-          <w:szCs w:val="28"/>
-        </w:rPr>
-        <w:t>✅</w:t>
-      </w:r>
-      <w:r>
-        <w:rPr>
-          <w:rFonts w:ascii="Times New Roman" w:hAnsi="Times New Roman" w:cs="Times New Roman"/>
-          <w:sz w:val="28"/>
-          <w:szCs w:val="28"/>
-        </w:rPr>
-        <w:t xml:space="preserve"> | </w:t>
-      </w:r>
-      <w:r>
-        <w:rPr>
-          <w:rFonts w:ascii="Segoe UI Emoji" w:hAnsi="Segoe UI Emoji" w:cs="Segoe UI Emoji"/>
-          <w:sz w:val="28"/>
-          <w:szCs w:val="28"/>
-        </w:rPr>
-        <w:t>✅</w:t>
-      </w:r>
-      <w:r>
-        <w:rPr>
-          <w:rFonts w:ascii="Times New Roman" w:hAnsi="Times New Roman" w:cs="Times New Roman"/>
-          <w:sz w:val="28"/>
-          <w:szCs w:val="28"/>
-        </w:rPr>
-        <w:t xml:space="preserve"> | </w:t>
-      </w:r>
-      <w:r>
-        <w:rPr>
-          <w:rFonts w:ascii="Segoe UI Emoji" w:hAnsi="Segoe UI Emoji" w:cs="Segoe UI Emoji"/>
-          <w:sz w:val="28"/>
-          <w:szCs w:val="28"/>
-        </w:rPr>
-        <w:t>✅</w:t>
-      </w:r>
-      <w:r>
-        <w:rPr>
-          <w:rFonts w:ascii="Times New Roman" w:hAnsi="Times New Roman" w:cs="Times New Roman"/>
-          <w:sz w:val="28"/>
-          <w:szCs w:val="28"/>
-        </w:rPr>
-        <w:t xml:space="preserve"> |</w:t>
-      </w:r>
-    </w:p>
-    <w:p>
-      <w:pPr>
-        <w:spacing w:after="0"/>
-        <w:ind w:firstLine="567"/>
-        <w:jc w:val="both"/>
-        <w:rPr>
-          <w:rFonts w:ascii="Times New Roman" w:hAnsi="Times New Roman" w:cs="Times New Roman"/>
-          <w:sz w:val="28"/>
-          <w:szCs w:val="28"/>
-        </w:rPr>
-      </w:pPr>
-      <w:r>
-        <w:rPr>
-          <w:rFonts w:ascii="Times New Roman" w:hAnsi="Times New Roman" w:cs="Times New Roman"/>
-          <w:sz w:val="28"/>
-          <w:szCs w:val="28"/>
-        </w:rPr>
-        <w:lastRenderedPageBreak/>
-        <w:t xml:space="preserve">| Импорт из Word/Excel | </w:t>
-      </w:r>
-      <w:r>
-        <w:rPr>
-          <w:rFonts w:ascii="Segoe UI Emoji" w:hAnsi="Segoe UI Emoji" w:cs="Segoe UI Emoji"/>
-          <w:sz w:val="28"/>
-          <w:szCs w:val="28"/>
-        </w:rPr>
-        <w:t>❌</w:t>
-      </w:r>
-      <w:r>
-        <w:rPr>
-          <w:rFonts w:ascii="Times New Roman" w:hAnsi="Times New Roman" w:cs="Times New Roman"/>
-          <w:sz w:val="28"/>
-          <w:szCs w:val="28"/>
-        </w:rPr>
-        <w:t xml:space="preserve"> | </w:t>
-      </w:r>
-      <w:r>
-        <w:rPr>
-          <w:rFonts w:ascii="Segoe UI Emoji" w:hAnsi="Segoe UI Emoji" w:cs="Segoe UI Emoji"/>
-          <w:sz w:val="28"/>
-          <w:szCs w:val="28"/>
-        </w:rPr>
-        <w:t>❌</w:t>
-      </w:r>
-      <w:r>
-        <w:rPr>
-          <w:rFonts w:ascii="Times New Roman" w:hAnsi="Times New Roman" w:cs="Times New Roman"/>
-          <w:sz w:val="28"/>
-          <w:szCs w:val="28"/>
-        </w:rPr>
-        <w:t xml:space="preserve"> | </w:t>
-      </w:r>
-      <w:r>
-        <w:rPr>
-          <w:rFonts w:ascii="Segoe UI Emoji" w:hAnsi="Segoe UI Emoji" w:cs="Segoe UI Emoji"/>
-          <w:sz w:val="28"/>
-          <w:szCs w:val="28"/>
-        </w:rPr>
-        <w:t>❌</w:t>
-      </w:r>
-      <w:r>
-        <w:rPr>
-          <w:rFonts w:ascii="Times New Roman" w:hAnsi="Times New Roman" w:cs="Times New Roman"/>
-          <w:sz w:val="28"/>
-          <w:szCs w:val="28"/>
-        </w:rPr>
-        <w:t xml:space="preserve"> | </w:t>
-      </w:r>
-      <w:r>
-        <w:rPr>
-          <w:rFonts w:ascii="Segoe UI Emoji" w:hAnsi="Segoe UI Emoji" w:cs="Segoe UI Emoji"/>
-          <w:sz w:val="28"/>
-          <w:szCs w:val="28"/>
-        </w:rPr>
-        <w:t>❌</w:t>
-      </w:r>
-      <w:r>
-        <w:rPr>
-          <w:rFonts w:ascii="Times New Roman" w:hAnsi="Times New Roman" w:cs="Times New Roman"/>
-          <w:sz w:val="28"/>
-          <w:szCs w:val="28"/>
-        </w:rPr>
-        <w:t xml:space="preserve"> | </w:t>
-      </w:r>
-      <w:r>
-        <w:rPr>
-          <w:rFonts w:ascii="Segoe UI Emoji" w:hAnsi="Segoe UI Emoji" w:cs="Segoe UI Emoji"/>
-          <w:sz w:val="28"/>
-          <w:szCs w:val="28"/>
-        </w:rPr>
-        <w:t>❌</w:t>
-      </w:r>
-      <w:r>
-        <w:rPr>
-          <w:rFonts w:ascii="Times New Roman" w:hAnsi="Times New Roman" w:cs="Times New Roman"/>
-          <w:sz w:val="28"/>
-          <w:szCs w:val="28"/>
-        </w:rPr>
-        <w:t xml:space="preserve"> | </w:t>
-      </w:r>
-      <w:r>
-        <w:rPr>
-          <w:rFonts w:ascii="Segoe UI Emoji" w:hAnsi="Segoe UI Emoji" w:cs="Segoe UI Emoji"/>
-          <w:sz w:val="28"/>
-          <w:szCs w:val="28"/>
-        </w:rPr>
-        <w:t>✅</w:t>
-      </w:r>
-      <w:r>
-        <w:rPr>
-          <w:rFonts w:ascii="Times New Roman" w:hAnsi="Times New Roman" w:cs="Times New Roman"/>
-          <w:sz w:val="28"/>
-          <w:szCs w:val="28"/>
-        </w:rPr>
-        <w:t xml:space="preserve"> |</w:t>
-      </w:r>
-    </w:p>
-    <w:p>
-      <w:pPr>
-        <w:spacing w:after="0"/>
-        <w:ind w:firstLine="567"/>
-        <w:jc w:val="both"/>
-        <w:rPr>
-          <w:rFonts w:ascii="Times New Roman" w:hAnsi="Times New Roman" w:cs="Times New Roman"/>
-          <w:sz w:val="28"/>
-          <w:szCs w:val="28"/>
-        </w:rPr>
-      </w:pPr>
-      <w:r>
-        <w:rPr>
-          <w:rFonts w:ascii="Times New Roman" w:hAnsi="Times New Roman" w:cs="Times New Roman"/>
-          <w:sz w:val="28"/>
-          <w:szCs w:val="28"/>
-        </w:rPr>
-        <w:t xml:space="preserve">| Excel-отчёты | </w:t>
-      </w:r>
-      <w:r>
-        <w:rPr>
-          <w:rFonts w:ascii="Segoe UI Emoji" w:hAnsi="Segoe UI Emoji" w:cs="Segoe UI Emoji"/>
-          <w:sz w:val="28"/>
-          <w:szCs w:val="28"/>
-        </w:rPr>
-        <w:t>✅</w:t>
-      </w:r>
-      <w:r>
-        <w:rPr>
-          <w:rFonts w:ascii="Times New Roman" w:hAnsi="Times New Roman" w:cs="Times New Roman"/>
-          <w:sz w:val="28"/>
-          <w:szCs w:val="28"/>
-        </w:rPr>
-        <w:t xml:space="preserve"> | </w:t>
-      </w:r>
-      <w:r>
-        <w:rPr>
-          <w:rFonts w:ascii="Segoe UI Emoji" w:hAnsi="Segoe UI Emoji" w:cs="Segoe UI Emoji"/>
-          <w:sz w:val="28"/>
-          <w:szCs w:val="28"/>
-        </w:rPr>
-        <w:t>✅</w:t>
-      </w:r>
-      <w:r>
-        <w:rPr>
-          <w:rFonts w:ascii="Times New Roman" w:hAnsi="Times New Roman" w:cs="Times New Roman"/>
-          <w:sz w:val="28"/>
-          <w:szCs w:val="28"/>
-        </w:rPr>
-        <w:t xml:space="preserve"> | </w:t>
-      </w:r>
-      <w:r>
-        <w:rPr>
-          <w:rFonts w:ascii="Segoe UI Emoji" w:hAnsi="Segoe UI Emoji" w:cs="Segoe UI Emoji"/>
-          <w:sz w:val="28"/>
-          <w:szCs w:val="28"/>
-        </w:rPr>
-        <w:t>✅</w:t>
-      </w:r>
-      <w:r>
-        <w:rPr>
-          <w:rFonts w:ascii="Times New Roman" w:hAnsi="Times New Roman" w:cs="Times New Roman"/>
-          <w:sz w:val="28"/>
-          <w:szCs w:val="28"/>
-        </w:rPr>
-        <w:t xml:space="preserve"> | </w:t>
-      </w:r>
-      <w:r>
-        <w:rPr>
-          <w:rFonts w:ascii="Segoe UI Emoji" w:hAnsi="Segoe UI Emoji" w:cs="Segoe UI Emoji"/>
-          <w:sz w:val="28"/>
-          <w:szCs w:val="28"/>
-        </w:rPr>
-        <w:t>✅</w:t>
-      </w:r>
-      <w:r>
-        <w:rPr>
-          <w:rFonts w:ascii="Times New Roman" w:hAnsi="Times New Roman" w:cs="Times New Roman"/>
-          <w:sz w:val="28"/>
-          <w:szCs w:val="28"/>
-        </w:rPr>
-        <w:t xml:space="preserve"> | </w:t>
-      </w:r>
-      <w:r>
-        <w:rPr>
-          <w:rFonts w:ascii="Segoe UI Emoji" w:hAnsi="Segoe UI Emoji" w:cs="Segoe UI Emoji"/>
-          <w:sz w:val="28"/>
-          <w:szCs w:val="28"/>
-        </w:rPr>
-        <w:t>✅</w:t>
-      </w:r>
-      <w:r>
-        <w:rPr>
-          <w:rFonts w:ascii="Times New Roman" w:hAnsi="Times New Roman" w:cs="Times New Roman"/>
-          <w:sz w:val="28"/>
-          <w:szCs w:val="28"/>
-        </w:rPr>
-        <w:t xml:space="preserve"> | </w:t>
-      </w:r>
-      <w:r>
-        <w:rPr>
-          <w:rFonts w:ascii="Segoe UI Emoji" w:hAnsi="Segoe UI Emoji" w:cs="Segoe UI Emoji"/>
-          <w:sz w:val="28"/>
-          <w:szCs w:val="28"/>
-        </w:rPr>
-        <w:t>✅</w:t>
-      </w:r>
-      <w:r>
-        <w:rPr>
-          <w:rFonts w:ascii="Times New Roman" w:hAnsi="Times New Roman" w:cs="Times New Roman"/>
-          <w:sz w:val="28"/>
-          <w:szCs w:val="28"/>
-        </w:rPr>
-        <w:t xml:space="preserve"> |</w:t>
-      </w:r>
-    </w:p>
-    <w:p>
-      <w:pPr>
-        <w:spacing w:after="0"/>
-        <w:ind w:firstLine="567"/>
-        <w:jc w:val="both"/>
-        <w:rPr>
-          <w:rFonts w:ascii="Times New Roman" w:hAnsi="Times New Roman" w:cs="Times New Roman"/>
-          <w:sz w:val="28"/>
-          <w:szCs w:val="28"/>
-        </w:rPr>
-      </w:pPr>
-      <w:r>
-        <w:rPr>
-          <w:rFonts w:ascii="Times New Roman" w:hAnsi="Times New Roman" w:cs="Times New Roman"/>
-          <w:sz w:val="28"/>
-          <w:szCs w:val="28"/>
-        </w:rPr>
-        <w:t xml:space="preserve">| Работа без интернета | </w:t>
-      </w:r>
-      <w:r>
-        <w:rPr>
-          <w:rFonts w:ascii="Segoe UI Emoji" w:hAnsi="Segoe UI Emoji" w:cs="Segoe UI Emoji"/>
-          <w:sz w:val="28"/>
-          <w:szCs w:val="28"/>
-        </w:rPr>
-        <w:t>❌</w:t>
-      </w:r>
-      <w:r>
-        <w:rPr>
-          <w:rFonts w:ascii="Times New Roman" w:hAnsi="Times New Roman" w:cs="Times New Roman"/>
-          <w:sz w:val="28"/>
-          <w:szCs w:val="28"/>
-        </w:rPr>
-        <w:t xml:space="preserve"> | </w:t>
-      </w:r>
-      <w:r>
-        <w:rPr>
-          <w:rFonts w:ascii="Segoe UI Emoji" w:hAnsi="Segoe UI Emoji" w:cs="Segoe UI Emoji"/>
-          <w:sz w:val="28"/>
-          <w:szCs w:val="28"/>
-        </w:rPr>
-        <w:t>❌</w:t>
-      </w:r>
-      <w:r>
-        <w:rPr>
-          <w:rFonts w:ascii="Times New Roman" w:hAnsi="Times New Roman" w:cs="Times New Roman"/>
-          <w:sz w:val="28"/>
-          <w:szCs w:val="28"/>
-        </w:rPr>
-        <w:t xml:space="preserve"> | </w:t>
-      </w:r>
-      <w:r>
-        <w:rPr>
-          <w:rFonts w:ascii="Segoe UI Emoji" w:hAnsi="Segoe UI Emoji" w:cs="Segoe UI Emoji"/>
-          <w:sz w:val="28"/>
-          <w:szCs w:val="28"/>
-        </w:rPr>
-        <w:t>❌</w:t>
-      </w:r>
-      <w:r>
-        <w:rPr>
-          <w:rFonts w:ascii="Times New Roman" w:hAnsi="Times New Roman" w:cs="Times New Roman"/>
-          <w:sz w:val="28"/>
-          <w:szCs w:val="28"/>
-        </w:rPr>
-        <w:t xml:space="preserve"> | </w:t>
-      </w:r>
-      <w:r>
-        <w:rPr>
-          <w:rFonts w:ascii="Segoe UI Emoji" w:hAnsi="Segoe UI Emoji" w:cs="Segoe UI Emoji"/>
-          <w:sz w:val="28"/>
-          <w:szCs w:val="28"/>
-        </w:rPr>
-        <w:t>❌</w:t>
-      </w:r>
-      <w:r>
-        <w:rPr>
-          <w:rFonts w:ascii="Times New Roman" w:hAnsi="Times New Roman" w:cs="Times New Roman"/>
-          <w:sz w:val="28"/>
-          <w:szCs w:val="28"/>
-        </w:rPr>
-        <w:t xml:space="preserve"> | </w:t>
-      </w:r>
-      <w:r>
-        <w:rPr>
-          <w:rFonts w:ascii="Segoe UI Emoji" w:hAnsi="Segoe UI Emoji" w:cs="Segoe UI Emoji"/>
-          <w:sz w:val="28"/>
-          <w:szCs w:val="28"/>
-        </w:rPr>
-        <w:t>✅</w:t>
-      </w:r>
-      <w:r>
-        <w:rPr>
-          <w:rFonts w:ascii="Times New Roman" w:hAnsi="Times New Roman" w:cs="Times New Roman"/>
-          <w:sz w:val="28"/>
-          <w:szCs w:val="28"/>
-        </w:rPr>
-        <w:t xml:space="preserve"> | </w:t>
-      </w:r>
-      <w:r>
-        <w:rPr>
-          <w:rFonts w:ascii="Segoe UI Emoji" w:hAnsi="Segoe UI Emoji" w:cs="Segoe UI Emoji"/>
-          <w:sz w:val="28"/>
-          <w:szCs w:val="28"/>
-        </w:rPr>
-        <w:t>✅</w:t>
-      </w:r>
-      <w:r>
-        <w:rPr>
-          <w:rFonts w:ascii="Times New Roman" w:hAnsi="Times New Roman" w:cs="Times New Roman"/>
-          <w:sz w:val="28"/>
-          <w:szCs w:val="28"/>
-        </w:rPr>
-        <w:t xml:space="preserve"> |</w:t>
-      </w:r>
-    </w:p>
-    <w:p>
-      <w:pPr>
-        <w:spacing w:after="0"/>
-        <w:ind w:firstLine="567"/>
-        <w:jc w:val="both"/>
-        <w:rPr>
-          <w:rFonts w:ascii="Times New Roman" w:hAnsi="Times New Roman" w:cs="Times New Roman"/>
-          <w:sz w:val="28"/>
-          <w:szCs w:val="28"/>
-        </w:rPr>
-      </w:pPr>
-      <w:r>
-        <w:rPr>
-          <w:rFonts w:ascii="Times New Roman" w:hAnsi="Times New Roman" w:cs="Times New Roman"/>
-          <w:sz w:val="28"/>
-          <w:szCs w:val="28"/>
-        </w:rPr>
-        <w:t>| Стоимость внедрения | Высокая | Средняя | Средняя | Высокая | Высокая | Низкая |</w:t>
-      </w:r>
-    </w:p>
-    <w:p>
-      <w:pPr>
-        <w:spacing w:after="0"/>
-        <w:ind w:firstLine="567"/>
-        <w:jc w:val="both"/>
-        <w:rPr>
-          <w:rFonts w:ascii="Times New Roman" w:hAnsi="Times New Roman" w:cs="Times New Roman"/>
-          <w:sz w:val="28"/>
-          <w:szCs w:val="28"/>
-        </w:rPr>
-      </w:pPr>
-      <w:r>
-        <w:rPr>
-          <w:rFonts w:ascii="Times New Roman" w:hAnsi="Times New Roman" w:cs="Times New Roman"/>
-          <w:sz w:val="28"/>
-          <w:szCs w:val="28"/>
-        </w:rPr>
-        <w:t>| Сложность внедрения | Высокая | Средняя | Средняя | Низкая | Высокая | Низкая |</w:t>
-      </w:r>
-    </w:p>
-    <w:p>
-      <w:pPr>
-        <w:spacing w:after="0"/>
-        <w:ind w:firstLine="567"/>
-        <w:jc w:val="both"/>
-        <w:rPr>
-          <w:rFonts w:ascii="Times New Roman" w:hAnsi="Times New Roman" w:cs="Times New Roman"/>
-          <w:sz w:val="28"/>
-          <w:szCs w:val="28"/>
-        </w:rPr>
-      </w:pPr>
-    </w:p>
-    <w:p>
-      <w:pPr>
-        <w:spacing w:after="0"/>
-        <w:ind w:firstLine="567"/>
-        <w:jc w:val="both"/>
-        <w:rPr>
-          <w:rFonts w:ascii="Times New Roman" w:hAnsi="Times New Roman" w:cs="Times New Roman"/>
-          <w:sz w:val="28"/>
-          <w:szCs w:val="28"/>
-        </w:rPr>
-      </w:pPr>
-      <w:r>
-        <w:rPr>
-          <w:rFonts w:ascii="Times New Roman" w:hAnsi="Times New Roman" w:cs="Times New Roman"/>
-          <w:sz w:val="28"/>
-          <w:szCs w:val="28"/>
-        </w:rPr>
-        <w:t xml:space="preserve">**Пояснения к </w:t>
-      </w:r>
-      <w:proofErr w:type="gramStart"/>
-      <w:r>
-        <w:rPr>
-          <w:rFonts w:ascii="Times New Roman" w:hAnsi="Times New Roman" w:cs="Times New Roman"/>
-          <w:sz w:val="28"/>
-          <w:szCs w:val="28"/>
-        </w:rPr>
-        <w:t>таблице.*</w:t>
-      </w:r>
-      <w:proofErr w:type="gramEnd"/>
-      <w:r>
-        <w:rPr>
-          <w:rFonts w:ascii="Times New Roman" w:hAnsi="Times New Roman" w:cs="Times New Roman"/>
-          <w:sz w:val="28"/>
-          <w:szCs w:val="28"/>
-        </w:rPr>
-        <w:t xml:space="preserve">* </w:t>
-      </w:r>
-      <w:proofErr w:type="spellStart"/>
-      <w:r>
-        <w:rPr>
-          <w:rFonts w:ascii="Times New Roman" w:hAnsi="Times New Roman" w:cs="Times New Roman"/>
-          <w:sz w:val="28"/>
-          <w:szCs w:val="28"/>
-        </w:rPr>
-        <w:t>Wialon</w:t>
-      </w:r>
-      <w:proofErr w:type="spellEnd"/>
-      <w:r>
-        <w:rPr>
-          <w:rFonts w:ascii="Times New Roman" w:hAnsi="Times New Roman" w:cs="Times New Roman"/>
-          <w:sz w:val="28"/>
-          <w:szCs w:val="28"/>
-        </w:rPr>
-        <w:t xml:space="preserve"> </w:t>
-      </w:r>
-      <w:proofErr w:type="spellStart"/>
-      <w:r>
-        <w:rPr>
-          <w:rFonts w:ascii="Times New Roman" w:hAnsi="Times New Roman" w:cs="Times New Roman"/>
-          <w:sz w:val="28"/>
-          <w:szCs w:val="28"/>
-        </w:rPr>
-        <w:t>Logistics</w:t>
-      </w:r>
-      <w:proofErr w:type="spellEnd"/>
-      <w:r>
-        <w:rPr>
-          <w:rFonts w:ascii="Times New Roman" w:hAnsi="Times New Roman" w:cs="Times New Roman"/>
-          <w:sz w:val="28"/>
-          <w:szCs w:val="28"/>
-        </w:rPr>
-        <w:t xml:space="preserve">, </w:t>
-      </w:r>
-      <w:proofErr w:type="spellStart"/>
-      <w:r>
-        <w:rPr>
-          <w:rFonts w:ascii="Times New Roman" w:hAnsi="Times New Roman" w:cs="Times New Roman"/>
-          <w:sz w:val="28"/>
-          <w:szCs w:val="28"/>
-        </w:rPr>
-        <w:t>OKdesk</w:t>
-      </w:r>
-      <w:proofErr w:type="spellEnd"/>
-      <w:r>
-        <w:rPr>
-          <w:rFonts w:ascii="Times New Roman" w:hAnsi="Times New Roman" w:cs="Times New Roman"/>
-          <w:sz w:val="28"/>
-          <w:szCs w:val="28"/>
-        </w:rPr>
-        <w:t xml:space="preserve"> и </w:t>
-      </w:r>
-      <w:proofErr w:type="spellStart"/>
-      <w:r>
-        <w:rPr>
-          <w:rFonts w:ascii="Times New Roman" w:hAnsi="Times New Roman" w:cs="Times New Roman"/>
-          <w:sz w:val="28"/>
-          <w:szCs w:val="28"/>
-        </w:rPr>
-        <w:t>HubEx</w:t>
-      </w:r>
-      <w:proofErr w:type="spellEnd"/>
-      <w:r>
-        <w:rPr>
-          <w:rFonts w:ascii="Times New Roman" w:hAnsi="Times New Roman" w:cs="Times New Roman"/>
-          <w:sz w:val="28"/>
-          <w:szCs w:val="28"/>
-        </w:rPr>
-        <w:t xml:space="preserve"> являются облачными решениями с абонентской платой за пользователя, что относит их к категории «средняя» или «высокая» стоимость. </w:t>
-      </w:r>
-      <w:proofErr w:type="spellStart"/>
-      <w:r>
-        <w:rPr>
-          <w:rFonts w:ascii="Times New Roman" w:hAnsi="Times New Roman" w:cs="Times New Roman"/>
-          <w:sz w:val="28"/>
-          <w:szCs w:val="28"/>
-        </w:rPr>
-        <w:t>Zendesk</w:t>
-      </w:r>
-      <w:proofErr w:type="spellEnd"/>
-      <w:r>
-        <w:rPr>
-          <w:rFonts w:ascii="Times New Roman" w:hAnsi="Times New Roman" w:cs="Times New Roman"/>
-          <w:sz w:val="28"/>
-          <w:szCs w:val="28"/>
-        </w:rPr>
-        <w:t xml:space="preserve"> — облачная </w:t>
-      </w:r>
-      <w:proofErr w:type="spellStart"/>
-      <w:r>
-        <w:rPr>
-          <w:rFonts w:ascii="Times New Roman" w:hAnsi="Times New Roman" w:cs="Times New Roman"/>
-          <w:sz w:val="28"/>
-          <w:szCs w:val="28"/>
-        </w:rPr>
-        <w:t>тикет</w:t>
-      </w:r>
-      <w:proofErr w:type="spellEnd"/>
-      <w:r>
-        <w:rPr>
-          <w:rFonts w:ascii="Times New Roman" w:hAnsi="Times New Roman" w:cs="Times New Roman"/>
-          <w:sz w:val="28"/>
-          <w:szCs w:val="28"/>
-        </w:rPr>
-        <w:t>-система, ориентированная на клиентскую поддержку, а не на внутреннее управление задачами, поэтому функции назначения курьера и автоматического распределения в ней отсутствуют. 1</w:t>
-      </w:r>
-      <w:proofErr w:type="gramStart"/>
-      <w:r>
-        <w:rPr>
-          <w:rFonts w:ascii="Times New Roman" w:hAnsi="Times New Roman" w:cs="Times New Roman"/>
-          <w:sz w:val="28"/>
-          <w:szCs w:val="28"/>
-        </w:rPr>
-        <w:t>С:Логистика</w:t>
-      </w:r>
-      <w:proofErr w:type="gramEnd"/>
-      <w:r>
-        <w:rPr>
-          <w:rFonts w:ascii="Times New Roman" w:hAnsi="Times New Roman" w:cs="Times New Roman"/>
-          <w:sz w:val="28"/>
-          <w:szCs w:val="28"/>
-        </w:rPr>
-        <w:t xml:space="preserve"> — локальное решение, работающее без интернета, но требует значительных затрат на лицензии, внедрение и настройку под конкретную курьерскую службу. Ни одна из рассмотренных систем не реализует импорт данных из документов Word/Excel.</w:t>
-      </w:r>
-    </w:p>
-    <w:p>
-      <w:pPr>
-        <w:spacing w:after="0"/>
-        <w:ind w:firstLine="567"/>
-        <w:jc w:val="both"/>
-        <w:rPr>
-          <w:rFonts w:ascii="Times New Roman" w:hAnsi="Times New Roman" w:cs="Times New Roman"/>
-          <w:sz w:val="28"/>
-          <w:szCs w:val="28"/>
-        </w:rPr>
-      </w:pPr>
-    </w:p>
-    <w:p>
-      <w:pPr>
-        <w:spacing w:after="0"/>
-        <w:ind w:firstLine="567"/>
-        <w:jc w:val="both"/>
-        <w:rPr>
-          <w:rFonts w:ascii="Times New Roman" w:hAnsi="Times New Roman" w:cs="Times New Roman"/>
-          <w:sz w:val="28"/>
-          <w:szCs w:val="28"/>
-        </w:rPr>
-      </w:pPr>
-      <w:r>
-        <w:rPr>
-          <w:rFonts w:ascii="Times New Roman" w:hAnsi="Times New Roman" w:cs="Times New Roman"/>
-          <w:sz w:val="28"/>
-          <w:szCs w:val="28"/>
-        </w:rPr>
-        <w:t>### 2.3. Вывод: преимущества и недостатки аналогов, необходимость разработки собственного решения</w:t>
-      </w:r>
-    </w:p>
-    <w:p>
-      <w:pPr>
-        <w:spacing w:after="0"/>
-        <w:ind w:firstLine="567"/>
-        <w:jc w:val="both"/>
-        <w:rPr>
-          <w:rFonts w:ascii="Times New Roman" w:hAnsi="Times New Roman" w:cs="Times New Roman"/>
-          <w:sz w:val="28"/>
-          <w:szCs w:val="28"/>
-        </w:rPr>
-      </w:pPr>
-    </w:p>
-    <w:p>
-      <w:pPr>
-        <w:spacing w:after="0"/>
-        <w:ind w:firstLine="567"/>
-        <w:jc w:val="both"/>
-        <w:rPr>
-          <w:rFonts w:ascii="Times New Roman" w:hAnsi="Times New Roman" w:cs="Times New Roman"/>
-          <w:sz w:val="28"/>
-          <w:szCs w:val="28"/>
-        </w:rPr>
-      </w:pPr>
-      <w:r>
-        <w:rPr>
-          <w:rFonts w:ascii="Times New Roman" w:hAnsi="Times New Roman" w:cs="Times New Roman"/>
-          <w:sz w:val="28"/>
-          <w:szCs w:val="28"/>
-        </w:rPr>
-        <w:t>Проведённый анализ позволяет выделить преимущества и недостатки каждого рассмотренного решения.</w:t>
-      </w:r>
-    </w:p>
-    <w:p>
-      <w:pPr>
-        <w:spacing w:after="0"/>
-        <w:ind w:firstLine="567"/>
-        <w:jc w:val="both"/>
-        <w:rPr>
-          <w:rFonts w:ascii="Times New Roman" w:hAnsi="Times New Roman" w:cs="Times New Roman"/>
-          <w:sz w:val="28"/>
-          <w:szCs w:val="28"/>
-        </w:rPr>
-      </w:pPr>
-    </w:p>
-    <w:p>
-      <w:pPr>
-        <w:spacing w:after="0"/>
-        <w:ind w:firstLine="567"/>
-        <w:jc w:val="both"/>
-        <w:rPr>
-          <w:rFonts w:ascii="Times New Roman" w:hAnsi="Times New Roman" w:cs="Times New Roman"/>
-          <w:sz w:val="28"/>
-          <w:szCs w:val="28"/>
-        </w:rPr>
-      </w:pPr>
-      <w:r>
-        <w:rPr>
-          <w:rFonts w:ascii="Times New Roman" w:hAnsi="Times New Roman" w:cs="Times New Roman"/>
-          <w:sz w:val="28"/>
-          <w:szCs w:val="28"/>
-        </w:rPr>
-        <w:t>**</w:t>
-      </w:r>
-      <w:proofErr w:type="spellStart"/>
-      <w:r>
-        <w:rPr>
-          <w:rFonts w:ascii="Times New Roman" w:hAnsi="Times New Roman" w:cs="Times New Roman"/>
-          <w:sz w:val="28"/>
-          <w:szCs w:val="28"/>
-        </w:rPr>
-        <w:t>Wialon</w:t>
-      </w:r>
-      <w:proofErr w:type="spellEnd"/>
-      <w:r>
-        <w:rPr>
-          <w:rFonts w:ascii="Times New Roman" w:hAnsi="Times New Roman" w:cs="Times New Roman"/>
-          <w:sz w:val="28"/>
-          <w:szCs w:val="28"/>
-        </w:rPr>
-        <w:t xml:space="preserve"> </w:t>
-      </w:r>
-      <w:proofErr w:type="spellStart"/>
-      <w:r>
-        <w:rPr>
-          <w:rFonts w:ascii="Times New Roman" w:hAnsi="Times New Roman" w:cs="Times New Roman"/>
-          <w:sz w:val="28"/>
-          <w:szCs w:val="28"/>
-        </w:rPr>
-        <w:t>Logistics</w:t>
-      </w:r>
-      <w:proofErr w:type="spellEnd"/>
-      <w:r>
-        <w:rPr>
-          <w:rFonts w:ascii="Times New Roman" w:hAnsi="Times New Roman" w:cs="Times New Roman"/>
-          <w:sz w:val="28"/>
-          <w:szCs w:val="28"/>
-        </w:rPr>
-        <w:t>** обладает развитым функционалом для управления маршрутами и мониторинга доставки, однако является избыточным для курьерской службы, не имеющей собственного автопарка с GPS-мониторингом. Система требует постоянного подключения к интернету и абонентской платы, а импорт данных из документов не предусмотрен.</w:t>
-      </w:r>
-    </w:p>
-    <w:p>
-      <w:pPr>
-        <w:spacing w:after="0"/>
-        <w:ind w:firstLine="567"/>
-        <w:jc w:val="both"/>
-        <w:rPr>
-          <w:rFonts w:ascii="Times New Roman" w:hAnsi="Times New Roman" w:cs="Times New Roman"/>
-          <w:sz w:val="28"/>
-          <w:szCs w:val="28"/>
-        </w:rPr>
-      </w:pPr>
-    </w:p>
-    <w:p>
-      <w:pPr>
-        <w:spacing w:after="0"/>
-        <w:ind w:firstLine="567"/>
-        <w:jc w:val="both"/>
-        <w:rPr>
-          <w:rFonts w:ascii="Times New Roman" w:hAnsi="Times New Roman" w:cs="Times New Roman"/>
-          <w:sz w:val="28"/>
-          <w:szCs w:val="28"/>
-        </w:rPr>
-      </w:pPr>
-      <w:r>
-        <w:rPr>
-          <w:rFonts w:ascii="Times New Roman" w:hAnsi="Times New Roman" w:cs="Times New Roman"/>
-          <w:sz w:val="28"/>
-          <w:szCs w:val="28"/>
-        </w:rPr>
-        <w:t>**</w:t>
-      </w:r>
-      <w:proofErr w:type="spellStart"/>
-      <w:r>
-        <w:rPr>
-          <w:rFonts w:ascii="Times New Roman" w:hAnsi="Times New Roman" w:cs="Times New Roman"/>
-          <w:sz w:val="28"/>
-          <w:szCs w:val="28"/>
-        </w:rPr>
-        <w:t>OKdesk</w:t>
-      </w:r>
-      <w:proofErr w:type="spellEnd"/>
-      <w:r>
-        <w:rPr>
-          <w:rFonts w:ascii="Times New Roman" w:hAnsi="Times New Roman" w:cs="Times New Roman"/>
-          <w:sz w:val="28"/>
-          <w:szCs w:val="28"/>
-        </w:rPr>
-        <w:t>** ориентирован на выездное обслуживание и сервисные компании, что лишь частично соответствует задачам курьерской доставки. Система предоставляет широкие возможности для коммуникации с клиентами, но не реализует импорт данных из Word/Excel и не поддерживает работу в автономном режиме без интернета. Стоимость абонентской платы может быть значительной при большом штате сотрудников.</w:t>
-      </w:r>
-    </w:p>
-    <w:p>
-      <w:pPr>
-        <w:spacing w:after="0"/>
-        <w:ind w:firstLine="567"/>
-        <w:jc w:val="both"/>
-        <w:rPr>
-          <w:rFonts w:ascii="Times New Roman" w:hAnsi="Times New Roman" w:cs="Times New Roman"/>
-          <w:sz w:val="28"/>
-          <w:szCs w:val="28"/>
-        </w:rPr>
-      </w:pPr>
-    </w:p>
-    <w:p>
-      <w:pPr>
-        <w:spacing w:after="0"/>
-        <w:ind w:firstLine="567"/>
-        <w:jc w:val="both"/>
-        <w:rPr>
-          <w:rFonts w:ascii="Times New Roman" w:hAnsi="Times New Roman" w:cs="Times New Roman"/>
-          <w:sz w:val="28"/>
-          <w:szCs w:val="28"/>
-        </w:rPr>
-      </w:pPr>
-      <w:r>
-        <w:rPr>
-          <w:rFonts w:ascii="Times New Roman" w:hAnsi="Times New Roman" w:cs="Times New Roman"/>
-          <w:sz w:val="28"/>
-          <w:szCs w:val="28"/>
-        </w:rPr>
-        <w:t>**</w:t>
-      </w:r>
-      <w:proofErr w:type="spellStart"/>
-      <w:r>
-        <w:rPr>
-          <w:rFonts w:ascii="Times New Roman" w:hAnsi="Times New Roman" w:cs="Times New Roman"/>
-          <w:sz w:val="28"/>
-          <w:szCs w:val="28"/>
-        </w:rPr>
-        <w:t>HubEx</w:t>
-      </w:r>
-      <w:proofErr w:type="spellEnd"/>
-      <w:r>
-        <w:rPr>
-          <w:rFonts w:ascii="Times New Roman" w:hAnsi="Times New Roman" w:cs="Times New Roman"/>
-          <w:sz w:val="28"/>
-          <w:szCs w:val="28"/>
-        </w:rPr>
-        <w:t xml:space="preserve">** предлагает </w:t>
-      </w:r>
-      <w:proofErr w:type="spellStart"/>
-      <w:r>
-        <w:rPr>
-          <w:rFonts w:ascii="Times New Roman" w:hAnsi="Times New Roman" w:cs="Times New Roman"/>
-          <w:sz w:val="28"/>
-          <w:szCs w:val="28"/>
-        </w:rPr>
-        <w:t>автодиспетчеризацию</w:t>
-      </w:r>
-      <w:proofErr w:type="spellEnd"/>
-      <w:r>
-        <w:rPr>
-          <w:rFonts w:ascii="Times New Roman" w:hAnsi="Times New Roman" w:cs="Times New Roman"/>
-          <w:sz w:val="28"/>
-          <w:szCs w:val="28"/>
-        </w:rPr>
-        <w:t xml:space="preserve"> и удобное мобильное приложение для исполнителей, однако, как и предыдущие решения, является облачным сервисом с абонентской платой. Система ориентирована на </w:t>
-      </w:r>
-      <w:r>
-        <w:rPr>
-          <w:rFonts w:ascii="Times New Roman" w:hAnsi="Times New Roman" w:cs="Times New Roman"/>
-          <w:sz w:val="28"/>
-          <w:szCs w:val="28"/>
-        </w:rPr>
-        <w:lastRenderedPageBreak/>
-        <w:t>сервисное обслуживание оборудования, а не на курьерскую доставку, что снижает её применимость в рамках рассматриваемой предметной области.</w:t>
-      </w:r>
-    </w:p>
-    <w:p>
-      <w:pPr>
-        <w:spacing w:after="0"/>
-        <w:ind w:firstLine="567"/>
-        <w:jc w:val="both"/>
-        <w:rPr>
-          <w:rFonts w:ascii="Times New Roman" w:hAnsi="Times New Roman" w:cs="Times New Roman"/>
-          <w:sz w:val="28"/>
-          <w:szCs w:val="28"/>
-        </w:rPr>
-      </w:pPr>
-    </w:p>
-    <w:p>
-      <w:pPr>
-        <w:spacing w:after="0"/>
-        <w:ind w:firstLine="567"/>
-        <w:jc w:val="both"/>
-        <w:rPr>
-          <w:rFonts w:ascii="Times New Roman" w:hAnsi="Times New Roman" w:cs="Times New Roman"/>
-          <w:sz w:val="28"/>
-          <w:szCs w:val="28"/>
-        </w:rPr>
-      </w:pPr>
-      <w:r>
-        <w:rPr>
-          <w:rFonts w:ascii="Times New Roman" w:hAnsi="Times New Roman" w:cs="Times New Roman"/>
-          <w:sz w:val="28"/>
-          <w:szCs w:val="28"/>
-        </w:rPr>
-        <w:t>**</w:t>
-      </w:r>
-      <w:proofErr w:type="spellStart"/>
-      <w:r>
-        <w:rPr>
-          <w:rFonts w:ascii="Times New Roman" w:hAnsi="Times New Roman" w:cs="Times New Roman"/>
-          <w:sz w:val="28"/>
-          <w:szCs w:val="28"/>
-        </w:rPr>
-        <w:t>Zendesk</w:t>
-      </w:r>
-      <w:proofErr w:type="spellEnd"/>
-      <w:r>
-        <w:rPr>
-          <w:rFonts w:ascii="Times New Roman" w:hAnsi="Times New Roman" w:cs="Times New Roman"/>
-          <w:sz w:val="28"/>
-          <w:szCs w:val="28"/>
-        </w:rPr>
-        <w:t xml:space="preserve">** представляет собой мощную </w:t>
-      </w:r>
-      <w:proofErr w:type="spellStart"/>
-      <w:r>
-        <w:rPr>
-          <w:rFonts w:ascii="Times New Roman" w:hAnsi="Times New Roman" w:cs="Times New Roman"/>
-          <w:sz w:val="28"/>
-          <w:szCs w:val="28"/>
-        </w:rPr>
-        <w:t>тикет</w:t>
-      </w:r>
-      <w:proofErr w:type="spellEnd"/>
-      <w:r>
-        <w:rPr>
-          <w:rFonts w:ascii="Times New Roman" w:hAnsi="Times New Roman" w:cs="Times New Roman"/>
-          <w:sz w:val="28"/>
-          <w:szCs w:val="28"/>
-        </w:rPr>
-        <w:t xml:space="preserve">-систему для клиентской поддержки, но не предназначен для управления внутренними задачами курьеров. Функции назначения курьера и автоматического распределения в </w:t>
-      </w:r>
-      <w:proofErr w:type="spellStart"/>
-      <w:r>
-        <w:rPr>
-          <w:rFonts w:ascii="Times New Roman" w:hAnsi="Times New Roman" w:cs="Times New Roman"/>
-          <w:sz w:val="28"/>
-          <w:szCs w:val="28"/>
-        </w:rPr>
-        <w:t>Zendesk</w:t>
-      </w:r>
-      <w:proofErr w:type="spellEnd"/>
-      <w:r>
-        <w:rPr>
-          <w:rFonts w:ascii="Times New Roman" w:hAnsi="Times New Roman" w:cs="Times New Roman"/>
-          <w:sz w:val="28"/>
-          <w:szCs w:val="28"/>
-        </w:rPr>
-        <w:t xml:space="preserve"> отсутствуют. Система является избыточной и дорогостоящей для небольшой курьерской службы, а импорт данных из документов не поддерживается.</w:t>
-      </w:r>
-    </w:p>
-    <w:p>
-      <w:pPr>
-        <w:spacing w:after="0"/>
-        <w:ind w:firstLine="567"/>
-        <w:jc w:val="both"/>
-        <w:rPr>
-          <w:rFonts w:ascii="Times New Roman" w:hAnsi="Times New Roman" w:cs="Times New Roman"/>
-          <w:sz w:val="28"/>
-          <w:szCs w:val="28"/>
-        </w:rPr>
-      </w:pPr>
-    </w:p>
-    <w:p>
-      <w:pPr>
-        <w:spacing w:after="0"/>
-        <w:ind w:firstLine="567"/>
-        <w:jc w:val="both"/>
-        <w:rPr>
-          <w:rFonts w:ascii="Times New Roman" w:hAnsi="Times New Roman" w:cs="Times New Roman"/>
-          <w:sz w:val="28"/>
-          <w:szCs w:val="28"/>
-        </w:rPr>
-      </w:pPr>
-      <w:r>
-        <w:rPr>
-          <w:rFonts w:ascii="Times New Roman" w:hAnsi="Times New Roman" w:cs="Times New Roman"/>
-          <w:sz w:val="28"/>
-          <w:szCs w:val="28"/>
-        </w:rPr>
-        <w:t>**1</w:t>
-      </w:r>
-      <w:proofErr w:type="gramStart"/>
-      <w:r>
-        <w:rPr>
-          <w:rFonts w:ascii="Times New Roman" w:hAnsi="Times New Roman" w:cs="Times New Roman"/>
-          <w:sz w:val="28"/>
-          <w:szCs w:val="28"/>
-        </w:rPr>
-        <w:t>С:Логистика</w:t>
-      </w:r>
-      <w:proofErr w:type="gramEnd"/>
-      <w:r>
-        <w:rPr>
-          <w:rFonts w:ascii="Times New Roman" w:hAnsi="Times New Roman" w:cs="Times New Roman"/>
-          <w:sz w:val="28"/>
-          <w:szCs w:val="28"/>
-        </w:rPr>
-        <w:t xml:space="preserve">** обеспечивает комплексное управление логистическими процессами и работает без интернета, однако требует значительных затрат на внедрение, настройку и сопровождение. Система не реализует импорт данных из Word/Excel и не имеет встроенного механизма </w:t>
-      </w:r>
-      <w:proofErr w:type="spellStart"/>
-      <w:r>
-        <w:rPr>
-          <w:rFonts w:ascii="Times New Roman" w:hAnsi="Times New Roman" w:cs="Times New Roman"/>
-          <w:sz w:val="28"/>
-          <w:szCs w:val="28"/>
-        </w:rPr>
-        <w:t>автодиспетчеризации</w:t>
-      </w:r>
-      <w:proofErr w:type="spellEnd"/>
-      <w:r>
-        <w:rPr>
-          <w:rFonts w:ascii="Times New Roman" w:hAnsi="Times New Roman" w:cs="Times New Roman"/>
-          <w:sz w:val="28"/>
-          <w:szCs w:val="28"/>
-        </w:rPr>
-        <w:t xml:space="preserve"> с предложением курьера и подтверждением диспетчером.</w:t>
-      </w:r>
-    </w:p>
-    <w:p>
-      <w:pPr>
-        <w:spacing w:after="0"/>
-        <w:ind w:firstLine="567"/>
-        <w:jc w:val="both"/>
-        <w:rPr>
-          <w:rFonts w:ascii="Times New Roman" w:hAnsi="Times New Roman" w:cs="Times New Roman"/>
-          <w:sz w:val="28"/>
-          <w:szCs w:val="28"/>
-        </w:rPr>
-      </w:pPr>
-    </w:p>
-    <w:p>
-      <w:pPr>
-        <w:spacing w:after="0"/>
-        <w:ind w:firstLine="567"/>
-        <w:jc w:val="both"/>
-        <w:rPr>
-          <w:rFonts w:ascii="Times New Roman" w:hAnsi="Times New Roman" w:cs="Times New Roman"/>
-          <w:sz w:val="28"/>
-          <w:szCs w:val="28"/>
-        </w:rPr>
-      </w:pPr>
-      <w:r>
-        <w:rPr>
-          <w:rFonts w:ascii="Times New Roman" w:hAnsi="Times New Roman" w:cs="Times New Roman"/>
-          <w:sz w:val="28"/>
-          <w:szCs w:val="28"/>
-        </w:rPr>
-        <w:t>**</w:t>
-      </w:r>
-      <w:proofErr w:type="gramStart"/>
-      <w:r>
-        <w:rPr>
-          <w:rFonts w:ascii="Times New Roman" w:hAnsi="Times New Roman" w:cs="Times New Roman"/>
-          <w:sz w:val="28"/>
-          <w:szCs w:val="28"/>
-        </w:rPr>
-        <w:t>Обобщение.*</w:t>
-      </w:r>
-      <w:proofErr w:type="gramEnd"/>
-      <w:r>
-        <w:rPr>
-          <w:rFonts w:ascii="Times New Roman" w:hAnsi="Times New Roman" w:cs="Times New Roman"/>
-          <w:sz w:val="28"/>
-          <w:szCs w:val="28"/>
-        </w:rPr>
-        <w:t>* Ни одно из рассмотренных решений не покрывает весь спектр требований, предъявляемых к разрабатываемой ИС:</w:t>
-      </w:r>
-    </w:p>
-    <w:p>
-      <w:pPr>
-        <w:spacing w:after="0"/>
-        <w:ind w:firstLine="567"/>
-        <w:jc w:val="both"/>
-        <w:rPr>
-          <w:rFonts w:ascii="Times New Roman" w:hAnsi="Times New Roman" w:cs="Times New Roman"/>
-          <w:sz w:val="28"/>
-          <w:szCs w:val="28"/>
-        </w:rPr>
-      </w:pPr>
-    </w:p>
-    <w:p>
-      <w:pPr>
-        <w:spacing w:after="0"/>
-        <w:ind w:firstLine="567"/>
-        <w:jc w:val="both"/>
-        <w:rPr>
-          <w:rFonts w:ascii="Times New Roman" w:hAnsi="Times New Roman" w:cs="Times New Roman"/>
-          <w:sz w:val="28"/>
-          <w:szCs w:val="28"/>
-        </w:rPr>
-      </w:pPr>
-      <w:r>
-        <w:rPr>
-          <w:rFonts w:ascii="Times New Roman" w:hAnsi="Times New Roman" w:cs="Times New Roman"/>
-          <w:sz w:val="28"/>
-          <w:szCs w:val="28"/>
-        </w:rPr>
-        <w:t>- **Импорт данных из документов Word/Excel** — отсутствует во всех рассмотренных системах. Это уникальная функция, реализуемая в разрабатываемой ИС.</w:t>
-      </w:r>
-    </w:p>
-    <w:p>
-      <w:pPr>
-        <w:spacing w:after="0"/>
-        <w:ind w:firstLine="567"/>
-        <w:jc w:val="both"/>
-        <w:rPr>
-          <w:rFonts w:ascii="Times New Roman" w:hAnsi="Times New Roman" w:cs="Times New Roman"/>
-          <w:sz w:val="28"/>
-          <w:szCs w:val="28"/>
-        </w:rPr>
-      </w:pPr>
-      <w:r>
-        <w:rPr>
-          <w:rFonts w:ascii="Times New Roman" w:hAnsi="Times New Roman" w:cs="Times New Roman"/>
-          <w:sz w:val="28"/>
-          <w:szCs w:val="28"/>
-        </w:rPr>
-        <w:t xml:space="preserve">- **Автоматическое распределение с подтверждением** — реализовано в </w:t>
-      </w:r>
-      <w:proofErr w:type="spellStart"/>
-      <w:r>
-        <w:rPr>
-          <w:rFonts w:ascii="Times New Roman" w:hAnsi="Times New Roman" w:cs="Times New Roman"/>
-          <w:sz w:val="28"/>
-          <w:szCs w:val="28"/>
-        </w:rPr>
-        <w:t>HubEx</w:t>
-      </w:r>
-      <w:proofErr w:type="spellEnd"/>
-      <w:r>
-        <w:rPr>
-          <w:rFonts w:ascii="Times New Roman" w:hAnsi="Times New Roman" w:cs="Times New Roman"/>
-          <w:sz w:val="28"/>
-          <w:szCs w:val="28"/>
-        </w:rPr>
-        <w:t xml:space="preserve"> и частично в </w:t>
-      </w:r>
-      <w:proofErr w:type="spellStart"/>
-      <w:r>
-        <w:rPr>
-          <w:rFonts w:ascii="Times New Roman" w:hAnsi="Times New Roman" w:cs="Times New Roman"/>
-          <w:sz w:val="28"/>
-          <w:szCs w:val="28"/>
-        </w:rPr>
-        <w:t>Wialon</w:t>
-      </w:r>
-      <w:proofErr w:type="spellEnd"/>
-      <w:r>
-        <w:rPr>
-          <w:rFonts w:ascii="Times New Roman" w:hAnsi="Times New Roman" w:cs="Times New Roman"/>
-          <w:sz w:val="28"/>
-          <w:szCs w:val="28"/>
-        </w:rPr>
-        <w:t xml:space="preserve"> </w:t>
-      </w:r>
-      <w:proofErr w:type="spellStart"/>
-      <w:r>
-        <w:rPr>
-          <w:rFonts w:ascii="Times New Roman" w:hAnsi="Times New Roman" w:cs="Times New Roman"/>
-          <w:sz w:val="28"/>
-          <w:szCs w:val="28"/>
-        </w:rPr>
-        <w:t>Logistics</w:t>
-      </w:r>
-      <w:proofErr w:type="spellEnd"/>
-      <w:r>
-        <w:rPr>
-          <w:rFonts w:ascii="Times New Roman" w:hAnsi="Times New Roman" w:cs="Times New Roman"/>
-          <w:sz w:val="28"/>
-          <w:szCs w:val="28"/>
-        </w:rPr>
-        <w:t>, но в сочетании с облачной архитектурой и абонентской платой.</w:t>
-      </w:r>
-    </w:p>
-    <w:p>
-      <w:pPr>
-        <w:spacing w:after="0"/>
-        <w:ind w:firstLine="567"/>
-        <w:jc w:val="both"/>
-        <w:rPr>
-          <w:rFonts w:ascii="Times New Roman" w:hAnsi="Times New Roman" w:cs="Times New Roman"/>
-          <w:sz w:val="28"/>
-          <w:szCs w:val="28"/>
-        </w:rPr>
-      </w:pPr>
-      <w:r>
-        <w:rPr>
-          <w:rFonts w:ascii="Times New Roman" w:hAnsi="Times New Roman" w:cs="Times New Roman"/>
-          <w:sz w:val="28"/>
-          <w:szCs w:val="28"/>
-        </w:rPr>
-        <w:t>- **Работа без интернета** — поддерживается только в 1</w:t>
-      </w:r>
-      <w:proofErr w:type="gramStart"/>
-      <w:r>
-        <w:rPr>
-          <w:rFonts w:ascii="Times New Roman" w:hAnsi="Times New Roman" w:cs="Times New Roman"/>
-          <w:sz w:val="28"/>
-          <w:szCs w:val="28"/>
-        </w:rPr>
-        <w:t>С:Логистика</w:t>
-      </w:r>
-      <w:proofErr w:type="gramEnd"/>
-      <w:r>
-        <w:rPr>
-          <w:rFonts w:ascii="Times New Roman" w:hAnsi="Times New Roman" w:cs="Times New Roman"/>
-          <w:sz w:val="28"/>
-          <w:szCs w:val="28"/>
-        </w:rPr>
-        <w:t>, которая является дорогостоящим ERP-решением.</w:t>
-      </w:r>
-    </w:p>
-    <w:p>
-      <w:pPr>
-        <w:spacing w:after="0"/>
-        <w:ind w:firstLine="567"/>
-        <w:jc w:val="both"/>
-        <w:rPr>
-          <w:rFonts w:ascii="Times New Roman" w:hAnsi="Times New Roman" w:cs="Times New Roman"/>
-          <w:sz w:val="28"/>
-          <w:szCs w:val="28"/>
-        </w:rPr>
-      </w:pPr>
-      <w:r>
-        <w:rPr>
-          <w:rFonts w:ascii="Times New Roman" w:hAnsi="Times New Roman" w:cs="Times New Roman"/>
-          <w:sz w:val="28"/>
-          <w:szCs w:val="28"/>
-        </w:rPr>
-        <w:t>- **Отсутствие колл-центра** — рассмотренные системы либо ориентированы на клиентскую поддержку (</w:t>
-      </w:r>
-      <w:proofErr w:type="spellStart"/>
-      <w:r>
-        <w:rPr>
-          <w:rFonts w:ascii="Times New Roman" w:hAnsi="Times New Roman" w:cs="Times New Roman"/>
-          <w:sz w:val="28"/>
-          <w:szCs w:val="28"/>
-        </w:rPr>
-        <w:t>Zendesk</w:t>
-      </w:r>
-      <w:proofErr w:type="spellEnd"/>
-      <w:r>
-        <w:rPr>
-          <w:rFonts w:ascii="Times New Roman" w:hAnsi="Times New Roman" w:cs="Times New Roman"/>
-          <w:sz w:val="28"/>
-          <w:szCs w:val="28"/>
-        </w:rPr>
-        <w:t>), либо предполагают наличие диспетчерской службы с телефонией.</w:t>
-      </w:r>
-    </w:p>
-    <w:p>
-      <w:pPr>
-        <w:spacing w:after="0"/>
-        <w:ind w:firstLine="567"/>
-        <w:jc w:val="both"/>
-        <w:rPr>
-          <w:rFonts w:ascii="Times New Roman" w:hAnsi="Times New Roman" w:cs="Times New Roman"/>
-          <w:sz w:val="28"/>
-          <w:szCs w:val="28"/>
-        </w:rPr>
-      </w:pPr>
-    </w:p>
-    <w:p>
-      <w:pPr>
-        <w:spacing w:after="0"/>
-        <w:ind w:firstLine="567"/>
-        <w:jc w:val="both"/>
-        <w:rPr>
-          <w:rFonts w:ascii="Times New Roman" w:hAnsi="Times New Roman" w:cs="Times New Roman"/>
-          <w:sz w:val="28"/>
-          <w:szCs w:val="28"/>
-        </w:rPr>
-      </w:pPr>
-      <w:r>
-        <w:rPr>
-          <w:rFonts w:ascii="Times New Roman" w:hAnsi="Times New Roman" w:cs="Times New Roman"/>
-          <w:sz w:val="28"/>
-          <w:szCs w:val="28"/>
-        </w:rPr>
-        <w:t>Таким образом, существующие решения либо избыточны, либо дорогостоящи, либо не поддерживают требуемый функционал в необходимом объёме. Это обосновывает необходимость разработки собственной информационной системы, которая:</w:t>
-      </w:r>
-    </w:p>
-    <w:p>
-      <w:pPr>
-        <w:spacing w:after="0"/>
-        <w:ind w:firstLine="567"/>
-        <w:jc w:val="both"/>
-        <w:rPr>
-          <w:rFonts w:ascii="Times New Roman" w:hAnsi="Times New Roman" w:cs="Times New Roman"/>
-          <w:sz w:val="28"/>
-          <w:szCs w:val="28"/>
-        </w:rPr>
-      </w:pPr>
-    </w:p>
-    <w:p>
-      <w:pPr>
-        <w:spacing w:after="0"/>
-        <w:ind w:firstLine="567"/>
-        <w:jc w:val="both"/>
-        <w:rPr>
-          <w:rFonts w:ascii="Times New Roman" w:hAnsi="Times New Roman" w:cs="Times New Roman"/>
-          <w:sz w:val="28"/>
-          <w:szCs w:val="28"/>
-        </w:rPr>
-      </w:pPr>
-      <w:r>
-        <w:rPr>
-          <w:rFonts w:ascii="Times New Roman" w:hAnsi="Times New Roman" w:cs="Times New Roman"/>
-          <w:sz w:val="28"/>
-          <w:szCs w:val="28"/>
-        </w:rPr>
-        <w:t>1. Реализует **импорт данных из документов Word/Excel/CSV** — функцию, отсутствующую во всех рассмотренных аналогах.</w:t>
-      </w:r>
-    </w:p>
-    <w:p>
-      <w:pPr>
-        <w:spacing w:after="0"/>
-        <w:ind w:firstLine="567"/>
-        <w:jc w:val="both"/>
-        <w:rPr>
-          <w:rFonts w:ascii="Times New Roman" w:hAnsi="Times New Roman" w:cs="Times New Roman"/>
-          <w:sz w:val="28"/>
-          <w:szCs w:val="28"/>
-        </w:rPr>
-      </w:pPr>
-      <w:r>
-        <w:rPr>
-          <w:rFonts w:ascii="Times New Roman" w:hAnsi="Times New Roman" w:cs="Times New Roman"/>
-          <w:sz w:val="28"/>
-          <w:szCs w:val="28"/>
-        </w:rPr>
-        <w:t>2. Обеспечивает **автоматическое распределение обращений** с предложением курьера и подтверждением диспетчером.</w:t>
-      </w:r>
-    </w:p>
-    <w:p>
-      <w:pPr>
-        <w:spacing w:after="0"/>
-        <w:ind w:firstLine="567"/>
-        <w:jc w:val="both"/>
-        <w:rPr>
-          <w:rFonts w:ascii="Times New Roman" w:hAnsi="Times New Roman" w:cs="Times New Roman"/>
-          <w:sz w:val="28"/>
-          <w:szCs w:val="28"/>
-        </w:rPr>
-      </w:pPr>
-      <w:r>
-        <w:rPr>
-          <w:rFonts w:ascii="Times New Roman" w:hAnsi="Times New Roman" w:cs="Times New Roman"/>
-          <w:sz w:val="28"/>
-          <w:szCs w:val="28"/>
-        </w:rPr>
-        <w:lastRenderedPageBreak/>
-        <w:t>3. Работает **без подключения к интернету** в локальной сети предприятия.</w:t>
-      </w:r>
-    </w:p>
-    <w:p>
-      <w:pPr>
-        <w:spacing w:after="0"/>
-        <w:ind w:firstLine="567"/>
-        <w:jc w:val="both"/>
-        <w:rPr>
-          <w:rFonts w:ascii="Times New Roman" w:hAnsi="Times New Roman" w:cs="Times New Roman"/>
-          <w:sz w:val="28"/>
-          <w:szCs w:val="28"/>
-        </w:rPr>
-      </w:pPr>
-      <w:r>
-        <w:rPr>
-          <w:rFonts w:ascii="Times New Roman" w:hAnsi="Times New Roman" w:cs="Times New Roman"/>
-          <w:sz w:val="28"/>
-          <w:szCs w:val="28"/>
-        </w:rPr>
-        <w:t>4. Имеет **низкую стоимость внедрения** и не требует абонентской платы.</w:t>
-      </w:r>
-    </w:p>
-    <w:p>
-      <w:pPr>
-        <w:spacing w:after="0"/>
-        <w:ind w:firstLine="567"/>
-        <w:jc w:val="both"/>
-        <w:rPr>
-          <w:rFonts w:ascii="Times New Roman" w:hAnsi="Times New Roman" w:cs="Times New Roman"/>
-          <w:sz w:val="28"/>
-          <w:szCs w:val="28"/>
-        </w:rPr>
-      </w:pPr>
-      <w:r>
-        <w:rPr>
-          <w:rFonts w:ascii="Times New Roman" w:hAnsi="Times New Roman" w:cs="Times New Roman"/>
-          <w:sz w:val="28"/>
-          <w:szCs w:val="28"/>
-        </w:rPr>
-        <w:t>5. Не зависит от **колл-центра** и телефонии, что соответствует особенностям предметной области.</w:t>
-      </w:r>
-    </w:p>
-    <w:p>
-      <w:pPr>
-        <w:spacing w:after="0"/>
-        <w:ind w:firstLine="567"/>
-        <w:jc w:val="both"/>
-        <w:rPr>
-          <w:rFonts w:ascii="Times New Roman" w:hAnsi="Times New Roman" w:cs="Times New Roman"/>
-          <w:sz w:val="28"/>
-          <w:szCs w:val="28"/>
-        </w:rPr>
-      </w:pPr>
-    </w:p>
-    <w:p>
-      <w:pPr>
-        <w:spacing w:after="0"/>
-        <w:ind w:firstLine="567"/>
-        <w:jc w:val="both"/>
-        <w:rPr>
-          <w:rFonts w:ascii="Times New Roman" w:hAnsi="Times New Roman" w:cs="Times New Roman"/>
-          <w:sz w:val="28"/>
-          <w:szCs w:val="28"/>
-        </w:rPr>
-      </w:pPr>
-      <w:r>
-        <w:rPr>
-          <w:rFonts w:ascii="Times New Roman" w:hAnsi="Times New Roman" w:cs="Times New Roman"/>
-          <w:sz w:val="28"/>
-          <w:szCs w:val="28"/>
-        </w:rPr>
-        <w:t>Выбранный технологический стек (C# + WPF + MySQL) позволяет реализовать все перечисленные требования в рамках курсовой работы и обеспечить практическую значимость разрабатываемой системы.</w:t>
-      </w:r>
     </w:p>
     <w:p>
       <w:pPr>
@@ -10626,7 +11471,7 @@
           <w:szCs w:val="28"/>
         </w:rPr>
         <w:lastRenderedPageBreak/>
-        <w:t>Создание концепции решения</w:t>
+        <w:t>Программная/техническая реализация решения</w:t>
       </w:r>
     </w:p>
     <w:p>
@@ -10640,6 +11485,58 @@
           <w:szCs w:val="28"/>
         </w:rPr>
       </w:pPr>
+    </w:p>
+    <w:p>
+      <w:pPr>
+        <w:spacing w:after="240"/>
+        <w:ind w:firstLine="567"/>
+        <w:jc w:val="both"/>
+        <w:rPr>
+          <w:rFonts w:ascii="Times New Roman" w:hAnsi="Times New Roman" w:cs="Times New Roman"/>
+          <w:sz w:val="28"/>
+          <w:szCs w:val="28"/>
+        </w:rPr>
+      </w:pPr>
+    </w:p>
+    <w:p>
+      <w:pPr>
+        <w:rPr>
+          <w:rFonts w:ascii="Times New Roman" w:hAnsi="Times New Roman" w:cs="Times New Roman"/>
+          <w:sz w:val="28"/>
+          <w:szCs w:val="28"/>
+        </w:rPr>
+      </w:pPr>
+      <w:r>
+        <w:rPr>
+          <w:rFonts w:ascii="Times New Roman" w:hAnsi="Times New Roman" w:cs="Times New Roman"/>
+          <w:sz w:val="28"/>
+          <w:szCs w:val="28"/>
+        </w:rPr>
+        <w:br w:type="page"/>
+      </w:r>
+    </w:p>
+    <w:p>
+      <w:pPr>
+        <w:spacing w:after="240"/>
+        <w:ind w:firstLine="567"/>
+        <w:jc w:val="center"/>
+        <w:rPr>
+          <w:rFonts w:ascii="Times New Roman" w:hAnsi="Times New Roman" w:cs="Times New Roman"/>
+          <w:sz w:val="28"/>
+          <w:szCs w:val="28"/>
+        </w:rPr>
+      </w:pPr>
+      <w:bookmarkStart w:id="1" w:name="_GoBack"/>
+      <w:bookmarkEnd w:id="1"/>
+      <w:r>
+        <w:rPr>
+          <w:rFonts w:ascii="Times New Roman" w:hAnsi="Times New Roman" w:cs="Times New Roman"/>
+          <w:sz w:val="28"/>
+          <w:szCs w:val="28"/>
+        </w:rPr>
+        <w:lastRenderedPageBreak/>
+        <w:t>Тестирование решения</w:t>
+      </w:r>
     </w:p>
     <w:sectPr>
       <w:pgSz w:w="11906" w:h="16838"/>
@@ -10652,7 +11549,7 @@
 </file>
 
 <file path=word/numbering.xml><?xml version="1.0" encoding="utf-8"?>
-<w:numbering xmlns:wpc="http://schemas.microsoft.com/office/word/2010/wordprocessingCanvas" xmlns:cx="http://schemas.microsoft.com/office/drawing/2014/chartex" xmlns:cx1="http://schemas.microsoft.com/office/drawing/2015/9/8/chartex" xmlns:cx2="http://schemas.microsoft.com/office/drawing/2015/10/21/chartex" xmlns:cx3="http://schemas.microsoft.com/office/drawing/2016/5/9/chartex" xmlns:cx4="http://schemas.microsoft.com/office/drawing/2016/5/10/chartex" xmlns:cx5="http://schemas.microsoft.com/office/drawing/2016/5/11/chartex" xmlns:cx6="http://schemas.microsoft.com/office/drawing/2016/5/12/chartex" xmlns:cx7="http://schemas.microsoft.com/office/drawing/2016/5/13/chartex" xmlns:cx8="http://schemas.microsoft.com/office/drawing/2016/5/14/chartex" xmlns:mc="http://schemas.openxmlformats.org/markup-compatibility/2006" xmlns:aink="http://schemas.microsoft.com/office/drawing/2016/ink" xmlns:am3d="http://schemas.microsoft.com/office/drawing/2017/model3d" xmlns:o="urn:schemas-microsoft-com:office:office" xmlns:r="http://schemas.openxmlformats.org/officeDocument/2006/relationships" xmlns:m="http://schemas.openxmlformats.org/officeDocument/2006/math" xmlns:v="urn:schemas-microsoft-com:vml" xmlns:wp14="http://schemas.microsoft.com/office/word/2010/wordprocessingDrawing" xmlns:wp="http://schemas.openxmlformats.org/drawingml/2006/wordprocessingDrawing" xmlns:w10="urn:schemas-microsoft-com:office:word" xmlns:w="http://schemas.openxmlformats.org/wordprocessingml/2006/main" xmlns:w14="http://schemas.microsoft.com/office/word/2010/wordml" xmlns:w15="http://schemas.microsoft.com/office/word/2012/wordml" xmlns:w16cex="http://schemas.microsoft.com/office/word/2018/wordml/cex" xmlns:w16cid="http://schemas.microsoft.com/office/word/2016/wordml/cid" xmlns:w16="http://schemas.microsoft.com/office/word/2018/wordml" xmlns:w16sdtdh="http://schemas.microsoft.com/office/word/2020/wordml/sdtdatahash" xmlns:w16se="http://schemas.microsoft.com/office/word/2015/wordml/symex" xmlns:wpg="http://schemas.microsoft.com/office/word/2010/wordprocessingGroup" xmlns:wpi="http://schemas.microsoft.com/office/word/2010/wordprocessingInk" xmlns:wne="http://schemas.microsoft.com/office/word/2006/wordml" xmlns:wps="http://schemas.microsoft.com/office/word/2010/wordprocessingShape" mc:Ignorable="w14 w15 w16se w16cid w16 w16cex w16sdtdh wp14">
+<w:numbering xmlns:wpc="http://schemas.microsoft.com/office/word/2010/wordprocessingCanvas" xmlns:cx="http://schemas.microsoft.com/office/drawing/2014/chartex" xmlns:cx1="http://schemas.microsoft.com/office/drawing/2015/9/8/chartex" xmlns:cx2="http://schemas.microsoft.com/office/drawing/2015/10/21/chartex" xmlns:cx3="http://schemas.microsoft.com/office/drawing/2016/5/9/chartex" xmlns:cx4="http://schemas.microsoft.com/office/drawing/2016/5/10/chartex" xmlns:cx5="http://schemas.microsoft.com/office/drawing/2016/5/11/chartex" xmlns:cx6="http://schemas.microsoft.com/office/drawing/2016/5/12/chartex" xmlns:cx7="http://schemas.microsoft.com/office/drawing/2016/5/13/chartex" xmlns:cx8="http://schemas.microsoft.com/office/drawing/2016/5/14/chartex" xmlns:mc="http://schemas.openxmlformats.org/markup-compatibility/2006" xmlns:aink="http://schemas.microsoft.com/office/drawing/2016/ink" xmlns:am3d="http://schemas.microsoft.com/office/drawing/2017/model3d" xmlns:o="urn:schemas-microsoft-com:office:office" xmlns:r="http://schemas.openxmlformats.org/officeDocument/2006/relationships" xmlns:m="http://schemas.openxmlformats.org/officeDocument/2006/math" xmlns:v="urn:schemas-microsoft-com:vml" xmlns:wp14="http://schemas.microsoft.com/office/word/2010/wordprocessingDrawing" xmlns:wp="http://schemas.openxmlformats.org/drawingml/2006/wordprocessingDrawing" xmlns:w10="urn:schemas-microsoft-com:office:word" xmlns:w="http://schemas.openxmlformats.org/wordprocessingml/2006/main" xmlns:w14="http://schemas.microsoft.com/office/word/2010/wordml" xmlns:w15="http://schemas.microsoft.com/office/word/2012/wordml" xmlns:w16cid="http://schemas.microsoft.com/office/word/2016/wordml/cid" xmlns:w16se="http://schemas.microsoft.com/office/word/2015/wordml/symex" xmlns:wpg="http://schemas.microsoft.com/office/word/2010/wordprocessingGroup" xmlns:wpi="http://schemas.microsoft.com/office/word/2010/wordprocessingInk" xmlns:wne="http://schemas.microsoft.com/office/word/2006/wordml" xmlns:wps="http://schemas.microsoft.com/office/word/2010/wordprocessingShape" mc:Ignorable="w14 w15 w16se w16cid wp14">
   <w:abstractNum w:abstractNumId="0" w15:restartNumberingAfterBreak="0">
     <w:nsid w:val="57F231F3"/>
     <w:multiLevelType w:val="hybridMultilevel"/>
@@ -10772,7 +11669,7 @@
 </file>
 
 <file path=word/styles.xml><?xml version="1.0" encoding="utf-8"?>
-<w:styles xmlns:mc="http://schemas.openxmlformats.org/markup-compatibility/2006" xmlns:r="http://schemas.openxmlformats.org/officeDocument/2006/relationships" xmlns:w="http://schemas.openxmlformats.org/wordprocessingml/2006/main" xmlns:w14="http://schemas.microsoft.com/office/word/2010/wordml" xmlns:w15="http://schemas.microsoft.com/office/word/2012/wordml" xmlns:w16cex="http://schemas.microsoft.com/office/word/2018/wordml/cex" xmlns:w16cid="http://schemas.microsoft.com/office/word/2016/wordml/cid" xmlns:w16="http://schemas.microsoft.com/office/word/2018/wordml" xmlns:w16sdtdh="http://schemas.microsoft.com/office/word/2020/wordml/sdtdatahash" xmlns:w16se="http://schemas.microsoft.com/office/word/2015/wordml/symex" mc:Ignorable="w14 w15 w16se w16cid w16 w16cex w16sdtdh">
+<w:styles xmlns:mc="http://schemas.openxmlformats.org/markup-compatibility/2006" xmlns:r="http://schemas.openxmlformats.org/officeDocument/2006/relationships" xmlns:w="http://schemas.openxmlformats.org/wordprocessingml/2006/main" xmlns:w14="http://schemas.microsoft.com/office/word/2010/wordml" xmlns:w15="http://schemas.microsoft.com/office/word/2012/wordml" xmlns:w16cid="http://schemas.microsoft.com/office/word/2016/wordml/cid" xmlns:w16se="http://schemas.microsoft.com/office/word/2015/wordml/symex" mc:Ignorable="w14 w15 w16se w16cid">
   <w:docDefaults>
     <w:rPrDefault>
       <w:rPr>
@@ -10788,7 +11685,7 @@
       </w:pPr>
     </w:pPrDefault>
   </w:docDefaults>
-  <w:latentStyles w:defLockedState="0" w:defUIPriority="99" w:defSemiHidden="0" w:defUnhideWhenUsed="0" w:defQFormat="0" w:count="376">
+  <w:latentStyles w:defLockedState="0" w:defUIPriority="99" w:defSemiHidden="0" w:defUnhideWhenUsed="0" w:defQFormat="0" w:count="375">
     <w:lsdException w:name="Normal" w:uiPriority="0" w:qFormat="1"/>
     <w:lsdException w:name="heading 1" w:uiPriority="9" w:qFormat="1"/>
     <w:lsdException w:name="heading 2" w:semiHidden="1" w:uiPriority="9" w:unhideWhenUsed="1" w:qFormat="1"/>
@@ -11164,7 +12061,6 @@
     <w:lsdException w:name="Smart Hyperlink" w:semiHidden="1" w:unhideWhenUsed="1"/>
     <w:lsdException w:name="Hashtag" w:semiHidden="1" w:unhideWhenUsed="1"/>
     <w:lsdException w:name="Unresolved Mention" w:semiHidden="1" w:unhideWhenUsed="1"/>
-    <w:lsdException w:name="Smart Link" w:semiHidden="1" w:unhideWhenUsed="1"/>
   </w:latentStyles>
   <w:style w:type="paragraph" w:default="1" w:styleId="a">
     <w:name w:val="Normal"/>
